--- a/static/media/5.qd_giam_sat_ktr_dot_xuat.docx
+++ b/static/media/5.qd_giam_sat_ktr_dot_xuat.docx
@@ -1,11 +1,11 @@
 
 <file path=word/document.xml><?xml version="1.0" encoding="utf-8"?>
-<w:document xmlns:wpc="http://schemas.microsoft.com/office/word/2010/wordprocessingCanvas" xmlns:cx="http://schemas.microsoft.com/office/drawing/2014/chartex" xmlns:cx1="http://schemas.microsoft.com/office/drawing/2015/9/8/chartex" xmlns:cx2="http://schemas.microsoft.com/office/drawing/2015/10/21/chartex" xmlns:cx3="http://schemas.microsoft.com/office/drawing/2016/5/9/chartex" xmlns:cx4="http://schemas.microsoft.com/office/drawing/2016/5/10/chartex" xmlns:cx5="http://schemas.microsoft.com/office/drawing/2016/5/11/chartex" xmlns:cx6="http://schemas.microsoft.com/office/drawing/2016/5/12/chartex" xmlns:cx7="http://schemas.microsoft.com/office/drawing/2016/5/13/chartex" xmlns:cx8="http://schemas.microsoft.com/office/drawing/2016/5/14/chartex" xmlns:mc="http://schemas.openxmlformats.org/markup-compatibility/2006" xmlns:aink="http://schemas.microsoft.com/office/drawing/2016/ink" xmlns:am3d="http://schemas.microsoft.com/office/drawing/2017/model3d" xmlns:o="urn:schemas-microsoft-com:office:office" xmlns:r="http://schemas.openxmlformats.org/officeDocument/2006/relationships" xmlns:m="http://schemas.openxmlformats.org/officeDocument/2006/math" xmlns:v="urn:schemas-microsoft-com:vml" xmlns:wp14="http://schemas.microsoft.com/office/word/2010/wordprocessingDrawing" xmlns:wp="http://schemas.openxmlformats.org/drawingml/2006/wordprocessingDrawing" xmlns:w10="urn:schemas-microsoft-com:office:word" xmlns:w="http://schemas.openxmlformats.org/wordprocessingml/2006/main" xmlns:w14="http://schemas.microsoft.com/office/word/2010/wordml" xmlns:w15="http://schemas.microsoft.com/office/word/2012/wordml" xmlns:w16cex="http://schemas.microsoft.com/office/word/2018/wordml/cex" xmlns:w16cid="http://schemas.microsoft.com/office/word/2016/wordml/cid" xmlns:w16="http://schemas.microsoft.com/office/word/2018/wordml" xmlns:w16sdtdh="http://schemas.microsoft.com/office/word/2020/wordml/sdtdatahash" xmlns:w16se="http://schemas.microsoft.com/office/word/2015/wordml/symex" xmlns:wpg="http://schemas.microsoft.com/office/word/2010/wordprocessingGroup" xmlns:wpi="http://schemas.microsoft.com/office/word/2010/wordprocessingInk" xmlns:wne="http://schemas.microsoft.com/office/word/2006/wordml" xmlns:wps="http://schemas.microsoft.com/office/word/2010/wordprocessingShape" mc:Ignorable="w14 w15 w16se w16cid w16 w16cex w16sdtdh wp14">
+<w:document xmlns:wpc="http://schemas.microsoft.com/office/word/2010/wordprocessingCanvas" xmlns:cx="http://schemas.microsoft.com/office/drawing/2014/chartex" xmlns:cx1="http://schemas.microsoft.com/office/drawing/2015/9/8/chartex" xmlns:cx2="http://schemas.microsoft.com/office/drawing/2015/10/21/chartex" xmlns:cx3="http://schemas.microsoft.com/office/drawing/2016/5/9/chartex" xmlns:cx4="http://schemas.microsoft.com/office/drawing/2016/5/10/chartex" xmlns:cx5="http://schemas.microsoft.com/office/drawing/2016/5/11/chartex" xmlns:cx6="http://schemas.microsoft.com/office/drawing/2016/5/12/chartex" xmlns:cx7="http://schemas.microsoft.com/office/drawing/2016/5/13/chartex" xmlns:cx8="http://schemas.microsoft.com/office/drawing/2016/5/14/chartex" xmlns:mc="http://schemas.openxmlformats.org/markup-compatibility/2006" xmlns:aink="http://schemas.microsoft.com/office/drawing/2016/ink" xmlns:am3d="http://schemas.microsoft.com/office/drawing/2017/model3d" xmlns:o="urn:schemas-microsoft-com:office:office" xmlns:oel="http://schemas.microsoft.com/office/2019/extlst" xmlns:r="http://schemas.openxmlformats.org/officeDocument/2006/relationships" xmlns:m="http://schemas.openxmlformats.org/officeDocument/2006/math" xmlns:v="urn:schemas-microsoft-com:vml" xmlns:wp14="http://schemas.microsoft.com/office/word/2010/wordprocessingDrawing" xmlns:wp="http://schemas.openxmlformats.org/drawingml/2006/wordprocessingDrawing" xmlns:w10="urn:schemas-microsoft-com:office:word" xmlns:w="http://schemas.openxmlformats.org/wordprocessingml/2006/main" xmlns:w14="http://schemas.microsoft.com/office/word/2010/wordml" xmlns:w15="http://schemas.microsoft.com/office/word/2012/wordml" xmlns:w16cex="http://schemas.microsoft.com/office/word/2018/wordml/cex" xmlns:w16cid="http://schemas.microsoft.com/office/word/2016/wordml/cid" xmlns:w16="http://schemas.microsoft.com/office/word/2018/wordml" xmlns:w16du="http://schemas.microsoft.com/office/word/2023/wordml/word16du" xmlns:w16sdtdh="http://schemas.microsoft.com/office/word/2020/wordml/sdtdatahash" xmlns:w16sdtfl="http://schemas.microsoft.com/office/word/2024/wordml/sdtformatlock" xmlns:w16se="http://schemas.microsoft.com/office/word/2015/wordml/symex" xmlns:wpg="http://schemas.microsoft.com/office/word/2010/wordprocessingGroup" xmlns:wpi="http://schemas.microsoft.com/office/word/2010/wordprocessingInk" xmlns:wne="http://schemas.microsoft.com/office/word/2006/wordml" xmlns:wps="http://schemas.microsoft.com/office/word/2010/wordprocessingShape" mc:Ignorable="w14 w15 w16se w16cid w16 w16cex w16sdtdh w16sdtfl w16du wp14">
   <w:body>
     <w:p>
       <w:pPr>
         <w:tabs>
-          <w:tab w:val="center" w:pos="1276"/>
+          <w:tab w:val="center" w:pos="1418"/>
           <w:tab w:val="center" w:pos="6804"/>
         </w:tabs>
         <w:ind w:left="-567" w:right="-568"/>
@@ -31,7 +31,7 @@
           <w:szCs w:val="24"/>
           <w:lang w:val="nl-NL"/>
         </w:rPr>
-        <w:t>TỔNG CỤC THUẾ</w:t>
+        <w:t>CỤC THUẾ</w:t>
       </w:r>
       <w:r>
         <w:rPr>
@@ -69,7 +69,7 @@
     <w:p>
       <w:pPr>
         <w:tabs>
-          <w:tab w:val="center" w:pos="1276"/>
+          <w:tab w:val="center" w:pos="1418"/>
           <w:tab w:val="center" w:pos="6804"/>
         </w:tabs>
         <w:ind w:left="-567"/>
@@ -150,7 +150,7 @@
           </mc:Choice>
           <mc:Fallback>
             <w:pict>
-              <v:line w14:anchorId="6FA5F94F" id="Line 12" o:spid="_x0000_s1026" style="position:absolute;z-index:251653632;visibility:visible;mso-wrap-style:square;mso-width-percent:0;mso-height-percent:0;mso-wrap-distance-left:9pt;mso-wrap-distance-top:0;mso-wrap-distance-right:9pt;mso-wrap-distance-bottom:0;mso-position-horizontal:absolute;mso-position-horizontal-relative:text;mso-position-vertical:absolute;mso-position-vertical-relative:text;mso-width-percent:0;mso-height-percent:0;mso-width-relative:page;mso-height-relative:page" from="30.6pt,16.2pt" to="93.6pt,16.2pt" o:gfxdata="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"/>
+              <v:line w14:anchorId="4A7BA4E1" id="Line 12" o:spid="_x0000_s1026" style="position:absolute;z-index:251653632;visibility:visible;mso-wrap-style:square;mso-width-percent:0;mso-height-percent:0;mso-wrap-distance-left:9pt;mso-wrap-distance-top:0;mso-wrap-distance-right:9pt;mso-wrap-distance-bottom:0;mso-position-horizontal:absolute;mso-position-horizontal-relative:text;mso-position-vertical:absolute;mso-position-vertical-relative:text;mso-width-percent:0;mso-height-percent:0;mso-width-relative:page;mso-height-relative:page" from="30.6pt,16.2pt" to="93.6pt,16.2pt" o:gfxdata="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"/>
             </w:pict>
           </mc:Fallback>
         </mc:AlternateContent>
@@ -167,6 +167,13 @@
           <w:b/>
           <w:lang w:val="nl-NL"/>
         </w:rPr>
+        <w:t xml:space="preserve">CHI </w:t>
+      </w:r>
+      <w:r>
+        <w:rPr>
+          <w:b/>
+          <w:lang w:val="nl-NL"/>
+        </w:rPr>
         <w:t>CỤC THUẾ</w:t>
       </w:r>
       <w:r>
@@ -174,14 +181,14 @@
           <w:b/>
           <w:lang w:val="nl-NL"/>
         </w:rPr>
-        <w:t xml:space="preserve"> TỈNH</w:t>
-      </w:r>
-      <w:r>
-        <w:rPr>
-          <w:b/>
-          <w:lang w:val="nl-NL"/>
-        </w:rPr>
-        <w:t xml:space="preserve"> QUẢNG TRỊ</w:t>
+        <w:t xml:space="preserve"> </w:t>
+      </w:r>
+      <w:r>
+        <w:rPr>
+          <w:b/>
+          <w:lang w:val="nl-NL"/>
+        </w:rPr>
+        <w:t>KHU VỰC XI</w:t>
       </w:r>
       <w:r>
         <w:rPr>
@@ -285,7 +292,7 @@
           </mc:Choice>
           <mc:Fallback>
             <w:pict>
-              <v:line w14:anchorId="4B80554E" id="Line 13" o:spid="_x0000_s1026" style="position:absolute;z-index:251657728;visibility:visible;mso-wrap-style:square;mso-width-percent:0;mso-height-percent:0;mso-wrap-distance-left:9pt;mso-wrap-distance-top:0;mso-wrap-distance-right:9pt;mso-wrap-distance-bottom:0;mso-position-horizontal:absolute;mso-position-horizontal-relative:text;mso-position-vertical:absolute;mso-position-vertical-relative:text;mso-width-percent:0;mso-height-percent:0;mso-width-relative:page;mso-height-relative:page" from="34.65pt,1.9pt" to="34.65pt,1.9pt" o:gfxdata="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"/>
+              <v:line w14:anchorId="7B9ECCA2" id="Line 13" o:spid="_x0000_s1026" style="position:absolute;z-index:251657728;visibility:visible;mso-wrap-style:square;mso-width-percent:0;mso-height-percent:0;mso-wrap-distance-left:9pt;mso-wrap-distance-top:0;mso-wrap-distance-right:9pt;mso-wrap-distance-bottom:0;mso-position-horizontal:absolute;mso-position-horizontal-relative:text;mso-position-vertical:absolute;mso-position-vertical-relative:text;mso-width-percent:0;mso-height-percent:0;mso-width-relative:page;mso-height-relative:page" from="34.65pt,1.9pt" to="34.65pt,1.9pt" o:gfxdata="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"/>
             </w:pict>
           </mc:Fallback>
         </mc:AlternateContent>
@@ -294,10 +301,10 @@
     <w:p>
       <w:pPr>
         <w:tabs>
-          <w:tab w:val="center" w:pos="1276"/>
-          <w:tab w:val="right" w:pos="8789"/>
+          <w:tab w:val="center" w:pos="1418"/>
+          <w:tab w:val="right" w:pos="9071"/>
         </w:tabs>
-        <w:spacing w:before="120"/>
+        <w:spacing w:before="60"/>
         <w:ind w:left="-567"/>
         <w:jc w:val="both"/>
         <w:rPr>
@@ -376,7 +383,7 @@
           </mc:Choice>
           <mc:Fallback>
             <w:pict>
-              <v:line w14:anchorId="21F5B82C" id="Line 14" o:spid="_x0000_s1026" style="position:absolute;z-index:251662848;visibility:visible;mso-wrap-style:square;mso-width-percent:0;mso-height-percent:0;mso-wrap-distance-left:9pt;mso-wrap-distance-top:0;mso-wrap-distance-right:9pt;mso-wrap-distance-bottom:0;mso-position-horizontal:absolute;mso-position-horizontal-relative:text;mso-position-vertical:absolute;mso-position-vertical-relative:text;mso-width-percent:0;mso-height-percent:0;mso-width-relative:page;mso-height-relative:page" from="260.85pt,1.05pt" to="422.85pt,1.05pt" o:gfxdata="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"/>
+              <v:line w14:anchorId="32ED057E" id="Line 14" o:spid="_x0000_s1026" style="position:absolute;z-index:251662848;visibility:visible;mso-wrap-style:square;mso-width-percent:0;mso-height-percent:0;mso-wrap-distance-left:9pt;mso-wrap-distance-top:0;mso-wrap-distance-right:9pt;mso-wrap-distance-bottom:0;mso-position-horizontal:absolute;mso-position-horizontal-relative:text;mso-position-vertical:absolute;mso-position-vertical-relative:text;mso-width-percent:0;mso-height-percent:0;mso-width-relative:page;mso-height-relative:page" from="260.85pt,1.05pt" to="422.85pt,1.05pt" o:gfxdata="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"/>
             </w:pict>
           </mc:Fallback>
         </mc:AlternateContent>
@@ -387,7 +394,14 @@
           <w:sz w:val="28"/>
         </w:rPr>
         <w:tab/>
-        <w:t>Số:           /QĐ-CTQTR</w:t>
+        <w:t>Số:           /QĐ-</w:t>
+      </w:r>
+      <w:r>
+        <w:rPr>
+          <w:color w:val="000000" w:themeColor="text1"/>
+          <w:sz w:val="28"/>
+        </w:rPr>
+        <w:t>CCTKV.XI</w:t>
       </w:r>
       <w:r>
         <w:rPr>
@@ -453,7 +467,7 @@
     </w:p>
     <w:p>
       <w:pPr>
-        <w:spacing w:before="240" w:after="120"/>
+        <w:spacing w:before="120" w:after="120"/>
         <w:jc w:val="center"/>
         <w:rPr>
           <w:b/>
@@ -553,7 +567,7 @@
     </w:p>
     <w:p>
       <w:pPr>
-        <w:spacing w:before="240" w:after="120"/>
+        <w:spacing w:before="120"/>
         <w:jc w:val="center"/>
         <w:rPr>
           <w:b/>
@@ -634,7 +648,7 @@
           </mc:Choice>
           <mc:Fallback>
             <w:pict>
-              <v:line w14:anchorId="493E579B" id="Line 15" o:spid="_x0000_s1026" style="position:absolute;z-index:251666944;visibility:visible;mso-wrap-style:square;mso-width-percent:0;mso-height-percent:0;mso-wrap-distance-left:9pt;mso-wrap-distance-top:0;mso-wrap-distance-right:9pt;mso-wrap-distance-bottom:0;mso-position-horizontal:absolute;mso-position-horizontal-relative:text;mso-position-vertical:absolute;mso-position-vertical-relative:text;mso-width-percent:0;mso-height-percent:0;mso-width-relative:page;mso-height-relative:page" from="169.15pt,2.8pt" to="285.25pt,2.8pt" o:gfxdata="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"/>
+              <v:line w14:anchorId="33E1948C" id="Line 15" o:spid="_x0000_s1026" style="position:absolute;z-index:251666944;visibility:visible;mso-wrap-style:square;mso-width-percent:0;mso-height-percent:0;mso-wrap-distance-left:9pt;mso-wrap-distance-top:0;mso-wrap-distance-right:9pt;mso-wrap-distance-bottom:0;mso-position-horizontal:absolute;mso-position-horizontal-relative:text;mso-position-vertical:absolute;mso-position-vertical-relative:text;mso-width-percent:0;mso-height-percent:0;mso-width-relative:page;mso-height-relative:page" from="169.15pt,2.8pt" to="285.25pt,2.8pt" o:gfxdata="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"/>
             </w:pict>
           </mc:Fallback>
         </mc:AlternateContent>
@@ -642,11 +656,22 @@
       <w:r>
         <w:rPr>
           <w:b/>
-          <w:sz w:val="28"/>
-          <w:szCs w:val="28"/>
-          <w:lang w:val="nl-NL"/>
-        </w:rPr>
-        <w:t>CỤC TRƯỞNG CỤC THUẾ TỈNH QUẢNG TRỊ</w:t>
+          <w:noProof/>
+          <w:sz w:val="28"/>
+          <w:szCs w:val="28"/>
+          <w:lang w:val="en-GB" w:eastAsia="en-GB"/>
+        </w:rPr>
+        <w:t xml:space="preserve"> </w:t>
+      </w:r>
+      <w:r>
+        <w:rPr>
+          <w:b/>
+          <w:noProof/>
+          <w:sz w:val="28"/>
+          <w:szCs w:val="28"/>
+          <w:lang w:val="en-GB" w:eastAsia="en-GB"/>
+        </w:rPr>
+        <w:t>CHI CỤC TRƯỞNG CHI CỤC THUẾ</w:t>
       </w:r>
     </w:p>
     <w:p>
@@ -756,7 +781,15 @@
           <w:sz w:val="28"/>
           <w:szCs w:val="28"/>
         </w:rPr>
-        <w:t>Căn cứ Quyết định số 1836/QĐ-BTC ngày 08 tháng 10 năm 2018 của Bộ Tài Chính quy định chức năng, nhiệm vụ, quyền hạn và cơ cấu tổ chức của Cục Thuế thuộc Tổng cục Thuế;</w:t>
+        <w:t>Căn cứ Quyết định số 904/QĐ-BTC ngày 03/03/2025 của Bộ Tài chính quy định chức năng, nhiệm vụ, quyền hạn và cơ cấu tổ chức của Chi cục Thuế khu vực thuộc Cục Thuế</w:t>
+      </w:r>
+      <w:r>
+        <w:rPr>
+          <w:i/>
+          <w:sz w:val="28"/>
+          <w:szCs w:val="28"/>
+        </w:rPr>
+        <w:t>;</w:t>
       </w:r>
     </w:p>
     <w:p>
@@ -792,7 +825,31 @@
           <w:sz w:val="28"/>
           <w:szCs w:val="28"/>
         </w:rPr>
-        <w:t>/QĐ-CTQTR</w:t>
+        <w:t>/QĐ-C</w:t>
+      </w:r>
+      <w:r>
+        <w:rPr>
+          <w:i/>
+          <w:sz w:val="28"/>
+          <w:szCs w:val="28"/>
+        </w:rPr>
+        <w:t>C</w:t>
+      </w:r>
+      <w:r>
+        <w:rPr>
+          <w:i/>
+          <w:sz w:val="28"/>
+          <w:szCs w:val="28"/>
+        </w:rPr>
+        <w:t>T</w:t>
+      </w:r>
+      <w:r>
+        <w:rPr>
+          <w:i/>
+          <w:sz w:val="28"/>
+          <w:szCs w:val="28"/>
+        </w:rPr>
+        <w:t>KV.XI</w:t>
       </w:r>
       <w:r>
         <w:rPr>
@@ -827,7 +884,25 @@
           <w:szCs w:val="28"/>
           <w:lang w:val="nl-NL"/>
         </w:rPr>
-        <w:t>của Cục Thuế tỉnh Quảng Trị về việc kiểm tra chấp hành pháp luật thuế tại</w:t>
+        <w:t xml:space="preserve">của </w:t>
+      </w:r>
+      <w:r>
+        <w:rPr>
+          <w:i/>
+          <w:sz w:val="28"/>
+          <w:szCs w:val="28"/>
+          <w:lang w:val="nl-NL"/>
+        </w:rPr>
+        <w:t>Chi cục Thuế khu vực XI</w:t>
+      </w:r>
+      <w:r>
+        <w:rPr>
+          <w:i/>
+          <w:sz w:val="28"/>
+          <w:szCs w:val="28"/>
+          <w:lang w:val="nl-NL"/>
+        </w:rPr>
+        <w:t xml:space="preserve"> về việc kiểm tra chấp hành pháp luật thuế tại</w:t>
       </w:r>
       <w:r>
         <w:rPr>
@@ -938,12 +1013,21 @@
           <w:szCs w:val="28"/>
           <w:lang w:val="nl-NL"/>
         </w:rPr>
+        <w:t xml:space="preserve"> số 4</w:t>
+      </w:r>
+      <w:r>
+        <w:rPr>
+          <w:i/>
+          <w:sz w:val="28"/>
+          <w:szCs w:val="28"/>
+          <w:lang w:val="nl-NL"/>
+        </w:rPr>
         <w:t>.</w:t>
       </w:r>
     </w:p>
     <w:p>
       <w:pPr>
-        <w:spacing w:before="120" w:after="120" w:line="242" w:lineRule="auto"/>
+        <w:spacing w:before="120"/>
         <w:jc w:val="center"/>
         <w:rPr>
           <w:b/>
@@ -1039,7 +1123,15 @@
           <w:szCs w:val="28"/>
           <w:lang w:val="nl-NL"/>
         </w:rPr>
-        <w:t>QĐ-CTQTR</w:t>
+        <w:t>QĐ-C</w:t>
+      </w:r>
+      <w:r>
+        <w:rPr>
+          <w:sz w:val="28"/>
+          <w:szCs w:val="28"/>
+          <w:lang w:val="nl-NL"/>
+        </w:rPr>
+        <w:t>CTKV.XI</w:t>
       </w:r>
       <w:r>
         <w:rPr>
@@ -1071,7 +1163,63 @@
           <w:szCs w:val="28"/>
           <w:lang w:val="nl-NL"/>
         </w:rPr>
-        <w:t xml:space="preserve">của Cục thuế tỉnh Quảng Trị về việc </w:t>
+        <w:t xml:space="preserve">của </w:t>
+      </w:r>
+      <w:r>
+        <w:rPr>
+          <w:sz w:val="28"/>
+          <w:szCs w:val="28"/>
+          <w:lang w:val="nl-NL"/>
+        </w:rPr>
+        <w:t>C</w:t>
+      </w:r>
+      <w:r>
+        <w:rPr>
+          <w:sz w:val="28"/>
+          <w:szCs w:val="28"/>
+          <w:lang w:val="nl-NL"/>
+        </w:rPr>
+        <w:t>hi c</w:t>
+      </w:r>
+      <w:r>
+        <w:rPr>
+          <w:sz w:val="28"/>
+          <w:szCs w:val="28"/>
+          <w:lang w:val="nl-NL"/>
+        </w:rPr>
+        <w:t xml:space="preserve">ục </w:t>
+      </w:r>
+      <w:r>
+        <w:rPr>
+          <w:sz w:val="28"/>
+          <w:szCs w:val="28"/>
+          <w:lang w:val="nl-NL"/>
+        </w:rPr>
+        <w:t>T</w:t>
+      </w:r>
+      <w:r>
+        <w:rPr>
+          <w:sz w:val="28"/>
+          <w:szCs w:val="28"/>
+          <w:lang w:val="nl-NL"/>
+        </w:rPr>
+        <w:t xml:space="preserve">huế </w:t>
+      </w:r>
+      <w:r>
+        <w:rPr>
+          <w:sz w:val="28"/>
+          <w:szCs w:val="28"/>
+          <w:lang w:val="sv-SE"/>
+        </w:rPr>
+        <w:t>khu vực XI</w:t>
+      </w:r>
+      <w:r>
+        <w:rPr>
+          <w:sz w:val="28"/>
+          <w:szCs w:val="28"/>
+          <w:lang w:val="nl-NL"/>
+        </w:rPr>
+        <w:t xml:space="preserve"> về việc </w:t>
       </w:r>
       <w:r>
         <w:rPr>
@@ -1297,7 +1445,47 @@
           <w:szCs w:val="28"/>
           <w:lang w:val="nl-NL"/>
         </w:rPr>
-        <w:t xml:space="preserve"> Cục Thuế tỉnh Quảng Trị là người giám sát hoạt động của Đoàn </w:t>
+        <w:t xml:space="preserve"> số 4,</w:t>
+      </w:r>
+      <w:r>
+        <w:rPr>
+          <w:sz w:val="28"/>
+          <w:szCs w:val="28"/>
+          <w:lang w:val="nl-NL"/>
+        </w:rPr>
+        <w:t xml:space="preserve"> C</w:t>
+      </w:r>
+      <w:r>
+        <w:rPr>
+          <w:sz w:val="28"/>
+          <w:szCs w:val="28"/>
+          <w:lang w:val="nl-NL"/>
+        </w:rPr>
+        <w:t>hi c</w:t>
+      </w:r>
+      <w:r>
+        <w:rPr>
+          <w:sz w:val="28"/>
+          <w:szCs w:val="28"/>
+          <w:lang w:val="nl-NL"/>
+        </w:rPr>
+        <w:t xml:space="preserve">ục Thuế </w:t>
+      </w:r>
+      <w:r>
+        <w:rPr>
+          <w:sz w:val="28"/>
+          <w:szCs w:val="28"/>
+          <w:lang w:val="nl-NL"/>
+        </w:rPr>
+        <w:t>khu vực XI</w:t>
+      </w:r>
+      <w:r>
+        <w:rPr>
+          <w:sz w:val="28"/>
+          <w:szCs w:val="28"/>
+          <w:lang w:val="nl-NL"/>
+        </w:rPr>
+        <w:t xml:space="preserve"> là người giám sát hoạt động của Đoàn </w:t>
       </w:r>
       <w:r>
         <w:rPr>
@@ -1563,31 +1751,7 @@
           <w:szCs w:val="28"/>
           <w:lang w:val="nl-NL"/>
         </w:rPr>
-        <w:t xml:space="preserve">, Lãnh đạo Cục Thuế, trưởng đoàn </w:t>
-      </w:r>
-      <w:r>
-        <w:rPr>
-          <w:sz w:val="28"/>
-          <w:szCs w:val="28"/>
-          <w:lang w:val="nl-NL"/>
-        </w:rPr>
-        <w:t xml:space="preserve">kiểm </w:t>
-      </w:r>
-      <w:r>
-        <w:rPr>
-          <w:sz w:val="28"/>
-          <w:szCs w:val="28"/>
-          <w:lang w:val="nl-NL"/>
-        </w:rPr>
-        <w:t>tra</w:t>
-      </w:r>
-      <w:r>
-        <w:rPr>
-          <w:sz w:val="28"/>
-          <w:szCs w:val="28"/>
-          <w:lang w:val="nl-NL"/>
-        </w:rPr>
-        <w:t xml:space="preserve"> </w:t>
+        <w:t>, Lãnh đạo C</w:t>
       </w:r>
       <w:r>
         <w:rPr>
@@ -1597,7 +1761,91 @@
           <w:szCs w:val="28"/>
           <w:lang w:val="nl-NL"/>
         </w:rPr>
-        <w:t xml:space="preserve">thuế và các thành viên có tên tại Quyết định số </w:t>
+        <w:t>hi c</w:t>
+      </w:r>
+      <w:r>
+        <w:rPr>
+          <w:bCs/>
+          <w:iCs/>
+          <w:sz w:val="28"/>
+          <w:szCs w:val="28"/>
+          <w:lang w:val="nl-NL"/>
+        </w:rPr>
+        <w:t>ục Thuế</w:t>
+      </w:r>
+      <w:r>
+        <w:rPr>
+          <w:bCs/>
+          <w:iCs/>
+          <w:sz w:val="28"/>
+          <w:szCs w:val="28"/>
+          <w:lang w:val="nl-NL"/>
+        </w:rPr>
+        <w:t xml:space="preserve"> khu vực XI</w:t>
+      </w:r>
+      <w:r>
+        <w:rPr>
+          <w:bCs/>
+          <w:iCs/>
+          <w:sz w:val="28"/>
+          <w:szCs w:val="28"/>
+          <w:lang w:val="nl-NL"/>
+        </w:rPr>
+        <w:t xml:space="preserve">, </w:t>
+      </w:r>
+      <w:r>
+        <w:rPr>
+          <w:bCs/>
+          <w:iCs/>
+          <w:sz w:val="28"/>
+          <w:szCs w:val="28"/>
+          <w:lang w:val="nl-NL"/>
+        </w:rPr>
+        <w:t>Đ</w:t>
+      </w:r>
+      <w:r>
+        <w:rPr>
+          <w:bCs/>
+          <w:iCs/>
+          <w:sz w:val="28"/>
+          <w:szCs w:val="28"/>
+          <w:lang w:val="nl-NL"/>
+        </w:rPr>
+        <w:t xml:space="preserve">oàn </w:t>
+      </w:r>
+      <w:r>
+        <w:rPr>
+          <w:sz w:val="28"/>
+          <w:szCs w:val="28"/>
+          <w:lang w:val="nl-NL"/>
+        </w:rPr>
+        <w:t xml:space="preserve">kiểm </w:t>
+      </w:r>
+      <w:r>
+        <w:rPr>
+          <w:sz w:val="28"/>
+          <w:szCs w:val="28"/>
+          <w:lang w:val="nl-NL"/>
+        </w:rPr>
+        <w:t>tra</w:t>
+      </w:r>
+      <w:r>
+        <w:rPr>
+          <w:sz w:val="28"/>
+          <w:szCs w:val="28"/>
+          <w:lang w:val="nl-NL"/>
+        </w:rPr>
+        <w:t xml:space="preserve"> </w:t>
+      </w:r>
+      <w:r>
+        <w:rPr>
+          <w:bCs/>
+          <w:iCs/>
+          <w:sz w:val="28"/>
+          <w:szCs w:val="28"/>
+          <w:lang w:val="nl-NL"/>
+        </w:rPr>
+        <w:t xml:space="preserve">có tên tại Quyết định số </w:t>
       </w:r>
       <w:r>
         <w:rPr>
@@ -1887,7 +2135,23 @@
           <w:szCs w:val="22"/>
           <w:lang w:val="nl-NL"/>
         </w:rPr>
-        <w:t>TTKT (03b).</w:t>
+        <w:t>TTKT</w:t>
+      </w:r>
+      <w:r>
+        <w:rPr>
+          <w:sz w:val="22"/>
+          <w:szCs w:val="22"/>
+          <w:lang w:val="nl-NL"/>
+        </w:rPr>
+        <w:t>4</w:t>
+      </w:r>
+      <w:r>
+        <w:rPr>
+          <w:sz w:val="22"/>
+          <w:szCs w:val="22"/>
+          <w:lang w:val="nl-NL"/>
+        </w:rPr>
+        <w:t xml:space="preserve"> (03b).</w:t>
       </w:r>
     </w:p>
     <w:p>
@@ -1938,8 +2202,8 @@
         </w:tabs>
         <w:jc w:val="both"/>
         <w:rPr>
-          <w:sz w:val="38"/>
-          <w:szCs w:val="22"/>
+          <w:sz w:val="28"/>
+          <w:szCs w:val="16"/>
           <w:lang w:val="nl-NL"/>
         </w:rPr>
       </w:pPr>
@@ -1951,8 +2215,8 @@
         </w:tabs>
         <w:jc w:val="both"/>
         <w:rPr>
-          <w:sz w:val="38"/>
-          <w:szCs w:val="22"/>
+          <w:sz w:val="16"/>
+          <w:szCs w:val="6"/>
           <w:lang w:val="nl-NL"/>
         </w:rPr>
       </w:pPr>
@@ -1964,6 +2228,32 @@
         </w:tabs>
         <w:jc w:val="both"/>
         <w:rPr>
+          <w:sz w:val="16"/>
+          <w:szCs w:val="6"/>
+          <w:lang w:val="nl-NL"/>
+        </w:rPr>
+      </w:pPr>
+    </w:p>
+    <w:p>
+      <w:pPr>
+        <w:tabs>
+          <w:tab w:val="center" w:pos="6804"/>
+        </w:tabs>
+        <w:jc w:val="both"/>
+        <w:rPr>
+          <w:sz w:val="16"/>
+          <w:szCs w:val="6"/>
+          <w:lang w:val="nl-NL"/>
+        </w:rPr>
+      </w:pPr>
+    </w:p>
+    <w:p>
+      <w:pPr>
+        <w:tabs>
+          <w:tab w:val="center" w:pos="6804"/>
+        </w:tabs>
+        <w:jc w:val="both"/>
+        <w:rPr>
           <w:b/>
           <w:color w:val="FF0000"/>
           <w:sz w:val="28"/>
@@ -2003,7 +2293,7 @@
     <w:sectPr>
       <w:footerReference w:type="default" r:id="rId7"/>
       <w:pgSz w:w="11906" w:h="16838" w:code="9"/>
-      <w:pgMar w:top="1134" w:right="1134" w:bottom="851" w:left="1701" w:header="284" w:footer="227" w:gutter="0"/>
+      <w:pgMar w:top="851" w:right="1021" w:bottom="851" w:left="1531" w:header="284" w:footer="227" w:gutter="0"/>
       <w:cols w:space="720"/>
       <w:docGrid w:linePitch="360"/>
     </w:sectPr>
@@ -2012,7 +2302,7 @@
 </file>
 
 <file path=word/endnotes.xml><?xml version="1.0" encoding="utf-8"?>
-<w:endnotes xmlns:wpc="http://schemas.microsoft.com/office/word/2010/wordprocessingCanvas" xmlns:cx="http://schemas.microsoft.com/office/drawing/2014/chartex" xmlns:cx1="http://schemas.microsoft.com/office/drawing/2015/9/8/chartex" xmlns:cx2="http://schemas.microsoft.com/office/drawing/2015/10/21/chartex" xmlns:cx3="http://schemas.microsoft.com/office/drawing/2016/5/9/chartex" xmlns:cx4="http://schemas.microsoft.com/office/drawing/2016/5/10/chartex" xmlns:cx5="http://schemas.microsoft.com/office/drawing/2016/5/11/chartex" xmlns:cx6="http://schemas.microsoft.com/office/drawing/2016/5/12/chartex" xmlns:cx7="http://schemas.microsoft.com/office/drawing/2016/5/13/chartex" xmlns:cx8="http://schemas.microsoft.com/office/drawing/2016/5/14/chartex" xmlns:mc="http://schemas.openxmlformats.org/markup-compatibility/2006" xmlns:aink="http://schemas.microsoft.com/office/drawing/2016/ink" xmlns:am3d="http://schemas.microsoft.com/office/drawing/2017/model3d" xmlns:o="urn:schemas-microsoft-com:office:office" xmlns:r="http://schemas.openxmlformats.org/officeDocument/2006/relationships" xmlns:m="http://schemas.openxmlformats.org/officeDocument/2006/math" xmlns:v="urn:schemas-microsoft-com:vml" xmlns:wp14="http://schemas.microsoft.com/office/word/2010/wordprocessingDrawing" xmlns:wp="http://schemas.openxmlformats.org/drawingml/2006/wordprocessingDrawing" xmlns:w10="urn:schemas-microsoft-com:office:word" xmlns:w="http://schemas.openxmlformats.org/wordprocessingml/2006/main" xmlns:w14="http://schemas.microsoft.com/office/word/2010/wordml" xmlns:w15="http://schemas.microsoft.com/office/word/2012/wordml" xmlns:w16cex="http://schemas.microsoft.com/office/word/2018/wordml/cex" xmlns:w16cid="http://schemas.microsoft.com/office/word/2016/wordml/cid" xmlns:w16="http://schemas.microsoft.com/office/word/2018/wordml" xmlns:w16sdtdh="http://schemas.microsoft.com/office/word/2020/wordml/sdtdatahash" xmlns:w16se="http://schemas.microsoft.com/office/word/2015/wordml/symex" xmlns:wpg="http://schemas.microsoft.com/office/word/2010/wordprocessingGroup" xmlns:wpi="http://schemas.microsoft.com/office/word/2010/wordprocessingInk" xmlns:wne="http://schemas.microsoft.com/office/word/2006/wordml" xmlns:wps="http://schemas.microsoft.com/office/word/2010/wordprocessingShape" mc:Ignorable="w14 w15 w16se w16cid w16 w16cex w16sdtdh wp14">
+<w:endnotes xmlns:wpc="http://schemas.microsoft.com/office/word/2010/wordprocessingCanvas" xmlns:cx="http://schemas.microsoft.com/office/drawing/2014/chartex" xmlns:cx1="http://schemas.microsoft.com/office/drawing/2015/9/8/chartex" xmlns:cx2="http://schemas.microsoft.com/office/drawing/2015/10/21/chartex" xmlns:cx3="http://schemas.microsoft.com/office/drawing/2016/5/9/chartex" xmlns:cx4="http://schemas.microsoft.com/office/drawing/2016/5/10/chartex" xmlns:cx5="http://schemas.microsoft.com/office/drawing/2016/5/11/chartex" xmlns:cx6="http://schemas.microsoft.com/office/drawing/2016/5/12/chartex" xmlns:cx7="http://schemas.microsoft.com/office/drawing/2016/5/13/chartex" xmlns:cx8="http://schemas.microsoft.com/office/drawing/2016/5/14/chartex" xmlns:mc="http://schemas.openxmlformats.org/markup-compatibility/2006" xmlns:aink="http://schemas.microsoft.com/office/drawing/2016/ink" xmlns:am3d="http://schemas.microsoft.com/office/drawing/2017/model3d" xmlns:o="urn:schemas-microsoft-com:office:office" xmlns:oel="http://schemas.microsoft.com/office/2019/extlst" xmlns:r="http://schemas.openxmlformats.org/officeDocument/2006/relationships" xmlns:m="http://schemas.openxmlformats.org/officeDocument/2006/math" xmlns:v="urn:schemas-microsoft-com:vml" xmlns:wp14="http://schemas.microsoft.com/office/word/2010/wordprocessingDrawing" xmlns:wp="http://schemas.openxmlformats.org/drawingml/2006/wordprocessingDrawing" xmlns:w10="urn:schemas-microsoft-com:office:word" xmlns:w="http://schemas.openxmlformats.org/wordprocessingml/2006/main" xmlns:w14="http://schemas.microsoft.com/office/word/2010/wordml" xmlns:w15="http://schemas.microsoft.com/office/word/2012/wordml" xmlns:w16cex="http://schemas.microsoft.com/office/word/2018/wordml/cex" xmlns:w16cid="http://schemas.microsoft.com/office/word/2016/wordml/cid" xmlns:w16="http://schemas.microsoft.com/office/word/2018/wordml" xmlns:w16du="http://schemas.microsoft.com/office/word/2023/wordml/word16du" xmlns:w16sdtdh="http://schemas.microsoft.com/office/word/2020/wordml/sdtdatahash" xmlns:w16sdtfl="http://schemas.microsoft.com/office/word/2024/wordml/sdtformatlock" xmlns:w16se="http://schemas.microsoft.com/office/word/2015/wordml/symex" xmlns:wpg="http://schemas.microsoft.com/office/word/2010/wordprocessingGroup" xmlns:wpi="http://schemas.microsoft.com/office/word/2010/wordprocessingInk" xmlns:wne="http://schemas.microsoft.com/office/word/2006/wordml" xmlns:wps="http://schemas.microsoft.com/office/word/2010/wordprocessingShape" mc:Ignorable="w14 w15 w16se w16cid w16 w16cex w16sdtdh w16sdtfl w16du wp14">
   <w:endnote w:type="separator" w:id="-1">
     <w:p>
       <w:r>
@@ -2031,7 +2321,7 @@
 </file>
 
 <file path=word/footer1.xml><?xml version="1.0" encoding="utf-8"?>
-<w:ftr xmlns:wpc="http://schemas.microsoft.com/office/word/2010/wordprocessingCanvas" xmlns:cx="http://schemas.microsoft.com/office/drawing/2014/chartex" xmlns:cx1="http://schemas.microsoft.com/office/drawing/2015/9/8/chartex" xmlns:cx2="http://schemas.microsoft.com/office/drawing/2015/10/21/chartex" xmlns:cx3="http://schemas.microsoft.com/office/drawing/2016/5/9/chartex" xmlns:cx4="http://schemas.microsoft.com/office/drawing/2016/5/10/chartex" xmlns:cx5="http://schemas.microsoft.com/office/drawing/2016/5/11/chartex" xmlns:cx6="http://schemas.microsoft.com/office/drawing/2016/5/12/chartex" xmlns:cx7="http://schemas.microsoft.com/office/drawing/2016/5/13/chartex" xmlns:cx8="http://schemas.microsoft.com/office/drawing/2016/5/14/chartex" xmlns:mc="http://schemas.openxmlformats.org/markup-compatibility/2006" xmlns:aink="http://schemas.microsoft.com/office/drawing/2016/ink" xmlns:am3d="http://schemas.microsoft.com/office/drawing/2017/model3d" xmlns:o="urn:schemas-microsoft-com:office:office" xmlns:r="http://schemas.openxmlformats.org/officeDocument/2006/relationships" xmlns:m="http://schemas.openxmlformats.org/officeDocument/2006/math" xmlns:v="urn:schemas-microsoft-com:vml" xmlns:wp14="http://schemas.microsoft.com/office/word/2010/wordprocessingDrawing" xmlns:wp="http://schemas.openxmlformats.org/drawingml/2006/wordprocessingDrawing" xmlns:w10="urn:schemas-microsoft-com:office:word" xmlns:w="http://schemas.openxmlformats.org/wordprocessingml/2006/main" xmlns:w14="http://schemas.microsoft.com/office/word/2010/wordml" xmlns:w15="http://schemas.microsoft.com/office/word/2012/wordml" xmlns:w16cex="http://schemas.microsoft.com/office/word/2018/wordml/cex" xmlns:w16cid="http://schemas.microsoft.com/office/word/2016/wordml/cid" xmlns:w16="http://schemas.microsoft.com/office/word/2018/wordml" xmlns:w16sdtdh="http://schemas.microsoft.com/office/word/2020/wordml/sdtdatahash" xmlns:w16se="http://schemas.microsoft.com/office/word/2015/wordml/symex" xmlns:wpg="http://schemas.microsoft.com/office/word/2010/wordprocessingGroup" xmlns:wpi="http://schemas.microsoft.com/office/word/2010/wordprocessingInk" xmlns:wne="http://schemas.microsoft.com/office/word/2006/wordml" xmlns:wps="http://schemas.microsoft.com/office/word/2010/wordprocessingShape" mc:Ignorable="w14 w15 w16se w16cid w16 w16cex w16sdtdh wp14">
+<w:ftr xmlns:wpc="http://schemas.microsoft.com/office/word/2010/wordprocessingCanvas" xmlns:cx="http://schemas.microsoft.com/office/drawing/2014/chartex" xmlns:cx1="http://schemas.microsoft.com/office/drawing/2015/9/8/chartex" xmlns:cx2="http://schemas.microsoft.com/office/drawing/2015/10/21/chartex" xmlns:cx3="http://schemas.microsoft.com/office/drawing/2016/5/9/chartex" xmlns:cx4="http://schemas.microsoft.com/office/drawing/2016/5/10/chartex" xmlns:cx5="http://schemas.microsoft.com/office/drawing/2016/5/11/chartex" xmlns:cx6="http://schemas.microsoft.com/office/drawing/2016/5/12/chartex" xmlns:cx7="http://schemas.microsoft.com/office/drawing/2016/5/13/chartex" xmlns:cx8="http://schemas.microsoft.com/office/drawing/2016/5/14/chartex" xmlns:mc="http://schemas.openxmlformats.org/markup-compatibility/2006" xmlns:aink="http://schemas.microsoft.com/office/drawing/2016/ink" xmlns:am3d="http://schemas.microsoft.com/office/drawing/2017/model3d" xmlns:o="urn:schemas-microsoft-com:office:office" xmlns:oel="http://schemas.microsoft.com/office/2019/extlst" xmlns:r="http://schemas.openxmlformats.org/officeDocument/2006/relationships" xmlns:m="http://schemas.openxmlformats.org/officeDocument/2006/math" xmlns:v="urn:schemas-microsoft-com:vml" xmlns:wp14="http://schemas.microsoft.com/office/word/2010/wordprocessingDrawing" xmlns:wp="http://schemas.openxmlformats.org/drawingml/2006/wordprocessingDrawing" xmlns:w10="urn:schemas-microsoft-com:office:word" xmlns:w="http://schemas.openxmlformats.org/wordprocessingml/2006/main" xmlns:w14="http://schemas.microsoft.com/office/word/2010/wordml" xmlns:w15="http://schemas.microsoft.com/office/word/2012/wordml" xmlns:w16cex="http://schemas.microsoft.com/office/word/2018/wordml/cex" xmlns:w16cid="http://schemas.microsoft.com/office/word/2016/wordml/cid" xmlns:w16="http://schemas.microsoft.com/office/word/2018/wordml" xmlns:w16du="http://schemas.microsoft.com/office/word/2023/wordml/word16du" xmlns:w16sdtdh="http://schemas.microsoft.com/office/word/2020/wordml/sdtdatahash" xmlns:w16sdtfl="http://schemas.microsoft.com/office/word/2024/wordml/sdtformatlock" xmlns:w16se="http://schemas.microsoft.com/office/word/2015/wordml/symex" xmlns:wpg="http://schemas.microsoft.com/office/word/2010/wordprocessingGroup" xmlns:wpi="http://schemas.microsoft.com/office/word/2010/wordprocessingInk" xmlns:wne="http://schemas.microsoft.com/office/word/2006/wordml" xmlns:wps="http://schemas.microsoft.com/office/word/2010/wordprocessingShape" mc:Ignorable="w14 w15 w16se w16cid w16 w16cex w16sdtdh w16sdtfl w16du wp14">
   <w:p>
     <w:pPr>
       <w:pStyle w:val="Footer"/>
@@ -2045,7 +2335,7 @@
 </file>
 
 <file path=word/footnotes.xml><?xml version="1.0" encoding="utf-8"?>
-<w:footnotes xmlns:wpc="http://schemas.microsoft.com/office/word/2010/wordprocessingCanvas" xmlns:cx="http://schemas.microsoft.com/office/drawing/2014/chartex" xmlns:cx1="http://schemas.microsoft.com/office/drawing/2015/9/8/chartex" xmlns:cx2="http://schemas.microsoft.com/office/drawing/2015/10/21/chartex" xmlns:cx3="http://schemas.microsoft.com/office/drawing/2016/5/9/chartex" xmlns:cx4="http://schemas.microsoft.com/office/drawing/2016/5/10/chartex" xmlns:cx5="http://schemas.microsoft.com/office/drawing/2016/5/11/chartex" xmlns:cx6="http://schemas.microsoft.com/office/drawing/2016/5/12/chartex" xmlns:cx7="http://schemas.microsoft.com/office/drawing/2016/5/13/chartex" xmlns:cx8="http://schemas.microsoft.com/office/drawing/2016/5/14/chartex" xmlns:mc="http://schemas.openxmlformats.org/markup-compatibility/2006" xmlns:aink="http://schemas.microsoft.com/office/drawing/2016/ink" xmlns:am3d="http://schemas.microsoft.com/office/drawing/2017/model3d" xmlns:o="urn:schemas-microsoft-com:office:office" xmlns:r="http://schemas.openxmlformats.org/officeDocument/2006/relationships" xmlns:m="http://schemas.openxmlformats.org/officeDocument/2006/math" xmlns:v="urn:schemas-microsoft-com:vml" xmlns:wp14="http://schemas.microsoft.com/office/word/2010/wordprocessingDrawing" xmlns:wp="http://schemas.openxmlformats.org/drawingml/2006/wordprocessingDrawing" xmlns:w10="urn:schemas-microsoft-com:office:word" xmlns:w="http://schemas.openxmlformats.org/wordprocessingml/2006/main" xmlns:w14="http://schemas.microsoft.com/office/word/2010/wordml" xmlns:w15="http://schemas.microsoft.com/office/word/2012/wordml" xmlns:w16cex="http://schemas.microsoft.com/office/word/2018/wordml/cex" xmlns:w16cid="http://schemas.microsoft.com/office/word/2016/wordml/cid" xmlns:w16="http://schemas.microsoft.com/office/word/2018/wordml" xmlns:w16sdtdh="http://schemas.microsoft.com/office/word/2020/wordml/sdtdatahash" xmlns:w16se="http://schemas.microsoft.com/office/word/2015/wordml/symex" xmlns:wpg="http://schemas.microsoft.com/office/word/2010/wordprocessingGroup" xmlns:wpi="http://schemas.microsoft.com/office/word/2010/wordprocessingInk" xmlns:wne="http://schemas.microsoft.com/office/word/2006/wordml" xmlns:wps="http://schemas.microsoft.com/office/word/2010/wordprocessingShape" mc:Ignorable="w14 w15 w16se w16cid w16 w16cex w16sdtdh wp14">
+<w:footnotes xmlns:wpc="http://schemas.microsoft.com/office/word/2010/wordprocessingCanvas" xmlns:cx="http://schemas.microsoft.com/office/drawing/2014/chartex" xmlns:cx1="http://schemas.microsoft.com/office/drawing/2015/9/8/chartex" xmlns:cx2="http://schemas.microsoft.com/office/drawing/2015/10/21/chartex" xmlns:cx3="http://schemas.microsoft.com/office/drawing/2016/5/9/chartex" xmlns:cx4="http://schemas.microsoft.com/office/drawing/2016/5/10/chartex" xmlns:cx5="http://schemas.microsoft.com/office/drawing/2016/5/11/chartex" xmlns:cx6="http://schemas.microsoft.com/office/drawing/2016/5/12/chartex" xmlns:cx7="http://schemas.microsoft.com/office/drawing/2016/5/13/chartex" xmlns:cx8="http://schemas.microsoft.com/office/drawing/2016/5/14/chartex" xmlns:mc="http://schemas.openxmlformats.org/markup-compatibility/2006" xmlns:aink="http://schemas.microsoft.com/office/drawing/2016/ink" xmlns:am3d="http://schemas.microsoft.com/office/drawing/2017/model3d" xmlns:o="urn:schemas-microsoft-com:office:office" xmlns:oel="http://schemas.microsoft.com/office/2019/extlst" xmlns:r="http://schemas.openxmlformats.org/officeDocument/2006/relationships" xmlns:m="http://schemas.openxmlformats.org/officeDocument/2006/math" xmlns:v="urn:schemas-microsoft-com:vml" xmlns:wp14="http://schemas.microsoft.com/office/word/2010/wordprocessingDrawing" xmlns:wp="http://schemas.openxmlformats.org/drawingml/2006/wordprocessingDrawing" xmlns:w10="urn:schemas-microsoft-com:office:word" xmlns:w="http://schemas.openxmlformats.org/wordprocessingml/2006/main" xmlns:w14="http://schemas.microsoft.com/office/word/2010/wordml" xmlns:w15="http://schemas.microsoft.com/office/word/2012/wordml" xmlns:w16cex="http://schemas.microsoft.com/office/word/2018/wordml/cex" xmlns:w16cid="http://schemas.microsoft.com/office/word/2016/wordml/cid" xmlns:w16="http://schemas.microsoft.com/office/word/2018/wordml" xmlns:w16du="http://schemas.microsoft.com/office/word/2023/wordml/word16du" xmlns:w16sdtdh="http://schemas.microsoft.com/office/word/2020/wordml/sdtdatahash" xmlns:w16sdtfl="http://schemas.microsoft.com/office/word/2024/wordml/sdtformatlock" xmlns:w16se="http://schemas.microsoft.com/office/word/2015/wordml/symex" xmlns:wpg="http://schemas.microsoft.com/office/word/2010/wordprocessingGroup" xmlns:wpi="http://schemas.microsoft.com/office/word/2010/wordprocessingInk" xmlns:wne="http://schemas.microsoft.com/office/word/2006/wordml" xmlns:wps="http://schemas.microsoft.com/office/word/2010/wordprocessingShape" mc:Ignorable="w14 w15 w16se w16cid w16 w16cex w16sdtdh w16sdtfl w16du wp14">
   <w:footnote w:type="separator" w:id="-1">
     <w:p>
       <w:r>
@@ -2064,7 +2354,7 @@
 </file>
 
 <file path=word/numbering.xml><?xml version="1.0" encoding="utf-8"?>
-<w:numbering xmlns:wpc="http://schemas.microsoft.com/office/word/2010/wordprocessingCanvas" xmlns:cx="http://schemas.microsoft.com/office/drawing/2014/chartex" xmlns:cx1="http://schemas.microsoft.com/office/drawing/2015/9/8/chartex" xmlns:cx2="http://schemas.microsoft.com/office/drawing/2015/10/21/chartex" xmlns:cx3="http://schemas.microsoft.com/office/drawing/2016/5/9/chartex" xmlns:cx4="http://schemas.microsoft.com/office/drawing/2016/5/10/chartex" xmlns:cx5="http://schemas.microsoft.com/office/drawing/2016/5/11/chartex" xmlns:cx6="http://schemas.microsoft.com/office/drawing/2016/5/12/chartex" xmlns:cx7="http://schemas.microsoft.com/office/drawing/2016/5/13/chartex" xmlns:cx8="http://schemas.microsoft.com/office/drawing/2016/5/14/chartex" xmlns:mc="http://schemas.openxmlformats.org/markup-compatibility/2006" xmlns:aink="http://schemas.microsoft.com/office/drawing/2016/ink" xmlns:am3d="http://schemas.microsoft.com/office/drawing/2017/model3d" xmlns:o="urn:schemas-microsoft-com:office:office" xmlns:r="http://schemas.openxmlformats.org/officeDocument/2006/relationships" xmlns:m="http://schemas.openxmlformats.org/officeDocument/2006/math" xmlns:v="urn:schemas-microsoft-com:vml" xmlns:wp14="http://schemas.microsoft.com/office/word/2010/wordprocessingDrawing" xmlns:wp="http://schemas.openxmlformats.org/drawingml/2006/wordprocessingDrawing" xmlns:w10="urn:schemas-microsoft-com:office:word" xmlns:w="http://schemas.openxmlformats.org/wordprocessingml/2006/main" xmlns:w14="http://schemas.microsoft.com/office/word/2010/wordml" xmlns:w15="http://schemas.microsoft.com/office/word/2012/wordml" xmlns:w16cex="http://schemas.microsoft.com/office/word/2018/wordml/cex" xmlns:w16cid="http://schemas.microsoft.com/office/word/2016/wordml/cid" xmlns:w16="http://schemas.microsoft.com/office/word/2018/wordml" xmlns:w16sdtdh="http://schemas.microsoft.com/office/word/2020/wordml/sdtdatahash" xmlns:w16se="http://schemas.microsoft.com/office/word/2015/wordml/symex" xmlns:wpg="http://schemas.microsoft.com/office/word/2010/wordprocessingGroup" xmlns:wpi="http://schemas.microsoft.com/office/word/2010/wordprocessingInk" xmlns:wne="http://schemas.microsoft.com/office/word/2006/wordml" xmlns:wps="http://schemas.microsoft.com/office/word/2010/wordprocessingShape" mc:Ignorable="w14 w15 w16se w16cid w16 w16cex w16sdtdh wp14">
+<w:numbering xmlns:wpc="http://schemas.microsoft.com/office/word/2010/wordprocessingCanvas" xmlns:cx="http://schemas.microsoft.com/office/drawing/2014/chartex" xmlns:cx1="http://schemas.microsoft.com/office/drawing/2015/9/8/chartex" xmlns:cx2="http://schemas.microsoft.com/office/drawing/2015/10/21/chartex" xmlns:cx3="http://schemas.microsoft.com/office/drawing/2016/5/9/chartex" xmlns:cx4="http://schemas.microsoft.com/office/drawing/2016/5/10/chartex" xmlns:cx5="http://schemas.microsoft.com/office/drawing/2016/5/11/chartex" xmlns:cx6="http://schemas.microsoft.com/office/drawing/2016/5/12/chartex" xmlns:cx7="http://schemas.microsoft.com/office/drawing/2016/5/13/chartex" xmlns:cx8="http://schemas.microsoft.com/office/drawing/2016/5/14/chartex" xmlns:mc="http://schemas.openxmlformats.org/markup-compatibility/2006" xmlns:aink="http://schemas.microsoft.com/office/drawing/2016/ink" xmlns:am3d="http://schemas.microsoft.com/office/drawing/2017/model3d" xmlns:o="urn:schemas-microsoft-com:office:office" xmlns:oel="http://schemas.microsoft.com/office/2019/extlst" xmlns:r="http://schemas.openxmlformats.org/officeDocument/2006/relationships" xmlns:m="http://schemas.openxmlformats.org/officeDocument/2006/math" xmlns:v="urn:schemas-microsoft-com:vml" xmlns:wp14="http://schemas.microsoft.com/office/word/2010/wordprocessingDrawing" xmlns:wp="http://schemas.openxmlformats.org/drawingml/2006/wordprocessingDrawing" xmlns:w10="urn:schemas-microsoft-com:office:word" xmlns:w="http://schemas.openxmlformats.org/wordprocessingml/2006/main" xmlns:w14="http://schemas.microsoft.com/office/word/2010/wordml" xmlns:w15="http://schemas.microsoft.com/office/word/2012/wordml" xmlns:w16cex="http://schemas.microsoft.com/office/word/2018/wordml/cex" xmlns:w16cid="http://schemas.microsoft.com/office/word/2016/wordml/cid" xmlns:w16="http://schemas.microsoft.com/office/word/2018/wordml" xmlns:w16du="http://schemas.microsoft.com/office/word/2023/wordml/word16du" xmlns:w16sdtdh="http://schemas.microsoft.com/office/word/2020/wordml/sdtdatahash" xmlns:w16sdtfl="http://schemas.microsoft.com/office/word/2024/wordml/sdtformatlock" xmlns:w16se="http://schemas.microsoft.com/office/word/2015/wordml/symex" xmlns:wpg="http://schemas.microsoft.com/office/word/2010/wordprocessingGroup" xmlns:wpi="http://schemas.microsoft.com/office/word/2010/wordprocessingInk" xmlns:wne="http://schemas.microsoft.com/office/word/2006/wordml" xmlns:wps="http://schemas.microsoft.com/office/word/2010/wordprocessingShape" mc:Ignorable="w14 w15 w16se w16cid w16 w16cex w16sdtdh w16sdtfl w16du wp14">
   <w:abstractNum w:abstractNumId="0" w15:restartNumberingAfterBreak="0">
     <w:nsid w:val="1BDE4D8A"/>
     <w:multiLevelType w:val="hybridMultilevel"/>
@@ -2317,17 +2607,17 @@
       </w:rPr>
     </w:lvl>
   </w:abstractNum>
-  <w:num w:numId="1">
+  <w:num w:numId="1" w16cid:durableId="1879313087">
     <w:abstractNumId w:val="0"/>
   </w:num>
-  <w:num w:numId="2">
+  <w:num w:numId="2" w16cid:durableId="497892910">
     <w:abstractNumId w:val="1"/>
   </w:num>
 </w:numbering>
 </file>
 
 <file path=word/styles.xml><?xml version="1.0" encoding="utf-8"?>
-<w:styles xmlns:mc="http://schemas.openxmlformats.org/markup-compatibility/2006" xmlns:r="http://schemas.openxmlformats.org/officeDocument/2006/relationships" xmlns:w="http://schemas.openxmlformats.org/wordprocessingml/2006/main" xmlns:w14="http://schemas.microsoft.com/office/word/2010/wordml" xmlns:w15="http://schemas.microsoft.com/office/word/2012/wordml" xmlns:w16cex="http://schemas.microsoft.com/office/word/2018/wordml/cex" xmlns:w16cid="http://schemas.microsoft.com/office/word/2016/wordml/cid" xmlns:w16="http://schemas.microsoft.com/office/word/2018/wordml" xmlns:w16sdtdh="http://schemas.microsoft.com/office/word/2020/wordml/sdtdatahash" xmlns:w16se="http://schemas.microsoft.com/office/word/2015/wordml/symex" mc:Ignorable="w14 w15 w16se w16cid w16 w16cex w16sdtdh">
+<w:styles xmlns:mc="http://schemas.openxmlformats.org/markup-compatibility/2006" xmlns:r="http://schemas.openxmlformats.org/officeDocument/2006/relationships" xmlns:w="http://schemas.openxmlformats.org/wordprocessingml/2006/main" xmlns:w14="http://schemas.microsoft.com/office/word/2010/wordml" xmlns:w15="http://schemas.microsoft.com/office/word/2012/wordml" xmlns:w16cex="http://schemas.microsoft.com/office/word/2018/wordml/cex" xmlns:w16cid="http://schemas.microsoft.com/office/word/2016/wordml/cid" xmlns:w16="http://schemas.microsoft.com/office/word/2018/wordml" xmlns:w16du="http://schemas.microsoft.com/office/word/2023/wordml/word16du" xmlns:w16sdtdh="http://schemas.microsoft.com/office/word/2020/wordml/sdtdatahash" xmlns:w16sdtfl="http://schemas.microsoft.com/office/word/2024/wordml/sdtformatlock" xmlns:w16se="http://schemas.microsoft.com/office/word/2015/wordml/symex" mc:Ignorable="w14 w15 w16se w16cid w16 w16cex w16sdtdh w16sdtfl w16du">
   <w:docDefaults>
     <w:rPrDefault>
       <w:rPr>

--- a/static/media/5.qd_giam_sat_ktr_dot_xuat.docx
+++ b/static/media/5.qd_giam_sat_ktr_dot_xuat.docx
@@ -150,7 +150,7 @@
           </mc:Choice>
           <mc:Fallback>
             <w:pict>
-              <v:line w14:anchorId="4A7BA4E1" id="Line 12" o:spid="_x0000_s1026" style="position:absolute;z-index:251653632;visibility:visible;mso-wrap-style:square;mso-width-percent:0;mso-height-percent:0;mso-wrap-distance-left:9pt;mso-wrap-distance-top:0;mso-wrap-distance-right:9pt;mso-wrap-distance-bottom:0;mso-position-horizontal:absolute;mso-position-horizontal-relative:text;mso-position-vertical:absolute;mso-position-vertical-relative:text;mso-width-percent:0;mso-height-percent:0;mso-width-relative:page;mso-height-relative:page" from="30.6pt,16.2pt" to="93.6pt,16.2pt" o:gfxdata="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"/>
+              <v:line w14:anchorId="5632229C" id="Line 12" o:spid="_x0000_s1026" style="position:absolute;z-index:251653632;visibility:visible;mso-wrap-style:square;mso-width-percent:0;mso-height-percent:0;mso-wrap-distance-left:9pt;mso-wrap-distance-top:0;mso-wrap-distance-right:9pt;mso-wrap-distance-bottom:0;mso-position-horizontal:absolute;mso-position-horizontal-relative:text;mso-position-vertical:absolute;mso-position-vertical-relative:text;mso-width-percent:0;mso-height-percent:0;mso-width-relative:page;mso-height-relative:page" from="30.6pt,16.2pt" to="93.6pt,16.2pt" o:gfxdata="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"/>
             </w:pict>
           </mc:Fallback>
         </mc:AlternateContent>
@@ -292,7 +292,7 @@
           </mc:Choice>
           <mc:Fallback>
             <w:pict>
-              <v:line w14:anchorId="7B9ECCA2" id="Line 13" o:spid="_x0000_s1026" style="position:absolute;z-index:251657728;visibility:visible;mso-wrap-style:square;mso-width-percent:0;mso-height-percent:0;mso-wrap-distance-left:9pt;mso-wrap-distance-top:0;mso-wrap-distance-right:9pt;mso-wrap-distance-bottom:0;mso-position-horizontal:absolute;mso-position-horizontal-relative:text;mso-position-vertical:absolute;mso-position-vertical-relative:text;mso-width-percent:0;mso-height-percent:0;mso-width-relative:page;mso-height-relative:page" from="34.65pt,1.9pt" to="34.65pt,1.9pt" o:gfxdata="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"/>
+              <v:line w14:anchorId="4D79FBE2" id="Line 13" o:spid="_x0000_s1026" style="position:absolute;z-index:251657728;visibility:visible;mso-wrap-style:square;mso-width-percent:0;mso-height-percent:0;mso-wrap-distance-left:9pt;mso-wrap-distance-top:0;mso-wrap-distance-right:9pt;mso-wrap-distance-bottom:0;mso-position-horizontal:absolute;mso-position-horizontal-relative:text;mso-position-vertical:absolute;mso-position-vertical-relative:text;mso-width-percent:0;mso-height-percent:0;mso-width-relative:page;mso-height-relative:page" from="34.65pt,1.9pt" to="34.65pt,1.9pt" o:gfxdata="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"/>
             </w:pict>
           </mc:Fallback>
         </mc:AlternateContent>
@@ -383,7 +383,7 @@
           </mc:Choice>
           <mc:Fallback>
             <w:pict>
-              <v:line w14:anchorId="32ED057E" id="Line 14" o:spid="_x0000_s1026" style="position:absolute;z-index:251662848;visibility:visible;mso-wrap-style:square;mso-width-percent:0;mso-height-percent:0;mso-wrap-distance-left:9pt;mso-wrap-distance-top:0;mso-wrap-distance-right:9pt;mso-wrap-distance-bottom:0;mso-position-horizontal:absolute;mso-position-horizontal-relative:text;mso-position-vertical:absolute;mso-position-vertical-relative:text;mso-width-percent:0;mso-height-percent:0;mso-width-relative:page;mso-height-relative:page" from="260.85pt,1.05pt" to="422.85pt,1.05pt" o:gfxdata="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"/>
+              <v:line w14:anchorId="6D770B57" id="Line 14" o:spid="_x0000_s1026" style="position:absolute;z-index:251662848;visibility:visible;mso-wrap-style:square;mso-width-percent:0;mso-height-percent:0;mso-wrap-distance-left:9pt;mso-wrap-distance-top:0;mso-wrap-distance-right:9pt;mso-wrap-distance-bottom:0;mso-position-horizontal:absolute;mso-position-horizontal-relative:text;mso-position-vertical:absolute;mso-position-vertical-relative:text;mso-width-percent:0;mso-height-percent:0;mso-width-relative:page;mso-height-relative:page" from="260.85pt,1.05pt" to="422.85pt,1.05pt" o:gfxdata="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"/>
             </w:pict>
           </mc:Fallback>
         </mc:AlternateContent>
@@ -520,7 +520,7 @@
           <w:sz w:val="28"/>
           <w:szCs w:val="28"/>
         </w:rPr>
-        <w:t>kiểm tra chấp hành pháp luật thuế</w:t>
+        <w:t>kiểm tra</w:t>
       </w:r>
     </w:p>
     <w:p>
@@ -648,7 +648,7 @@
           </mc:Choice>
           <mc:Fallback>
             <w:pict>
-              <v:line w14:anchorId="33E1948C" id="Line 15" o:spid="_x0000_s1026" style="position:absolute;z-index:251666944;visibility:visible;mso-wrap-style:square;mso-width-percent:0;mso-height-percent:0;mso-wrap-distance-left:9pt;mso-wrap-distance-top:0;mso-wrap-distance-right:9pt;mso-wrap-distance-bottom:0;mso-position-horizontal:absolute;mso-position-horizontal-relative:text;mso-position-vertical:absolute;mso-position-vertical-relative:text;mso-width-percent:0;mso-height-percent:0;mso-width-relative:page;mso-height-relative:page" from="169.15pt,2.8pt" to="285.25pt,2.8pt" o:gfxdata="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"/>
+              <v:line w14:anchorId="0E687128" id="Line 15" o:spid="_x0000_s1026" style="position:absolute;z-index:251666944;visibility:visible;mso-wrap-style:square;mso-width-percent:0;mso-height-percent:0;mso-wrap-distance-left:9pt;mso-wrap-distance-top:0;mso-wrap-distance-right:9pt;mso-wrap-distance-bottom:0;mso-position-horizontal:absolute;mso-position-horizontal-relative:text;mso-position-vertical:absolute;mso-position-vertical-relative:text;mso-width-percent:0;mso-height-percent:0;mso-width-relative:page;mso-height-relative:page" from="169.15pt,2.8pt" to="285.25pt,2.8pt" o:gfxdata="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"/>
             </w:pict>
           </mc:Fallback>
         </mc:AlternateContent>
@@ -676,50 +676,503 @@
     </w:p>
     <w:p>
       <w:pPr>
+        <w:ind w:right="-285" w:firstLine="426"/>
+        <w:jc w:val="both"/>
+        <w:rPr>
+          <w:i/>
+          <w:sz w:val="28"/>
+          <w:szCs w:val="28"/>
+        </w:rPr>
+      </w:pPr>
+      <w:r>
+        <w:rPr>
+          <w:i/>
+          <w:sz w:val="28"/>
+          <w:szCs w:val="28"/>
+        </w:rPr>
+        <w:t>Căn cứ Luật Quản lý</w:t>
+      </w:r>
+      <w:r>
+        <w:rPr>
+          <w:i/>
+          <w:sz w:val="28"/>
+          <w:szCs w:val="28"/>
+        </w:rPr>
+        <w:t xml:space="preserve"> thuế</w:t>
+      </w:r>
+      <w:r>
+        <w:rPr>
+          <w:i/>
+          <w:sz w:val="28"/>
+          <w:szCs w:val="28"/>
+        </w:rPr>
+        <w:t xml:space="preserve"> </w:t>
+      </w:r>
+      <w:r>
+        <w:rPr>
+          <w:i/>
+          <w:sz w:val="28"/>
+          <w:szCs w:val="28"/>
+          <w:lang w:val="nl-NL"/>
+        </w:rPr>
+        <w:t>&lt;luat_qlt_ngay&gt;</w:t>
+      </w:r>
+      <w:r>
+        <w:rPr>
+          <w:i/>
+          <w:sz w:val="28"/>
+          <w:szCs w:val="28"/>
+          <w:lang w:val="nl-NL"/>
+        </w:rPr>
+        <w:t xml:space="preserve"> </w:t>
+      </w:r>
+      <w:r>
+        <w:rPr>
+          <w:i/>
+          <w:sz w:val="28"/>
+          <w:szCs w:val="28"/>
+          <w:lang w:val="nl-NL"/>
+        </w:rPr>
+        <w:t>và các văn bản hướng dẫn thi hành</w:t>
+      </w:r>
+      <w:r>
+        <w:rPr>
+          <w:i/>
+          <w:sz w:val="28"/>
+          <w:szCs w:val="28"/>
+        </w:rPr>
+        <w:t>;</w:t>
+      </w:r>
+    </w:p>
+    <w:p>
+      <w:pPr>
+        <w:ind w:right="-285" w:firstLine="426"/>
+        <w:jc w:val="both"/>
+        <w:rPr>
+          <w:i/>
+          <w:sz w:val="28"/>
+          <w:szCs w:val="28"/>
+        </w:rPr>
+      </w:pPr>
+      <w:r>
+        <w:rPr>
+          <w:i/>
+          <w:sz w:val="28"/>
+          <w:szCs w:val="28"/>
+        </w:rPr>
+        <w:t>Căn cứ &lt;quy_trinh_ktra&gt; của Tổng cục Thuế về việc ban hành quy trình kiểm tra thuế;</w:t>
+      </w:r>
+    </w:p>
+    <w:p>
+      <w:pPr>
+        <w:ind w:right="-285" w:firstLine="426"/>
+        <w:jc w:val="both"/>
+        <w:rPr>
+          <w:i/>
+          <w:sz w:val="28"/>
+          <w:szCs w:val="28"/>
+          <w:lang w:val="nl-NL"/>
+        </w:rPr>
+      </w:pPr>
+      <w:r>
+        <w:rPr>
+          <w:i/>
+          <w:sz w:val="28"/>
+          <w:szCs w:val="28"/>
+          <w:lang w:val="nl-NL"/>
+        </w:rPr>
+        <w:t xml:space="preserve">Căn cứ Quyết định số 1614/QĐ-TCT ngày 13/10/2020 của Tổng cục Thuế về việc ban hành quy chế giám sát hoạt động của </w:t>
+      </w:r>
+      <w:r>
+        <w:rPr>
+          <w:i/>
+          <w:sz w:val="28"/>
+          <w:szCs w:val="28"/>
+          <w:lang w:val="nl-NL"/>
+        </w:rPr>
+        <w:t>Đ</w:t>
+      </w:r>
+      <w:r>
+        <w:rPr>
+          <w:i/>
+          <w:sz w:val="28"/>
+          <w:szCs w:val="28"/>
+          <w:lang w:val="nl-NL"/>
+        </w:rPr>
+        <w:t>oàn thanh tra, kiểm tra thuế</w:t>
+      </w:r>
+      <w:r>
+        <w:rPr>
+          <w:i/>
+          <w:sz w:val="28"/>
+          <w:szCs w:val="28"/>
+          <w:lang w:val="nl-NL"/>
+        </w:rPr>
+        <w:t>;</w:t>
+      </w:r>
+    </w:p>
+    <w:p>
+      <w:pPr>
+        <w:ind w:right="-285" w:firstLine="426"/>
+        <w:jc w:val="both"/>
+        <w:rPr>
+          <w:i/>
+          <w:sz w:val="28"/>
+          <w:szCs w:val="28"/>
+        </w:rPr>
+      </w:pPr>
+      <w:r>
+        <w:rPr>
+          <w:i/>
+          <w:sz w:val="28"/>
+          <w:szCs w:val="28"/>
+        </w:rPr>
+        <w:t>Căn cứ Quyết định số 904/QĐ-BTC ngày 03/03/2025 của Bộ Tài chính quy định chức năng, nhiệm vụ, quyền hạn và cơ cấu tổ chức của Chi cục Thuế khu vực thuộc Cục Thuế</w:t>
+      </w:r>
+      <w:r>
+        <w:rPr>
+          <w:i/>
+          <w:sz w:val="28"/>
+          <w:szCs w:val="28"/>
+        </w:rPr>
+        <w:t>;</w:t>
+      </w:r>
+    </w:p>
+    <w:p>
+      <w:pPr>
+        <w:ind w:right="-285" w:firstLine="426"/>
+        <w:jc w:val="both"/>
+        <w:rPr>
+          <w:i/>
+          <w:sz w:val="28"/>
+          <w:szCs w:val="28"/>
+        </w:rPr>
+      </w:pPr>
+      <w:r>
+        <w:rPr>
+          <w:i/>
+          <w:sz w:val="28"/>
+          <w:szCs w:val="28"/>
+        </w:rPr>
+        <w:t>Căn cứ Quyết định số 02/QĐ-CT ngày 03/3/2025 của Cục trưởng Cục Thuế về việc ban hành quy định chức năng, nhiệm vụ, quyền hạn của Văn phòng, các Phòng thuộc Chi cục Thuế khu vực;</w:t>
+      </w:r>
+    </w:p>
+    <w:p>
+      <w:pPr>
+        <w:ind w:right="-285" w:firstLine="426"/>
+        <w:jc w:val="both"/>
+        <w:rPr>
+          <w:i/>
+          <w:sz w:val="28"/>
+          <w:szCs w:val="28"/>
+        </w:rPr>
+      </w:pPr>
+      <w:r>
+        <w:rPr>
+          <w:i/>
+          <w:sz w:val="28"/>
+          <w:szCs w:val="28"/>
+        </w:rPr>
+        <w:t>Căn cứ &lt;qd_tkt_tct&gt; của Tổng cục Thuế về việc giao chỉ tiêu nhiệm vụ thanh tra thuế và kiểm tra thuế tại trụ sở người nộp thuế năm &lt;nam_kh_tkt&gt;;</w:t>
+      </w:r>
+    </w:p>
+    <w:p>
+      <w:pPr>
+        <w:ind w:right="-285" w:firstLine="426"/>
+        <w:jc w:val="both"/>
+        <w:rPr>
+          <w:i/>
+          <w:sz w:val="28"/>
+          <w:szCs w:val="28"/>
+        </w:rPr>
+      </w:pPr>
+      <w:r>
+        <w:rPr>
+          <w:i/>
+          <w:sz w:val="28"/>
+          <w:szCs w:val="28"/>
+        </w:rPr>
+        <w:t>Căn cứ &lt;qd_tkt_cct&gt; của Cục Thuế tỉnh Quảng Trị về việc giao chỉ tiêu nhiệm vụ thanh tra thuế và kiểm tra thuế tại trụ sở người nộp thuế năm &lt;nam_kh_tkt&gt;;</w:t>
+      </w:r>
+    </w:p>
+    <w:p>
+      <w:pPr>
+        <w:ind w:right="-285" w:firstLine="426"/>
+        <w:jc w:val="both"/>
+        <w:rPr>
+          <w:i/>
+          <w:sz w:val="28"/>
+          <w:szCs w:val="28"/>
+        </w:rPr>
+      </w:pPr>
+      <w:r>
+        <w:rPr>
+          <w:i/>
+          <w:sz w:val="28"/>
+          <w:szCs w:val="28"/>
+        </w:rPr>
+        <w:t>Căn cứ &lt;tham_quyen_ky&gt; của Chi cục Thuế khu vực XI về việc giao cho Phó Chi cục trưởng Chi cục Thuế được ký thay một số văn bản thuộc thẩm quyền của Chi cục trưởng Chi cục Thuế;</w:t>
+      </w:r>
+    </w:p>
+    <w:p>
+      <w:pPr>
+        <w:ind w:right="-285" w:firstLine="426"/>
+        <w:jc w:val="both"/>
+        <w:rPr>
+          <w:i/>
+          <w:sz w:val="28"/>
+          <w:szCs w:val="28"/>
+          <w:lang w:val="nl-NL"/>
+        </w:rPr>
+      </w:pPr>
+      <w:r>
+        <w:rPr>
+          <w:i/>
+          <w:sz w:val="28"/>
+          <w:szCs w:val="28"/>
+        </w:rPr>
+        <w:t xml:space="preserve">Căn cứ Quyết định số         /QĐ-CCTKV.XI </w:t>
+      </w:r>
+      <w:r>
+        <w:rPr>
+          <w:i/>
+          <w:sz w:val="28"/>
+          <w:szCs w:val="28"/>
+          <w:lang w:val="nl-NL"/>
+        </w:rPr>
+        <w:t>&lt;ngay_thang&gt;</w:t>
+      </w:r>
+      <w:r>
+        <w:rPr>
+          <w:i/>
+          <w:sz w:val="28"/>
+          <w:szCs w:val="28"/>
+          <w:lang w:val="nl-NL"/>
+        </w:rPr>
+        <w:t xml:space="preserve"> của Chi cục Thuế khu vực XI về việc kiểm tra thuế tại </w:t>
+      </w:r>
+      <w:r>
+        <w:rPr>
+          <w:i/>
+          <w:sz w:val="28"/>
+          <w:szCs w:val="28"/>
+          <w:lang w:val="nl-NL"/>
+        </w:rPr>
+        <w:t>&lt;ten_dv&gt;</w:t>
+      </w:r>
+      <w:r>
+        <w:rPr>
+          <w:i/>
+          <w:sz w:val="28"/>
+          <w:szCs w:val="28"/>
+          <w:lang w:val="nl-NL"/>
+        </w:rPr>
+        <w:t>;</w:t>
+      </w:r>
+    </w:p>
+    <w:p>
+      <w:pPr>
         <w:ind w:firstLine="709"/>
         <w:jc w:val="both"/>
         <w:rPr>
           <w:i/>
           <w:sz w:val="28"/>
           <w:szCs w:val="28"/>
-        </w:rPr>
-      </w:pPr>
-      <w:r>
-        <w:rPr>
-          <w:i/>
-          <w:sz w:val="28"/>
-          <w:szCs w:val="28"/>
-        </w:rPr>
-        <w:t>Căn cứ Luật Quản lý</w:t>
-      </w:r>
-      <w:r>
-        <w:rPr>
-          <w:i/>
-          <w:sz w:val="28"/>
-          <w:szCs w:val="28"/>
-        </w:rPr>
-        <w:t xml:space="preserve"> thuế</w:t>
-      </w:r>
-      <w:r>
-        <w:rPr>
-          <w:i/>
-          <w:sz w:val="28"/>
-          <w:szCs w:val="28"/>
+          <w:lang w:val="nl-NL"/>
+        </w:rPr>
+      </w:pPr>
+      <w:r>
+        <w:rPr>
+          <w:i/>
+          <w:sz w:val="28"/>
+          <w:szCs w:val="28"/>
+          <w:lang w:val="nl-NL"/>
+        </w:rPr>
+        <w:t>Theo</w:t>
+      </w:r>
+      <w:r>
+        <w:rPr>
+          <w:i/>
+          <w:sz w:val="28"/>
+          <w:szCs w:val="28"/>
+          <w:lang w:val="nl-NL"/>
+        </w:rPr>
+        <w:t xml:space="preserve"> đề nghị của </w:t>
+      </w:r>
+      <w:r>
+        <w:rPr>
+          <w:i/>
+          <w:sz w:val="28"/>
+          <w:szCs w:val="28"/>
+          <w:lang w:val="nl-NL"/>
+        </w:rPr>
+        <w:t xml:space="preserve">&lt;ld_phong&gt; </w:t>
+      </w:r>
+      <w:r>
+        <w:rPr>
+          <w:i/>
+          <w:sz w:val="28"/>
+          <w:szCs w:val="28"/>
+          <w:lang w:val="nl-NL"/>
+        </w:rPr>
+        <w:t>Tha</w:t>
+      </w:r>
+      <w:r>
+        <w:rPr>
+          <w:i/>
+          <w:sz w:val="28"/>
+          <w:szCs w:val="28"/>
+          <w:lang w:val="nl-NL"/>
+        </w:rPr>
+        <w:t>nh tra</w:t>
+      </w:r>
+      <w:r>
+        <w:rPr>
+          <w:i/>
+          <w:sz w:val="28"/>
+          <w:szCs w:val="28"/>
+          <w:lang w:val="nl-NL"/>
+        </w:rPr>
+        <w:t xml:space="preserve"> – </w:t>
+      </w:r>
+      <w:r>
+        <w:rPr>
+          <w:i/>
+          <w:sz w:val="28"/>
+          <w:szCs w:val="28"/>
+          <w:lang w:val="nl-NL"/>
+        </w:rPr>
+        <w:t>Kiểm tra</w:t>
+      </w:r>
+      <w:r>
+        <w:rPr>
+          <w:i/>
+          <w:sz w:val="28"/>
+          <w:szCs w:val="28"/>
+          <w:lang w:val="nl-NL"/>
+        </w:rPr>
+        <w:t xml:space="preserve"> số 4</w:t>
+      </w:r>
+      <w:r>
+        <w:rPr>
+          <w:i/>
+          <w:sz w:val="28"/>
+          <w:szCs w:val="28"/>
+          <w:lang w:val="nl-NL"/>
+        </w:rPr>
+        <w:t>.</w:t>
+      </w:r>
+    </w:p>
+    <w:p>
+      <w:pPr>
+        <w:spacing w:before="120"/>
+        <w:jc w:val="center"/>
+        <w:rPr>
+          <w:b/>
+          <w:sz w:val="28"/>
+          <w:szCs w:val="28"/>
+          <w:lang w:val="nl-NL"/>
+        </w:rPr>
+      </w:pPr>
+      <w:r>
+        <w:rPr>
+          <w:b/>
+          <w:sz w:val="28"/>
+          <w:szCs w:val="28"/>
+          <w:lang w:val="nl-NL"/>
+        </w:rPr>
+        <w:t>QUYẾT ĐỊNH:</w:t>
+      </w:r>
+    </w:p>
+    <w:p>
+      <w:pPr>
+        <w:ind w:firstLine="567"/>
+        <w:jc w:val="both"/>
+        <w:rPr>
+          <w:sz w:val="28"/>
+          <w:szCs w:val="28"/>
+          <w:lang w:val="nl-NL"/>
+        </w:rPr>
+      </w:pPr>
+      <w:r>
+        <w:rPr>
+          <w:b/>
+          <w:sz w:val="28"/>
+          <w:szCs w:val="28"/>
+          <w:lang w:val="nl-NL"/>
+        </w:rPr>
+        <w:t>Điều 1</w:t>
+      </w:r>
+      <w:r>
+        <w:rPr>
+          <w:b/>
+          <w:sz w:val="28"/>
+          <w:szCs w:val="28"/>
+          <w:lang w:val="nl-NL"/>
+        </w:rPr>
+        <w:t>.</w:t>
+      </w:r>
+      <w:r>
+        <w:rPr>
+          <w:sz w:val="28"/>
+          <w:szCs w:val="28"/>
+          <w:lang w:val="nl-NL"/>
         </w:rPr>
         <w:t xml:space="preserve"> </w:t>
       </w:r>
       <w:r>
         <w:rPr>
-          <w:i/>
-          <w:sz w:val="28"/>
-          <w:szCs w:val="28"/>
-          <w:lang w:val="nl-NL"/>
-        </w:rPr>
-        <w:t>&lt;luat_qlt_ngay&gt;</w:t>
-      </w:r>
-      <w:r>
-        <w:rPr>
-          <w:i/>
+          <w:sz w:val="28"/>
+          <w:szCs w:val="28"/>
+        </w:rPr>
+        <w:t xml:space="preserve">Thực hiện giám sát đối với hoạt động kiểm tra của Đoàn kiểm tra thuế được thành lập theo Quyết định </w:t>
+      </w:r>
+      <w:r>
+        <w:rPr>
+          <w:bCs/>
+          <w:iCs/>
+          <w:sz w:val="28"/>
+          <w:szCs w:val="28"/>
+          <w:lang w:val="nl-NL"/>
+        </w:rPr>
+        <w:t xml:space="preserve">số </w:t>
+      </w:r>
+      <w:r>
+        <w:rPr>
+          <w:bCs/>
+          <w:iCs/>
+          <w:sz w:val="28"/>
+          <w:szCs w:val="28"/>
+          <w:lang w:val="nl-NL"/>
+        </w:rPr>
+        <w:t xml:space="preserve">         </w:t>
+      </w:r>
+      <w:r>
+        <w:rPr>
+          <w:sz w:val="28"/>
+          <w:szCs w:val="28"/>
+          <w:lang w:val="nl-NL"/>
+        </w:rPr>
+        <w:t>/</w:t>
+      </w:r>
+      <w:r>
+        <w:rPr>
+          <w:sz w:val="28"/>
+          <w:szCs w:val="28"/>
+          <w:lang w:val="nl-NL"/>
+        </w:rPr>
+        <w:t>QĐ-C</w:t>
+      </w:r>
+      <w:r>
+        <w:rPr>
+          <w:sz w:val="28"/>
+          <w:szCs w:val="28"/>
+          <w:lang w:val="nl-NL"/>
+        </w:rPr>
+        <w:t>CTKV.XI</w:t>
+      </w:r>
+      <w:r>
+        <w:rPr>
           <w:sz w:val="28"/>
           <w:szCs w:val="28"/>
           <w:lang w:val="nl-NL"/>
@@ -728,20 +1181,83 @@
       </w:r>
       <w:r>
         <w:rPr>
-          <w:i/>
-          <w:sz w:val="28"/>
-          <w:szCs w:val="28"/>
-          <w:lang w:val="nl-NL"/>
-        </w:rPr>
-        <w:t>và các văn bản hướng dẫn thi hành</w:t>
-      </w:r>
-      <w:r>
-        <w:rPr>
-          <w:i/>
-          <w:sz w:val="28"/>
-          <w:szCs w:val="28"/>
-        </w:rPr>
-        <w:t>;</w:t>
+          <w:sz w:val="28"/>
+          <w:szCs w:val="28"/>
+          <w:lang w:val="nl-NL"/>
+        </w:rPr>
+        <w:t>&lt;ngay_thang&gt;</w:t>
+      </w:r>
+      <w:r>
+        <w:rPr>
+          <w:sz w:val="28"/>
+          <w:szCs w:val="28"/>
+          <w:lang w:val="nl-NL"/>
+        </w:rPr>
+        <w:t xml:space="preserve"> </w:t>
+      </w:r>
+      <w:r>
+        <w:rPr>
+          <w:sz w:val="28"/>
+          <w:szCs w:val="28"/>
+          <w:lang w:val="nl-NL"/>
+        </w:rPr>
+        <w:t xml:space="preserve">của </w:t>
+      </w:r>
+      <w:r>
+        <w:rPr>
+          <w:sz w:val="28"/>
+          <w:szCs w:val="28"/>
+          <w:lang w:val="nl-NL"/>
+        </w:rPr>
+        <w:t>C</w:t>
+      </w:r>
+      <w:r>
+        <w:rPr>
+          <w:sz w:val="28"/>
+          <w:szCs w:val="28"/>
+          <w:lang w:val="nl-NL"/>
+        </w:rPr>
+        <w:t>hi c</w:t>
+      </w:r>
+      <w:r>
+        <w:rPr>
+          <w:sz w:val="28"/>
+          <w:szCs w:val="28"/>
+          <w:lang w:val="nl-NL"/>
+        </w:rPr>
+        <w:t xml:space="preserve">ục </w:t>
+      </w:r>
+      <w:r>
+        <w:rPr>
+          <w:sz w:val="28"/>
+          <w:szCs w:val="28"/>
+          <w:lang w:val="nl-NL"/>
+        </w:rPr>
+        <w:t>T</w:t>
+      </w:r>
+      <w:r>
+        <w:rPr>
+          <w:sz w:val="28"/>
+          <w:szCs w:val="28"/>
+          <w:lang w:val="nl-NL"/>
+        </w:rPr>
+        <w:t xml:space="preserve">huế </w:t>
+      </w:r>
+      <w:r>
+        <w:rPr>
+          <w:sz w:val="28"/>
+          <w:szCs w:val="28"/>
+          <w:lang w:val="sv-SE"/>
+        </w:rPr>
+        <w:t>khu vực</w:t>
+      </w:r>
+      <w:r>
+        <w:rPr>
+          <w:sz w:val="28"/>
+          <w:szCs w:val="28"/>
+          <w:lang w:val="nl-NL"/>
+        </w:rPr>
+        <w:t>.</w:t>
       </w:r>
     </w:p>
     <w:p>
@@ -749,301 +1265,82 @@
         <w:ind w:firstLine="709"/>
         <w:jc w:val="both"/>
         <w:rPr>
-          <w:i/>
-          <w:sz w:val="28"/>
-          <w:szCs w:val="28"/>
-          <w:lang w:val="nl-NL"/>
-        </w:rPr>
-      </w:pPr>
-      <w:r>
-        <w:rPr>
-          <w:i/>
-          <w:sz w:val="28"/>
-          <w:szCs w:val="28"/>
-          <w:lang w:val="nl-NL"/>
-        </w:rPr>
-        <w:t>Căn cứ Quyết định số 1614/QĐ-TCT ngày 13/10/2020 của Tổng cục trưởng Tổng cục Thuế về việc ban hành quy chế giám sát hoạt động của Đoàn thanh tra, kiểm tra thuế;</w:t>
-      </w:r>
-    </w:p>
-    <w:p>
-      <w:pPr>
-        <w:ind w:firstLine="709"/>
-        <w:jc w:val="both"/>
-        <w:rPr>
-          <w:i/>
-          <w:sz w:val="28"/>
-          <w:szCs w:val="28"/>
-        </w:rPr>
-      </w:pPr>
-      <w:r>
-        <w:rPr>
-          <w:i/>
-          <w:sz w:val="28"/>
-          <w:szCs w:val="28"/>
-        </w:rPr>
-        <w:t>Căn cứ Quyết định số 904/QĐ-BTC ngày 03/03/2025 của Bộ Tài chính quy định chức năng, nhiệm vụ, quyền hạn và cơ cấu tổ chức của Chi cục Thuế khu vực thuộc Cục Thuế</w:t>
-      </w:r>
-      <w:r>
-        <w:rPr>
-          <w:i/>
-          <w:sz w:val="28"/>
-          <w:szCs w:val="28"/>
-        </w:rPr>
-        <w:t>;</w:t>
-      </w:r>
-    </w:p>
-    <w:p>
-      <w:pPr>
-        <w:ind w:firstLine="709"/>
-        <w:jc w:val="both"/>
-        <w:rPr>
-          <w:i/>
-          <w:sz w:val="28"/>
-          <w:szCs w:val="28"/>
-          <w:lang w:val="nl-NL"/>
-        </w:rPr>
-      </w:pPr>
-      <w:r>
-        <w:rPr>
-          <w:i/>
-          <w:sz w:val="28"/>
-          <w:szCs w:val="28"/>
-        </w:rPr>
-        <w:t>Căn cứ Quyết định kiểm tra chấp hành pháp luật thuế số</w:t>
-      </w:r>
-      <w:r>
-        <w:rPr>
-          <w:i/>
-          <w:sz w:val="28"/>
-          <w:szCs w:val="28"/>
-        </w:rPr>
-        <w:t xml:space="preserve">         </w:t>
-      </w:r>
-      <w:r>
-        <w:rPr>
-          <w:i/>
-          <w:sz w:val="28"/>
-          <w:szCs w:val="28"/>
-        </w:rPr>
-        <w:t>/QĐ-C</w:t>
-      </w:r>
-      <w:r>
-        <w:rPr>
-          <w:i/>
-          <w:sz w:val="28"/>
-          <w:szCs w:val="28"/>
-        </w:rPr>
-        <w:t>C</w:t>
-      </w:r>
-      <w:r>
-        <w:rPr>
-          <w:i/>
-          <w:sz w:val="28"/>
-          <w:szCs w:val="28"/>
-        </w:rPr>
-        <w:t>T</w:t>
-      </w:r>
-      <w:r>
-        <w:rPr>
-          <w:i/>
-          <w:sz w:val="28"/>
-          <w:szCs w:val="28"/>
-        </w:rPr>
-        <w:t>KV.XI</w:t>
-      </w:r>
-      <w:r>
-        <w:rPr>
-          <w:i/>
-          <w:sz w:val="28"/>
-          <w:szCs w:val="28"/>
-        </w:rPr>
-        <w:t xml:space="preserve"> </w:t>
-      </w:r>
-      <w:r>
-        <w:rPr>
-          <w:i/>
-          <w:sz w:val="28"/>
-          <w:szCs w:val="28"/>
-          <w:lang w:val="nl-NL"/>
-        </w:rPr>
-        <w:t>&lt;ngay_thang&gt;</w:t>
-      </w:r>
-      <w:r>
-        <w:rPr>
-          <w:i/>
-          <w:sz w:val="28"/>
-          <w:szCs w:val="28"/>
-          <w:lang w:val="nl-NL"/>
-        </w:rPr>
-        <w:t xml:space="preserve"> </w:t>
-      </w:r>
-      <w:r>
-        <w:rPr>
-          <w:i/>
-          <w:sz w:val="28"/>
-          <w:szCs w:val="28"/>
-          <w:lang w:val="nl-NL"/>
-        </w:rPr>
-        <w:t xml:space="preserve">của </w:t>
-      </w:r>
-      <w:r>
-        <w:rPr>
-          <w:i/>
-          <w:sz w:val="28"/>
-          <w:szCs w:val="28"/>
-          <w:lang w:val="nl-NL"/>
-        </w:rPr>
-        <w:t>Chi cục Thuế khu vực XI</w:t>
-      </w:r>
-      <w:r>
-        <w:rPr>
-          <w:i/>
-          <w:sz w:val="28"/>
-          <w:szCs w:val="28"/>
-          <w:lang w:val="nl-NL"/>
-        </w:rPr>
-        <w:t xml:space="preserve"> về việc kiểm tra chấp hành pháp luật thuế tại</w:t>
-      </w:r>
-      <w:r>
-        <w:rPr>
-          <w:i/>
-          <w:sz w:val="28"/>
-          <w:szCs w:val="28"/>
-          <w:lang w:val="nl-NL"/>
-        </w:rPr>
-        <w:t xml:space="preserve"> </w:t>
-      </w:r>
-      <w:r>
-        <w:rPr>
-          <w:i/>
-          <w:sz w:val="28"/>
-          <w:szCs w:val="28"/>
-          <w:lang w:val="nl-NL"/>
-        </w:rPr>
-        <w:t>&lt;ten_dv&gt;</w:t>
-      </w:r>
-      <w:r>
-        <w:rPr>
-          <w:i/>
-          <w:sz w:val="28"/>
-          <w:szCs w:val="28"/>
-          <w:lang w:val="nl-NL"/>
-        </w:rPr>
-        <w:t>;</w:t>
-      </w:r>
-    </w:p>
-    <w:p>
-      <w:pPr>
-        <w:ind w:firstLine="709"/>
-        <w:jc w:val="both"/>
-        <w:rPr>
-          <w:i/>
-          <w:sz w:val="28"/>
-          <w:szCs w:val="28"/>
-          <w:lang w:val="nl-NL"/>
-        </w:rPr>
-      </w:pPr>
-      <w:r>
-        <w:rPr>
-          <w:i/>
-          <w:sz w:val="28"/>
-          <w:szCs w:val="28"/>
-          <w:lang w:val="nl-NL"/>
-        </w:rPr>
-        <w:t>Theo</w:t>
-      </w:r>
-      <w:r>
-        <w:rPr>
-          <w:i/>
-          <w:sz w:val="28"/>
-          <w:szCs w:val="28"/>
-          <w:lang w:val="nl-NL"/>
-        </w:rPr>
-        <w:t xml:space="preserve"> đề nghị của </w:t>
-      </w:r>
-      <w:r>
-        <w:rPr>
-          <w:i/>
-          <w:sz w:val="28"/>
-          <w:szCs w:val="28"/>
-          <w:lang w:val="nl-NL"/>
-        </w:rPr>
-        <w:t xml:space="preserve">&lt;ld_phong&gt; </w:t>
-      </w:r>
-      <w:r>
-        <w:rPr>
-          <w:i/>
-          <w:sz w:val="28"/>
-          <w:szCs w:val="28"/>
-          <w:lang w:val="nl-NL"/>
-        </w:rPr>
-        <w:t>Tha</w:t>
-      </w:r>
-      <w:r>
-        <w:rPr>
-          <w:i/>
-          <w:sz w:val="28"/>
-          <w:szCs w:val="28"/>
-          <w:lang w:val="nl-NL"/>
-        </w:rPr>
-        <w:t>nh tra</w:t>
-      </w:r>
-      <w:r>
-        <w:rPr>
-          <w:i/>
-          <w:sz w:val="28"/>
-          <w:szCs w:val="28"/>
-          <w:lang w:val="nl-NL"/>
-        </w:rPr>
-        <w:t xml:space="preserve"> – </w:t>
-      </w:r>
-      <w:r>
-        <w:rPr>
-          <w:i/>
-          <w:sz w:val="28"/>
-          <w:szCs w:val="28"/>
-          <w:lang w:val="nl-NL"/>
-        </w:rPr>
-        <w:t>Kiểm tra</w:t>
-      </w:r>
-      <w:r>
-        <w:rPr>
-          <w:i/>
-          <w:sz w:val="28"/>
-          <w:szCs w:val="28"/>
-          <w:lang w:val="nl-NL"/>
-        </w:rPr>
-        <w:t xml:space="preserve"> số 4</w:t>
-      </w:r>
-      <w:r>
-        <w:rPr>
-          <w:i/>
-          <w:sz w:val="28"/>
-          <w:szCs w:val="28"/>
-          <w:lang w:val="nl-NL"/>
-        </w:rPr>
-        <w:t>.</w:t>
-      </w:r>
-    </w:p>
-    <w:p>
-      <w:pPr>
-        <w:spacing w:before="120"/>
-        <w:jc w:val="center"/>
-        <w:rPr>
-          <w:b/>
-          <w:sz w:val="28"/>
-          <w:szCs w:val="28"/>
-          <w:lang w:val="nl-NL"/>
-        </w:rPr>
-      </w:pPr>
-      <w:r>
-        <w:rPr>
-          <w:b/>
-          <w:sz w:val="28"/>
-          <w:szCs w:val="28"/>
-          <w:lang w:val="nl-NL"/>
-        </w:rPr>
-        <w:t>QUYẾT ĐỊNH:</w:t>
+          <w:sz w:val="28"/>
+          <w:szCs w:val="28"/>
+          <w:lang w:val="nl-NL"/>
+        </w:rPr>
+      </w:pPr>
+      <w:r>
+        <w:rPr>
+          <w:sz w:val="28"/>
+          <w:szCs w:val="28"/>
+          <w:lang w:val="nl-NL"/>
+        </w:rPr>
+        <w:t xml:space="preserve">Thời hạn giám sát được tính </w:t>
+      </w:r>
+      <w:r>
+        <w:rPr>
+          <w:sz w:val="28"/>
+          <w:szCs w:val="28"/>
+          <w:lang w:val="nl-NL"/>
+        </w:rPr>
+        <w:t xml:space="preserve">kể </w:t>
+      </w:r>
+      <w:r>
+        <w:rPr>
+          <w:sz w:val="28"/>
+          <w:szCs w:val="28"/>
+          <w:lang w:val="nl-NL"/>
+        </w:rPr>
+        <w:t xml:space="preserve">từ ngày công bố quyết định </w:t>
+      </w:r>
+      <w:r>
+        <w:rPr>
+          <w:sz w:val="28"/>
+          <w:szCs w:val="28"/>
+          <w:lang w:val="nl-NL"/>
+        </w:rPr>
+        <w:t xml:space="preserve">kiểm </w:t>
+      </w:r>
+      <w:r>
+        <w:rPr>
+          <w:sz w:val="28"/>
+          <w:szCs w:val="28"/>
+          <w:lang w:val="nl-NL"/>
+        </w:rPr>
+        <w:t xml:space="preserve">tra đến thời điểm kết thúc việc </w:t>
+      </w:r>
+      <w:r>
+        <w:rPr>
+          <w:sz w:val="28"/>
+          <w:szCs w:val="28"/>
+          <w:lang w:val="nl-NL"/>
+        </w:rPr>
+        <w:t xml:space="preserve">kiểm </w:t>
+      </w:r>
+      <w:r>
+        <w:rPr>
+          <w:sz w:val="28"/>
+          <w:szCs w:val="28"/>
+          <w:lang w:val="nl-NL"/>
+        </w:rPr>
+        <w:t xml:space="preserve">tra </w:t>
+      </w:r>
+      <w:r>
+        <w:rPr>
+          <w:sz w:val="28"/>
+          <w:szCs w:val="28"/>
+          <w:lang w:val="nl-NL"/>
+        </w:rPr>
+        <w:t xml:space="preserve">thuế </w:t>
+      </w:r>
+      <w:r>
+        <w:rPr>
+          <w:sz w:val="28"/>
+          <w:szCs w:val="28"/>
+          <w:lang w:val="nl-NL"/>
+        </w:rPr>
+        <w:t>tại trụ sở người nộp thuế.</w:t>
       </w:r>
     </w:p>
     <w:p>
@@ -1059,15 +1356,17 @@
       <w:r>
         <w:rPr>
           <w:b/>
-          <w:sz w:val="28"/>
-          <w:szCs w:val="28"/>
-          <w:lang w:val="nl-NL"/>
-        </w:rPr>
-        <w:t>Điều 1</w:t>
-      </w:r>
-      <w:r>
-        <w:rPr>
-          <w:b/>
+          <w:bCs/>
+          <w:sz w:val="28"/>
+          <w:szCs w:val="28"/>
+          <w:lang w:val="nl-NL"/>
+        </w:rPr>
+        <w:t>Điều 2</w:t>
+      </w:r>
+      <w:r>
+        <w:rPr>
+          <w:b/>
+          <w:bCs/>
           <w:sz w:val="28"/>
           <w:szCs w:val="28"/>
           <w:lang w:val="nl-NL"/>
@@ -1086,10 +1385,175 @@
         <w:rPr>
           <w:sz w:val="28"/>
           <w:szCs w:val="28"/>
-        </w:rPr>
-        <w:t xml:space="preserve">Thực hiện giám sát đối với hoạt động kiểm tra của Đoàn kiểm tra thuế được thành lập theo Quyết định </w:t>
-      </w:r>
-      <w:r>
+          <w:lang w:val="nl-NL"/>
+        </w:rPr>
+        <w:t xml:space="preserve">Giao cho </w:t>
+      </w:r>
+      <w:r>
+        <w:rPr>
+          <w:sz w:val="28"/>
+          <w:szCs w:val="28"/>
+          <w:lang w:val="nl-NL"/>
+        </w:rPr>
+        <w:t>&lt;ng_giam_sat&gt;</w:t>
+      </w:r>
+      <w:r>
+        <w:rPr>
+          <w:sz w:val="28"/>
+          <w:szCs w:val="28"/>
+          <w:lang w:val="nl-NL"/>
+        </w:rPr>
+        <w:t xml:space="preserve"> –</w:t>
+      </w:r>
+      <w:r>
+        <w:rPr>
+          <w:sz w:val="28"/>
+          <w:szCs w:val="28"/>
+          <w:lang w:val="nl-NL"/>
+        </w:rPr>
+        <w:t xml:space="preserve"> </w:t>
+      </w:r>
+      <w:r>
+        <w:rPr>
+          <w:sz w:val="28"/>
+          <w:szCs w:val="28"/>
+          <w:lang w:val="nl-NL"/>
+        </w:rPr>
+        <w:t>&lt;ng_giam_sat_cv&gt;</w:t>
+      </w:r>
+      <w:r>
+        <w:rPr>
+          <w:sz w:val="28"/>
+          <w:szCs w:val="28"/>
+          <w:lang w:val="nl-NL"/>
+        </w:rPr>
+        <w:t xml:space="preserve"> </w:t>
+      </w:r>
+      <w:r>
+        <w:rPr>
+          <w:sz w:val="28"/>
+          <w:szCs w:val="28"/>
+          <w:lang w:val="nl-NL"/>
+        </w:rPr>
+        <w:t xml:space="preserve">Thanh tra – </w:t>
+      </w:r>
+      <w:r>
+        <w:rPr>
+          <w:sz w:val="28"/>
+          <w:szCs w:val="28"/>
+          <w:lang w:val="nl-NL"/>
+        </w:rPr>
+        <w:t>Kiểm tra</w:t>
+      </w:r>
+      <w:r>
+        <w:rPr>
+          <w:sz w:val="28"/>
+          <w:szCs w:val="28"/>
+          <w:lang w:val="nl-NL"/>
+        </w:rPr>
+        <w:t xml:space="preserve"> số 4,</w:t>
+      </w:r>
+      <w:r>
+        <w:rPr>
+          <w:sz w:val="28"/>
+          <w:szCs w:val="28"/>
+          <w:lang w:val="nl-NL"/>
+        </w:rPr>
+        <w:t xml:space="preserve"> C</w:t>
+      </w:r>
+      <w:r>
+        <w:rPr>
+          <w:sz w:val="28"/>
+          <w:szCs w:val="28"/>
+          <w:lang w:val="nl-NL"/>
+        </w:rPr>
+        <w:t>hi c</w:t>
+      </w:r>
+      <w:r>
+        <w:rPr>
+          <w:sz w:val="28"/>
+          <w:szCs w:val="28"/>
+          <w:lang w:val="nl-NL"/>
+        </w:rPr>
+        <w:t xml:space="preserve">ục Thuế </w:t>
+      </w:r>
+      <w:r>
+        <w:rPr>
+          <w:sz w:val="28"/>
+          <w:szCs w:val="28"/>
+          <w:lang w:val="nl-NL"/>
+        </w:rPr>
+        <w:t>khu vực XI</w:t>
+      </w:r>
+      <w:r>
+        <w:rPr>
+          <w:sz w:val="28"/>
+          <w:szCs w:val="28"/>
+          <w:lang w:val="nl-NL"/>
+        </w:rPr>
+        <w:t xml:space="preserve"> là người giám sát hoạt động của Đoàn </w:t>
+      </w:r>
+      <w:r>
+        <w:rPr>
+          <w:sz w:val="28"/>
+          <w:szCs w:val="28"/>
+          <w:lang w:val="nl-NL"/>
+        </w:rPr>
+        <w:t xml:space="preserve">kiểm </w:t>
+      </w:r>
+      <w:r>
+        <w:rPr>
+          <w:sz w:val="28"/>
+          <w:szCs w:val="28"/>
+          <w:lang w:val="nl-NL"/>
+        </w:rPr>
+        <w:t xml:space="preserve">tra </w:t>
+      </w:r>
+      <w:r>
+        <w:rPr>
+          <w:sz w:val="28"/>
+          <w:szCs w:val="28"/>
+          <w:lang w:val="nl-NL"/>
+        </w:rPr>
+        <w:t xml:space="preserve">thuế </w:t>
+      </w:r>
+      <w:r>
+        <w:rPr>
+          <w:sz w:val="28"/>
+          <w:szCs w:val="28"/>
+          <w:lang w:val="nl-NL"/>
+        </w:rPr>
+        <w:t>tại</w:t>
+      </w:r>
+      <w:r>
+        <w:rPr>
+          <w:sz w:val="28"/>
+          <w:szCs w:val="28"/>
+          <w:lang w:val="nl-NL"/>
+        </w:rPr>
+        <w:t xml:space="preserve"> </w:t>
+      </w:r>
+      <w:r>
+        <w:rPr>
+          <w:sz w:val="28"/>
+          <w:szCs w:val="28"/>
+          <w:lang w:val="nl-NL"/>
+        </w:rPr>
+        <w:t>&lt;ten_dv&gt;</w:t>
+      </w:r>
+      <w:r>
+        <w:rPr>
+          <w:sz w:val="28"/>
+          <w:szCs w:val="28"/>
+          <w:lang w:val="nl-NL"/>
+        </w:rPr>
+        <w:t>.</w:t>
+      </w:r>
+    </w:p>
+    <w:p>
+      <w:pPr>
+        <w:ind w:firstLine="561"/>
+        <w:jc w:val="both"/>
         <w:rPr>
           <w:bCs/>
           <w:iCs/>
@@ -1097,44 +1561,33 @@
           <w:szCs w:val="28"/>
           <w:lang w:val="nl-NL"/>
         </w:rPr>
-        <w:t xml:space="preserve">số </w:t>
-      </w:r>
-      <w:r>
-        <w:rPr>
+      </w:pPr>
+      <w:r>
+        <w:rPr>
+          <w:b/>
           <w:bCs/>
           <w:iCs/>
           <w:sz w:val="28"/>
           <w:szCs w:val="28"/>
           <w:lang w:val="nl-NL"/>
         </w:rPr>
-        <w:t xml:space="preserve">         </w:t>
-      </w:r>
-      <w:r>
-        <w:rPr>
-          <w:sz w:val="28"/>
-          <w:szCs w:val="28"/>
-          <w:lang w:val="nl-NL"/>
-        </w:rPr>
-        <w:t>/</w:t>
-      </w:r>
-      <w:r>
-        <w:rPr>
-          <w:sz w:val="28"/>
-          <w:szCs w:val="28"/>
-          <w:lang w:val="nl-NL"/>
-        </w:rPr>
-        <w:t>QĐ-C</w:t>
-      </w:r>
-      <w:r>
-        <w:rPr>
-          <w:sz w:val="28"/>
-          <w:szCs w:val="28"/>
-          <w:lang w:val="nl-NL"/>
-        </w:rPr>
-        <w:t>CTKV.XI</w:t>
-      </w:r>
-      <w:r>
-        <w:rPr>
+        <w:t>Điều 3</w:t>
+      </w:r>
+      <w:r>
+        <w:rPr>
+          <w:b/>
+          <w:bCs/>
+          <w:iCs/>
+          <w:sz w:val="28"/>
+          <w:szCs w:val="28"/>
+          <w:lang w:val="nl-NL"/>
+        </w:rPr>
+        <w:t>.</w:t>
+      </w:r>
+      <w:r>
+        <w:rPr>
+          <w:bCs/>
+          <w:iCs/>
           <w:sz w:val="28"/>
           <w:szCs w:val="28"/>
           <w:lang w:val="nl-NL"/>
@@ -1147,7 +1600,7 @@
           <w:szCs w:val="28"/>
           <w:lang w:val="nl-NL"/>
         </w:rPr>
-        <w:t>&lt;ngay_thang&gt;</w:t>
+        <w:t>&lt;Ng_giam_sat&gt;</w:t>
       </w:r>
       <w:r>
         <w:rPr>
@@ -1159,134 +1612,13 @@
       </w:r>
       <w:r>
         <w:rPr>
-          <w:sz w:val="28"/>
-          <w:szCs w:val="28"/>
-          <w:lang w:val="nl-NL"/>
-        </w:rPr>
-        <w:t xml:space="preserve">của </w:t>
-      </w:r>
-      <w:r>
-        <w:rPr>
-          <w:sz w:val="28"/>
-          <w:szCs w:val="28"/>
-          <w:lang w:val="nl-NL"/>
-        </w:rPr>
-        <w:t>C</w:t>
-      </w:r>
-      <w:r>
-        <w:rPr>
-          <w:sz w:val="28"/>
-          <w:szCs w:val="28"/>
-          <w:lang w:val="nl-NL"/>
-        </w:rPr>
-        <w:t>hi c</w:t>
-      </w:r>
-      <w:r>
-        <w:rPr>
-          <w:sz w:val="28"/>
-          <w:szCs w:val="28"/>
-          <w:lang w:val="nl-NL"/>
-        </w:rPr>
-        <w:t xml:space="preserve">ục </w:t>
-      </w:r>
-      <w:r>
-        <w:rPr>
-          <w:sz w:val="28"/>
-          <w:szCs w:val="28"/>
-          <w:lang w:val="nl-NL"/>
-        </w:rPr>
-        <w:t>T</w:t>
-      </w:r>
-      <w:r>
-        <w:rPr>
-          <w:sz w:val="28"/>
-          <w:szCs w:val="28"/>
-          <w:lang w:val="nl-NL"/>
-        </w:rPr>
-        <w:t xml:space="preserve">huế </w:t>
-      </w:r>
-      <w:r>
-        <w:rPr>
-          <w:sz w:val="28"/>
-          <w:szCs w:val="28"/>
-          <w:lang w:val="sv-SE"/>
-        </w:rPr>
-        <w:t>khu vực XI</w:t>
-      </w:r>
-      <w:r>
-        <w:rPr>
-          <w:sz w:val="28"/>
-          <w:szCs w:val="28"/>
-          <w:lang w:val="nl-NL"/>
-        </w:rPr>
-        <w:t xml:space="preserve"> về việc </w:t>
-      </w:r>
-      <w:r>
-        <w:rPr>
-          <w:sz w:val="28"/>
-          <w:szCs w:val="28"/>
-          <w:lang w:val="nl-NL"/>
-        </w:rPr>
-        <w:t xml:space="preserve">kiểm tra chấp hành pháp luật thuế </w:t>
-      </w:r>
-      <w:r>
-        <w:rPr>
-          <w:sz w:val="28"/>
-          <w:szCs w:val="28"/>
-          <w:lang w:val="nl-NL"/>
-        </w:rPr>
-        <w:t xml:space="preserve">tại </w:t>
-      </w:r>
-      <w:r>
-        <w:rPr>
-          <w:sz w:val="28"/>
-          <w:szCs w:val="28"/>
-          <w:lang w:val="nl-NL"/>
-        </w:rPr>
-        <w:t>&lt;ten_dv&gt;</w:t>
-      </w:r>
-      <w:r>
-        <w:rPr>
-          <w:sz w:val="28"/>
-          <w:szCs w:val="28"/>
-          <w:lang w:val="nl-NL"/>
-        </w:rPr>
-        <w:t>.</w:t>
-      </w:r>
-    </w:p>
-    <w:p>
-      <w:pPr>
-        <w:ind w:firstLine="709"/>
-        <w:jc w:val="both"/>
-        <w:rPr>
-          <w:sz w:val="28"/>
-          <w:szCs w:val="28"/>
-          <w:lang w:val="nl-NL"/>
-        </w:rPr>
-      </w:pPr>
-      <w:r>
-        <w:rPr>
-          <w:sz w:val="28"/>
-          <w:szCs w:val="28"/>
-          <w:lang w:val="nl-NL"/>
-        </w:rPr>
-        <w:t xml:space="preserve">Thời hạn giám sát được tính </w:t>
-      </w:r>
-      <w:r>
-        <w:rPr>
-          <w:sz w:val="28"/>
-          <w:szCs w:val="28"/>
-          <w:lang w:val="nl-NL"/>
-        </w:rPr>
-        <w:t xml:space="preserve">kể </w:t>
-      </w:r>
-      <w:r>
-        <w:rPr>
-          <w:sz w:val="28"/>
-          <w:szCs w:val="28"/>
-          <w:lang w:val="nl-NL"/>
-        </w:rPr>
-        <w:t xml:space="preserve">từ ngày công bố quyết định </w:t>
+          <w:bCs/>
+          <w:iCs/>
+          <w:sz w:val="28"/>
+          <w:szCs w:val="28"/>
+          <w:lang w:val="nl-NL"/>
+        </w:rPr>
+        <w:t xml:space="preserve">có nhiệm vụ giám sát hoạt động của Đoàn </w:t>
       </w:r>
       <w:r>
         <w:rPr>
@@ -1302,7 +1634,35 @@
           <w:szCs w:val="28"/>
           <w:lang w:val="nl-NL"/>
         </w:rPr>
-        <w:t xml:space="preserve">tra đến thời điểm kết thúc việc </w:t>
+        <w:t>tra</w:t>
+      </w:r>
+      <w:r>
+        <w:rPr>
+          <w:sz w:val="28"/>
+          <w:szCs w:val="28"/>
+          <w:lang w:val="nl-NL"/>
+        </w:rPr>
+        <w:t xml:space="preserve"> </w:t>
+      </w:r>
+      <w:r>
+        <w:rPr>
+          <w:bCs/>
+          <w:iCs/>
+          <w:sz w:val="28"/>
+          <w:szCs w:val="28"/>
+          <w:lang w:val="nl-NL"/>
+        </w:rPr>
+        <w:t xml:space="preserve">thuế </w:t>
+      </w:r>
+      <w:r>
+        <w:rPr>
+          <w:bCs/>
+          <w:iCs/>
+          <w:sz w:val="28"/>
+          <w:szCs w:val="28"/>
+          <w:lang w:val="nl-NL"/>
+        </w:rPr>
+        <w:t xml:space="preserve">theo quy định tại Quy chế giám sát hoạt động của Đoàn </w:t>
       </w:r>
       <w:r>
         <w:rPr>
@@ -1318,230 +1678,25 @@
           <w:szCs w:val="28"/>
           <w:lang w:val="nl-NL"/>
         </w:rPr>
-        <w:t xml:space="preserve">tra </w:t>
-      </w:r>
-      <w:r>
-        <w:rPr>
-          <w:sz w:val="28"/>
-          <w:szCs w:val="28"/>
-          <w:lang w:val="nl-NL"/>
-        </w:rPr>
-        <w:t xml:space="preserve">thuế </w:t>
-      </w:r>
-      <w:r>
-        <w:rPr>
-          <w:sz w:val="28"/>
-          <w:szCs w:val="28"/>
-          <w:lang w:val="nl-NL"/>
-        </w:rPr>
-        <w:t>tại trụ sở người nộp thuế.</w:t>
-      </w:r>
-    </w:p>
-    <w:p>
-      <w:pPr>
-        <w:ind w:firstLine="567"/>
-        <w:jc w:val="both"/>
-        <w:rPr>
-          <w:sz w:val="28"/>
-          <w:szCs w:val="28"/>
-          <w:lang w:val="nl-NL"/>
-        </w:rPr>
-      </w:pPr>
-      <w:r>
-        <w:rPr>
-          <w:b/>
+        <w:t>tra</w:t>
+      </w:r>
+      <w:r>
+        <w:rPr>
+          <w:sz w:val="28"/>
+          <w:szCs w:val="28"/>
+          <w:lang w:val="nl-NL"/>
+        </w:rPr>
+        <w:t xml:space="preserve"> </w:t>
+      </w:r>
+      <w:r>
+        <w:rPr>
           <w:bCs/>
-          <w:sz w:val="28"/>
-          <w:szCs w:val="28"/>
-          <w:lang w:val="nl-NL"/>
-        </w:rPr>
-        <w:t>Điều 2</w:t>
-      </w:r>
-      <w:r>
-        <w:rPr>
-          <w:b/>
-          <w:bCs/>
-          <w:sz w:val="28"/>
-          <w:szCs w:val="28"/>
-          <w:lang w:val="nl-NL"/>
-        </w:rPr>
-        <w:t>.</w:t>
-      </w:r>
-      <w:r>
-        <w:rPr>
-          <w:sz w:val="28"/>
-          <w:szCs w:val="28"/>
-          <w:lang w:val="nl-NL"/>
-        </w:rPr>
-        <w:t xml:space="preserve"> </w:t>
-      </w:r>
-      <w:r>
-        <w:rPr>
-          <w:sz w:val="28"/>
-          <w:szCs w:val="28"/>
-          <w:lang w:val="nl-NL"/>
-        </w:rPr>
-        <w:t xml:space="preserve">Giao cho </w:t>
-      </w:r>
-      <w:r>
-        <w:rPr>
-          <w:sz w:val="28"/>
-          <w:szCs w:val="28"/>
-          <w:lang w:val="nl-NL"/>
-        </w:rPr>
-        <w:t>&lt;ng_giam_sat&gt;</w:t>
-      </w:r>
-      <w:r>
-        <w:rPr>
-          <w:sz w:val="28"/>
-          <w:szCs w:val="28"/>
-          <w:lang w:val="nl-NL"/>
-        </w:rPr>
-        <w:t xml:space="preserve"> –</w:t>
-      </w:r>
-      <w:r>
-        <w:rPr>
-          <w:sz w:val="28"/>
-          <w:szCs w:val="28"/>
-          <w:lang w:val="nl-NL"/>
-        </w:rPr>
-        <w:t xml:space="preserve"> </w:t>
-      </w:r>
-      <w:r>
-        <w:rPr>
-          <w:sz w:val="28"/>
-          <w:szCs w:val="28"/>
-          <w:lang w:val="nl-NL"/>
-        </w:rPr>
-        <w:t>&lt;ng_giam_sat_cv&gt;</w:t>
-      </w:r>
-      <w:r>
-        <w:rPr>
-          <w:sz w:val="28"/>
-          <w:szCs w:val="28"/>
-          <w:lang w:val="nl-NL"/>
-        </w:rPr>
-        <w:t xml:space="preserve"> </w:t>
-      </w:r>
-      <w:r>
-        <w:rPr>
-          <w:sz w:val="28"/>
-          <w:szCs w:val="28"/>
-          <w:lang w:val="nl-NL"/>
-        </w:rPr>
-        <w:t xml:space="preserve">Thanh tra – </w:t>
-      </w:r>
-      <w:r>
-        <w:rPr>
-          <w:sz w:val="28"/>
-          <w:szCs w:val="28"/>
-          <w:lang w:val="nl-NL"/>
-        </w:rPr>
-        <w:t>Kiểm tra</w:t>
-      </w:r>
-      <w:r>
-        <w:rPr>
-          <w:sz w:val="28"/>
-          <w:szCs w:val="28"/>
-          <w:lang w:val="nl-NL"/>
-        </w:rPr>
-        <w:t xml:space="preserve"> số 4,</w:t>
-      </w:r>
-      <w:r>
-        <w:rPr>
-          <w:sz w:val="28"/>
-          <w:szCs w:val="28"/>
-          <w:lang w:val="nl-NL"/>
-        </w:rPr>
-        <w:t xml:space="preserve"> C</w:t>
-      </w:r>
-      <w:r>
-        <w:rPr>
-          <w:sz w:val="28"/>
-          <w:szCs w:val="28"/>
-          <w:lang w:val="nl-NL"/>
-        </w:rPr>
-        <w:t>hi c</w:t>
-      </w:r>
-      <w:r>
-        <w:rPr>
-          <w:sz w:val="28"/>
-          <w:szCs w:val="28"/>
-          <w:lang w:val="nl-NL"/>
-        </w:rPr>
-        <w:t xml:space="preserve">ục Thuế </w:t>
-      </w:r>
-      <w:r>
-        <w:rPr>
-          <w:sz w:val="28"/>
-          <w:szCs w:val="28"/>
-          <w:lang w:val="nl-NL"/>
-        </w:rPr>
-        <w:t>khu vực XI</w:t>
-      </w:r>
-      <w:r>
-        <w:rPr>
-          <w:sz w:val="28"/>
-          <w:szCs w:val="28"/>
-          <w:lang w:val="nl-NL"/>
-        </w:rPr>
-        <w:t xml:space="preserve"> là người giám sát hoạt động của Đoàn </w:t>
-      </w:r>
-      <w:r>
-        <w:rPr>
-          <w:sz w:val="28"/>
-          <w:szCs w:val="28"/>
-          <w:lang w:val="nl-NL"/>
-        </w:rPr>
-        <w:t xml:space="preserve">kiểm </w:t>
-      </w:r>
-      <w:r>
-        <w:rPr>
-          <w:sz w:val="28"/>
-          <w:szCs w:val="28"/>
-          <w:lang w:val="nl-NL"/>
-        </w:rPr>
-        <w:t xml:space="preserve">tra </w:t>
-      </w:r>
-      <w:r>
-        <w:rPr>
-          <w:sz w:val="28"/>
-          <w:szCs w:val="28"/>
-          <w:lang w:val="nl-NL"/>
-        </w:rPr>
-        <w:t xml:space="preserve">thuế </w:t>
-      </w:r>
-      <w:r>
-        <w:rPr>
-          <w:sz w:val="28"/>
-          <w:szCs w:val="28"/>
-          <w:lang w:val="nl-NL"/>
-        </w:rPr>
-        <w:t>tại</w:t>
-      </w:r>
-      <w:r>
-        <w:rPr>
-          <w:sz w:val="28"/>
-          <w:szCs w:val="28"/>
-          <w:lang w:val="nl-NL"/>
-        </w:rPr>
-        <w:t xml:space="preserve"> </w:t>
-      </w:r>
-      <w:r>
-        <w:rPr>
-          <w:sz w:val="28"/>
-          <w:szCs w:val="28"/>
-          <w:lang w:val="nl-NL"/>
-        </w:rPr>
-        <w:t>&lt;ten_dv&gt;</w:t>
-      </w:r>
-      <w:r>
-        <w:rPr>
-          <w:sz w:val="28"/>
-          <w:szCs w:val="28"/>
-          <w:lang w:val="nl-NL"/>
-        </w:rPr>
-        <w:t>.</w:t>
+          <w:iCs/>
+          <w:sz w:val="28"/>
+          <w:szCs w:val="28"/>
+          <w:lang w:val="nl-NL"/>
+        </w:rPr>
+        <w:t>thuế.</w:t>
       </w:r>
     </w:p>
     <w:p>
@@ -1549,13 +1704,22 @@
         <w:ind w:firstLine="561"/>
         <w:jc w:val="both"/>
         <w:rPr>
+          <w:sz w:val="22"/>
+          <w:szCs w:val="22"/>
+          <w:lang w:val="nl-NL"/>
+        </w:rPr>
+      </w:pPr>
+      <w:r>
+        <w:rPr>
+          <w:b/>
           <w:bCs/>
           <w:iCs/>
           <w:sz w:val="28"/>
           <w:szCs w:val="28"/>
           <w:lang w:val="nl-NL"/>
         </w:rPr>
-      </w:pPr>
+        <w:t>Điều 4</w:t>
+      </w:r>
       <w:r>
         <w:rPr>
           <w:b/>
@@ -1565,18 +1729,25 @@
           <w:szCs w:val="28"/>
           <w:lang w:val="nl-NL"/>
         </w:rPr>
-        <w:t>Điều 3</w:t>
-      </w:r>
-      <w:r>
-        <w:rPr>
-          <w:b/>
+        <w:t>.</w:t>
+      </w:r>
+      <w:r>
+        <w:rPr>
           <w:bCs/>
           <w:iCs/>
           <w:sz w:val="28"/>
           <w:szCs w:val="28"/>
           <w:lang w:val="nl-NL"/>
         </w:rPr>
-        <w:t>.</w:t>
+        <w:t xml:space="preserve"> </w:t>
+      </w:r>
+      <w:r>
+        <w:rPr>
+          <w:sz w:val="28"/>
+          <w:szCs w:val="28"/>
+          <w:lang w:val="nl-NL"/>
+        </w:rPr>
+        <w:t>&lt;Ng_giam_sat&gt;</w:t>
       </w:r>
       <w:r>
         <w:rPr>
@@ -1586,23 +1757,7 @@
           <w:szCs w:val="28"/>
           <w:lang w:val="nl-NL"/>
         </w:rPr>
-        <w:t xml:space="preserve"> </w:t>
-      </w:r>
-      <w:r>
-        <w:rPr>
-          <w:sz w:val="28"/>
-          <w:szCs w:val="28"/>
-          <w:lang w:val="nl-NL"/>
-        </w:rPr>
-        <w:t>&lt;Ng_giam_sat&gt;</w:t>
-      </w:r>
-      <w:r>
-        <w:rPr>
-          <w:sz w:val="28"/>
-          <w:szCs w:val="28"/>
-          <w:lang w:val="nl-NL"/>
-        </w:rPr>
-        <w:t xml:space="preserve"> </w:t>
+        <w:t xml:space="preserve">, </w:t>
       </w:r>
       <w:r>
         <w:rPr>
@@ -1612,31 +1767,7 @@
           <w:szCs w:val="28"/>
           <w:lang w:val="nl-NL"/>
         </w:rPr>
-        <w:t xml:space="preserve">có nhiệm vụ giám sát hoạt động của Đoàn </w:t>
-      </w:r>
-      <w:r>
-        <w:rPr>
-          <w:sz w:val="28"/>
-          <w:szCs w:val="28"/>
-          <w:lang w:val="nl-NL"/>
-        </w:rPr>
-        <w:t xml:space="preserve">kiểm </w:t>
-      </w:r>
-      <w:r>
-        <w:rPr>
-          <w:sz w:val="28"/>
-          <w:szCs w:val="28"/>
-          <w:lang w:val="nl-NL"/>
-        </w:rPr>
-        <w:t>tra</w:t>
-      </w:r>
-      <w:r>
-        <w:rPr>
-          <w:sz w:val="28"/>
-          <w:szCs w:val="28"/>
-          <w:lang w:val="nl-NL"/>
-        </w:rPr>
-        <w:t xml:space="preserve"> </w:t>
+        <w:t>Đ</w:t>
       </w:r>
       <w:r>
         <w:rPr>
@@ -1646,7 +1777,31 @@
           <w:szCs w:val="28"/>
           <w:lang w:val="nl-NL"/>
         </w:rPr>
-        <w:t xml:space="preserve">thuế </w:t>
+        <w:t xml:space="preserve">oàn </w:t>
+      </w:r>
+      <w:r>
+        <w:rPr>
+          <w:sz w:val="28"/>
+          <w:szCs w:val="28"/>
+          <w:lang w:val="nl-NL"/>
+        </w:rPr>
+        <w:t xml:space="preserve">kiểm </w:t>
+      </w:r>
+      <w:r>
+        <w:rPr>
+          <w:sz w:val="28"/>
+          <w:szCs w:val="28"/>
+          <w:lang w:val="nl-NL"/>
+        </w:rPr>
+        <w:t>tra</w:t>
+      </w:r>
+      <w:r>
+        <w:rPr>
+          <w:sz w:val="28"/>
+          <w:szCs w:val="28"/>
+          <w:lang w:val="nl-NL"/>
+        </w:rPr>
+        <w:t xml:space="preserve"> </w:t>
       </w:r>
       <w:r>
         <w:rPr>
@@ -1656,31 +1811,7 @@
           <w:szCs w:val="28"/>
           <w:lang w:val="nl-NL"/>
         </w:rPr>
-        <w:t xml:space="preserve">theo quy định tại Quy chế giám sát hoạt động của Đoàn </w:t>
-      </w:r>
-      <w:r>
-        <w:rPr>
-          <w:sz w:val="28"/>
-          <w:szCs w:val="28"/>
-          <w:lang w:val="nl-NL"/>
-        </w:rPr>
-        <w:t xml:space="preserve">kiểm </w:t>
-      </w:r>
-      <w:r>
-        <w:rPr>
-          <w:sz w:val="28"/>
-          <w:szCs w:val="28"/>
-          <w:lang w:val="nl-NL"/>
-        </w:rPr>
-        <w:t>tra</w:t>
-      </w:r>
-      <w:r>
-        <w:rPr>
-          <w:sz w:val="28"/>
-          <w:szCs w:val="28"/>
-          <w:lang w:val="nl-NL"/>
-        </w:rPr>
-        <w:t xml:space="preserve"> </w:t>
+        <w:t xml:space="preserve">có tên tại Quyết định số </w:t>
       </w:r>
       <w:r>
         <w:rPr>
@@ -1690,40 +1821,27 @@
           <w:szCs w:val="28"/>
           <w:lang w:val="nl-NL"/>
         </w:rPr>
-        <w:t>thuế.</w:t>
-      </w:r>
-    </w:p>
-    <w:p>
-      <w:pPr>
-        <w:ind w:firstLine="561"/>
-        <w:jc w:val="both"/>
-        <w:rPr>
-          <w:sz w:val="22"/>
-          <w:szCs w:val="22"/>
-          <w:lang w:val="nl-NL"/>
-        </w:rPr>
-      </w:pPr>
-      <w:r>
-        <w:rPr>
-          <w:b/>
+        <w:t xml:space="preserve">         </w:t>
+      </w:r>
+      <w:r>
+        <w:rPr>
           <w:bCs/>
           <w:iCs/>
           <w:sz w:val="28"/>
           <w:szCs w:val="28"/>
           <w:lang w:val="nl-NL"/>
         </w:rPr>
-        <w:t>Điều 4</w:t>
-      </w:r>
-      <w:r>
-        <w:rPr>
-          <w:b/>
+        <w:t>/</w:t>
+      </w:r>
+      <w:r>
+        <w:rPr>
           <w:bCs/>
           <w:iCs/>
           <w:sz w:val="28"/>
           <w:szCs w:val="28"/>
           <w:lang w:val="nl-NL"/>
         </w:rPr>
-        <w:t>.</w:t>
+        <w:t>QĐ-CT</w:t>
       </w:r>
       <w:r>
         <w:rPr>
@@ -1733,15 +1851,7 @@
           <w:szCs w:val="28"/>
           <w:lang w:val="nl-NL"/>
         </w:rPr>
-        <w:t xml:space="preserve"> </w:t>
-      </w:r>
-      <w:r>
-        <w:rPr>
-          <w:sz w:val="28"/>
-          <w:szCs w:val="28"/>
-          <w:lang w:val="nl-NL"/>
-        </w:rPr>
-        <w:t>&lt;Ng_giam_sat&gt;</w:t>
+        <w:t>QTR</w:t>
       </w:r>
       <w:r>
         <w:rPr>
@@ -1751,7 +1861,7 @@
           <w:szCs w:val="28"/>
           <w:lang w:val="nl-NL"/>
         </w:rPr>
-        <w:t>, Lãnh đạo C</w:t>
+        <w:t xml:space="preserve"> </w:t>
       </w:r>
       <w:r>
         <w:rPr>
@@ -1761,7 +1871,7 @@
           <w:szCs w:val="28"/>
           <w:lang w:val="nl-NL"/>
         </w:rPr>
-        <w:t>hi c</w:t>
+        <w:t>&lt;ngay_thang&gt;</w:t>
       </w:r>
       <w:r>
         <w:rPr>
@@ -1771,7 +1881,7 @@
           <w:szCs w:val="28"/>
           <w:lang w:val="nl-NL"/>
         </w:rPr>
-        <w:t>ục Thuế</w:t>
+        <w:t>,</w:t>
       </w:r>
       <w:r>
         <w:rPr>
@@ -1781,7 +1891,43 @@
           <w:szCs w:val="28"/>
           <w:lang w:val="nl-NL"/>
         </w:rPr>
-        <w:t xml:space="preserve"> khu vực XI</w:t>
+        <w:t xml:space="preserve"> </w:t>
+      </w:r>
+      <w:r>
+        <w:rPr>
+          <w:color w:val="000000" w:themeColor="text1"/>
+          <w:sz w:val="28"/>
+          <w:szCs w:val="28"/>
+          <w:lang w:val="nl-NL"/>
+        </w:rPr>
+        <w:t>&lt;ten_dv&gt;</w:t>
+      </w:r>
+      <w:r>
+        <w:rPr>
+          <w:color w:val="FF0000"/>
+          <w:sz w:val="28"/>
+          <w:szCs w:val="28"/>
+          <w:lang w:val="nl-NL"/>
+        </w:rPr>
+        <w:t xml:space="preserve"> </w:t>
+      </w:r>
+      <w:r>
+        <w:rPr>
+          <w:color w:val="000000" w:themeColor="text1"/>
+          <w:sz w:val="28"/>
+          <w:szCs w:val="28"/>
+          <w:lang w:val="nl-NL"/>
+        </w:rPr>
+        <w:t>và các tổ chức, cá nhân có liên quan</w:t>
+      </w:r>
+      <w:r>
+        <w:rPr>
+          <w:color w:val="FF0000"/>
+          <w:sz w:val="28"/>
+          <w:szCs w:val="28"/>
+          <w:lang w:val="nl-NL"/>
+        </w:rPr>
+        <w:t xml:space="preserve"> </w:t>
       </w:r>
       <w:r>
         <w:rPr>
@@ -1791,7 +1937,7 @@
           <w:szCs w:val="28"/>
           <w:lang w:val="nl-NL"/>
         </w:rPr>
-        <w:t xml:space="preserve">, </w:t>
+        <w:t>chịu trách nhiệm thi hành Quyết định này</w:t>
       </w:r>
       <w:r>
         <w:rPr>
@@ -1801,159 +1947,7 @@
           <w:szCs w:val="28"/>
           <w:lang w:val="nl-NL"/>
         </w:rPr>
-        <w:t>Đ</w:t>
-      </w:r>
-      <w:r>
-        <w:rPr>
-          <w:bCs/>
-          <w:iCs/>
-          <w:sz w:val="28"/>
-          <w:szCs w:val="28"/>
-          <w:lang w:val="nl-NL"/>
-        </w:rPr>
-        <w:t xml:space="preserve">oàn </w:t>
-      </w:r>
-      <w:r>
-        <w:rPr>
-          <w:sz w:val="28"/>
-          <w:szCs w:val="28"/>
-          <w:lang w:val="nl-NL"/>
-        </w:rPr>
-        <w:t xml:space="preserve">kiểm </w:t>
-      </w:r>
-      <w:r>
-        <w:rPr>
-          <w:sz w:val="28"/>
-          <w:szCs w:val="28"/>
-          <w:lang w:val="nl-NL"/>
-        </w:rPr>
-        <w:t>tra</w:t>
-      </w:r>
-      <w:r>
-        <w:rPr>
-          <w:sz w:val="28"/>
-          <w:szCs w:val="28"/>
-          <w:lang w:val="nl-NL"/>
-        </w:rPr>
-        <w:t xml:space="preserve"> </w:t>
-      </w:r>
-      <w:r>
-        <w:rPr>
-          <w:bCs/>
-          <w:iCs/>
-          <w:sz w:val="28"/>
-          <w:szCs w:val="28"/>
-          <w:lang w:val="nl-NL"/>
-        </w:rPr>
-        <w:t xml:space="preserve">có tên tại Quyết định số </w:t>
-      </w:r>
-      <w:r>
-        <w:rPr>
-          <w:bCs/>
-          <w:iCs/>
-          <w:sz w:val="28"/>
-          <w:szCs w:val="28"/>
-          <w:lang w:val="nl-NL"/>
-        </w:rPr>
-        <w:t xml:space="preserve">         </w:t>
-      </w:r>
-      <w:r>
-        <w:rPr>
-          <w:bCs/>
-          <w:iCs/>
-          <w:sz w:val="28"/>
-          <w:szCs w:val="28"/>
-          <w:lang w:val="nl-NL"/>
-        </w:rPr>
-        <w:t>/</w:t>
-      </w:r>
-      <w:r>
-        <w:rPr>
-          <w:bCs/>
-          <w:iCs/>
-          <w:sz w:val="28"/>
-          <w:szCs w:val="28"/>
-          <w:lang w:val="nl-NL"/>
-        </w:rPr>
-        <w:t>QĐ-CT</w:t>
-      </w:r>
-      <w:r>
-        <w:rPr>
-          <w:bCs/>
-          <w:iCs/>
-          <w:sz w:val="28"/>
-          <w:szCs w:val="28"/>
-          <w:lang w:val="nl-NL"/>
-        </w:rPr>
-        <w:t>QTR</w:t>
-      </w:r>
-      <w:r>
-        <w:rPr>
-          <w:bCs/>
-          <w:iCs/>
-          <w:sz w:val="28"/>
-          <w:szCs w:val="28"/>
-          <w:lang w:val="nl-NL"/>
-        </w:rPr>
-        <w:t xml:space="preserve"> </w:t>
-      </w:r>
-      <w:r>
-        <w:rPr>
-          <w:bCs/>
-          <w:iCs/>
-          <w:sz w:val="28"/>
-          <w:szCs w:val="28"/>
-          <w:lang w:val="nl-NL"/>
-        </w:rPr>
-        <w:t>&lt;ngay_thang&gt;</w:t>
-      </w:r>
-      <w:r>
-        <w:rPr>
-          <w:bCs/>
-          <w:iCs/>
-          <w:sz w:val="28"/>
-          <w:szCs w:val="28"/>
-          <w:lang w:val="nl-NL"/>
-        </w:rPr>
-        <w:t>,</w:t>
-      </w:r>
-      <w:r>
-        <w:rPr>
-          <w:bCs/>
-          <w:iCs/>
-          <w:sz w:val="28"/>
-          <w:szCs w:val="28"/>
-          <w:lang w:val="nl-NL"/>
-        </w:rPr>
-        <w:t xml:space="preserve"> </w:t>
-      </w:r>
-      <w:r>
-        <w:rPr>
-          <w:color w:val="000000" w:themeColor="text1"/>
-          <w:sz w:val="28"/>
-          <w:szCs w:val="28"/>
-          <w:lang w:val="nl-NL"/>
-        </w:rPr>
-        <w:t>&lt;ten_dv&gt;</w:t>
-      </w:r>
-      <w:r>
-        <w:rPr>
-          <w:color w:val="FF0000"/>
-          <w:sz w:val="28"/>
-          <w:szCs w:val="28"/>
-          <w:lang w:val="nl-NL"/>
-        </w:rPr>
-        <w:t xml:space="preserve"> </w:t>
-      </w:r>
-      <w:r>
-        <w:rPr>
-          <w:bCs/>
-          <w:iCs/>
-          <w:sz w:val="28"/>
-          <w:szCs w:val="28"/>
-          <w:lang w:val="nl-NL"/>
-        </w:rPr>
-        <w:t>chịu trách nhiệm thi hành Quyết định này./.</w:t>
+        <w:t>./.</w:t>
       </w:r>
       <w:r>
         <w:rPr>
@@ -2170,6 +2164,7 @@
           <w:sz w:val="20"/>
           <w:lang w:val="nl-NL"/>
         </w:rPr>
+        <w:lastRenderedPageBreak/>
         <w:tab/>
       </w:r>
       <w:r>

--- a/static/media/5.qd_giam_sat_ktr_dot_xuat.docx
+++ b/static/media/5.qd_giam_sat_ktr_dot_xuat.docx
@@ -5,10 +5,10 @@
     <w:p>
       <w:pPr>
         <w:tabs>
-          <w:tab w:val="center" w:pos="1418"/>
+          <w:tab w:val="center" w:pos="1701"/>
           <w:tab w:val="center" w:pos="6804"/>
         </w:tabs>
-        <w:ind w:left="-567" w:right="-568"/>
+        <w:ind w:right="-568"/>
         <w:jc w:val="both"/>
         <w:rPr>
           <w:b/>
@@ -27,11 +27,18 @@
       </w:r>
       <w:r>
         <w:rPr>
+          <w:lang w:val="nl-NL"/>
+        </w:rPr>
+        <w:t>CỤC THUẾ</w:t>
+      </w:r>
+      <w:r>
+        <w:rPr>
+          <w:b/>
           <w:sz w:val="24"/>
           <w:szCs w:val="24"/>
           <w:lang w:val="nl-NL"/>
         </w:rPr>
-        <w:t>CỤC THUẾ</w:t>
+        <w:t xml:space="preserve"> </w:t>
       </w:r>
       <w:r>
         <w:rPr>
@@ -40,15 +47,6 @@
           <w:szCs w:val="24"/>
           <w:lang w:val="nl-NL"/>
         </w:rPr>
-        <w:t xml:space="preserve"> </w:t>
-      </w:r>
-      <w:r>
-        <w:rPr>
-          <w:b/>
-          <w:sz w:val="24"/>
-          <w:szCs w:val="24"/>
-          <w:lang w:val="nl-NL"/>
-        </w:rPr>
         <w:tab/>
       </w:r>
       <w:r>
@@ -69,10 +67,9 @@
     <w:p>
       <w:pPr>
         <w:tabs>
-          <w:tab w:val="center" w:pos="1418"/>
+          <w:tab w:val="center" w:pos="1701"/>
           <w:tab w:val="center" w:pos="6804"/>
         </w:tabs>
-        <w:ind w:left="-567"/>
         <w:jc w:val="both"/>
         <w:rPr>
           <w:b/>
@@ -150,7 +147,7 @@
           </mc:Choice>
           <mc:Fallback>
             <w:pict>
-              <v:line w14:anchorId="5632229C" id="Line 12" o:spid="_x0000_s1026" style="position:absolute;z-index:251653632;visibility:visible;mso-wrap-style:square;mso-width-percent:0;mso-height-percent:0;mso-wrap-distance-left:9pt;mso-wrap-distance-top:0;mso-wrap-distance-right:9pt;mso-wrap-distance-bottom:0;mso-position-horizontal:absolute;mso-position-horizontal-relative:text;mso-position-vertical:absolute;mso-position-vertical-relative:text;mso-width-percent:0;mso-height-percent:0;mso-width-relative:page;mso-height-relative:page" from="30.6pt,16.2pt" to="93.6pt,16.2pt" o:gfxdata="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"/>
+              <v:line w14:anchorId="154D25E0" id="Line 12" o:spid="_x0000_s1026" style="position:absolute;z-index:251653632;visibility:visible;mso-wrap-style:square;mso-width-percent:0;mso-height-percent:0;mso-wrap-distance-left:9pt;mso-wrap-distance-top:0;mso-wrap-distance-right:9pt;mso-wrap-distance-bottom:0;mso-position-horizontal:absolute;mso-position-horizontal-relative:text;mso-position-vertical:absolute;mso-position-vertical-relative:text;mso-width-percent:0;mso-height-percent:0;mso-width-relative:page;mso-height-relative:page" from="30.6pt,16.2pt" to="93.6pt,16.2pt" o:gfxdata="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"/>
             </w:pict>
           </mc:Fallback>
         </mc:AlternateContent>
@@ -167,14 +164,7 @@
           <w:b/>
           <w:lang w:val="nl-NL"/>
         </w:rPr>
-        <w:t xml:space="preserve">CHI </w:t>
-      </w:r>
-      <w:r>
-        <w:rPr>
-          <w:b/>
-          <w:lang w:val="nl-NL"/>
-        </w:rPr>
-        <w:t>CỤC THUẾ</w:t>
+        <w:t>THUẾ</w:t>
       </w:r>
       <w:r>
         <w:rPr>
@@ -188,7 +178,7 @@
           <w:b/>
           <w:lang w:val="nl-NL"/>
         </w:rPr>
-        <w:t>KHU VỰC XI</w:t>
+        <w:t>TỈNH QUẢNG TRỊ</w:t>
       </w:r>
       <w:r>
         <w:rPr>
@@ -292,7 +282,7 @@
           </mc:Choice>
           <mc:Fallback>
             <w:pict>
-              <v:line w14:anchorId="4D79FBE2" id="Line 13" o:spid="_x0000_s1026" style="position:absolute;z-index:251657728;visibility:visible;mso-wrap-style:square;mso-width-percent:0;mso-height-percent:0;mso-wrap-distance-left:9pt;mso-wrap-distance-top:0;mso-wrap-distance-right:9pt;mso-wrap-distance-bottom:0;mso-position-horizontal:absolute;mso-position-horizontal-relative:text;mso-position-vertical:absolute;mso-position-vertical-relative:text;mso-width-percent:0;mso-height-percent:0;mso-width-relative:page;mso-height-relative:page" from="34.65pt,1.9pt" to="34.65pt,1.9pt" o:gfxdata="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"/>
+              <v:line w14:anchorId="2C853969" id="Line 13" o:spid="_x0000_s1026" style="position:absolute;z-index:251657728;visibility:visible;mso-wrap-style:square;mso-width-percent:0;mso-height-percent:0;mso-wrap-distance-left:9pt;mso-wrap-distance-top:0;mso-wrap-distance-right:9pt;mso-wrap-distance-bottom:0;mso-position-horizontal:absolute;mso-position-horizontal-relative:text;mso-position-vertical:absolute;mso-position-vertical-relative:text;mso-width-percent:0;mso-height-percent:0;mso-width-relative:page;mso-height-relative:page" from="34.65pt,1.9pt" to="34.65pt,1.9pt" o:gfxdata="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"/>
             </w:pict>
           </mc:Fallback>
         </mc:AlternateContent>
@@ -301,11 +291,10 @@
     <w:p>
       <w:pPr>
         <w:tabs>
-          <w:tab w:val="center" w:pos="1418"/>
+          <w:tab w:val="center" w:pos="1701"/>
           <w:tab w:val="right" w:pos="9071"/>
         </w:tabs>
         <w:spacing w:before="60"/>
-        <w:ind w:left="-567"/>
         <w:jc w:val="both"/>
         <w:rPr>
           <w:b/>
@@ -383,7 +372,7 @@
           </mc:Choice>
           <mc:Fallback>
             <w:pict>
-              <v:line w14:anchorId="6D770B57" id="Line 14" o:spid="_x0000_s1026" style="position:absolute;z-index:251662848;visibility:visible;mso-wrap-style:square;mso-width-percent:0;mso-height-percent:0;mso-wrap-distance-left:9pt;mso-wrap-distance-top:0;mso-wrap-distance-right:9pt;mso-wrap-distance-bottom:0;mso-position-horizontal:absolute;mso-position-horizontal-relative:text;mso-position-vertical:absolute;mso-position-vertical-relative:text;mso-width-percent:0;mso-height-percent:0;mso-width-relative:page;mso-height-relative:page" from="260.85pt,1.05pt" to="422.85pt,1.05pt" o:gfxdata="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"/>
+              <v:line w14:anchorId="5616CDA6" id="Line 14" o:spid="_x0000_s1026" style="position:absolute;z-index:251662848;visibility:visible;mso-wrap-style:square;mso-width-percent:0;mso-height-percent:0;mso-wrap-distance-left:9pt;mso-wrap-distance-top:0;mso-wrap-distance-right:9pt;mso-wrap-distance-bottom:0;mso-position-horizontal:absolute;mso-position-horizontal-relative:text;mso-position-vertical:absolute;mso-position-vertical-relative:text;mso-width-percent:0;mso-height-percent:0;mso-width-relative:page;mso-height-relative:page" from="260.85pt,1.05pt" to="422.85pt,1.05pt" o:gfxdata="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"/>
             </w:pict>
           </mc:Fallback>
         </mc:AlternateContent>
@@ -401,7 +390,7 @@
           <w:color w:val="000000" w:themeColor="text1"/>
           <w:sz w:val="28"/>
         </w:rPr>
-        <w:t>CCTKV.XI</w:t>
+        <w:t>QTR</w:t>
       </w:r>
       <w:r>
         <w:rPr>
@@ -648,7 +637,7 @@
           </mc:Choice>
           <mc:Fallback>
             <w:pict>
-              <v:line w14:anchorId="0E687128" id="Line 15" o:spid="_x0000_s1026" style="position:absolute;z-index:251666944;visibility:visible;mso-wrap-style:square;mso-width-percent:0;mso-height-percent:0;mso-wrap-distance-left:9pt;mso-wrap-distance-top:0;mso-wrap-distance-right:9pt;mso-wrap-distance-bottom:0;mso-position-horizontal:absolute;mso-position-horizontal-relative:text;mso-position-vertical:absolute;mso-position-vertical-relative:text;mso-width-percent:0;mso-height-percent:0;mso-width-relative:page;mso-height-relative:page" from="169.15pt,2.8pt" to="285.25pt,2.8pt" o:gfxdata="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"/>
+              <v:line w14:anchorId="3E261A25" id="Line 15" o:spid="_x0000_s1026" style="position:absolute;z-index:251666944;visibility:visible;mso-wrap-style:square;mso-width-percent:0;mso-height-percent:0;mso-wrap-distance-left:9pt;mso-wrap-distance-top:0;mso-wrap-distance-right:9pt;mso-wrap-distance-bottom:0;mso-position-horizontal:absolute;mso-position-horizontal-relative:text;mso-position-vertical:absolute;mso-position-vertical-relative:text;mso-width-percent:0;mso-height-percent:0;mso-width-relative:page;mso-height-relative:page" from="169.15pt,2.8pt" to="285.25pt,2.8pt" o:gfxdata="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"/>
             </w:pict>
           </mc:Fallback>
         </mc:AlternateContent>
@@ -676,7 +665,7 @@
     </w:p>
     <w:p>
       <w:pPr>
-        <w:ind w:right="-285" w:firstLine="426"/>
+        <w:ind w:right="-285" w:firstLine="567"/>
         <w:jc w:val="both"/>
         <w:rPr>
           <w:i/>
@@ -746,7 +735,7 @@
     </w:p>
     <w:p>
       <w:pPr>
-        <w:ind w:right="-285" w:firstLine="426"/>
+        <w:ind w:right="-285" w:firstLine="567"/>
         <w:jc w:val="both"/>
         <w:rPr>
           <w:i/>
@@ -765,55 +754,72 @@
     </w:p>
     <w:p>
       <w:pPr>
-        <w:ind w:right="-285" w:firstLine="426"/>
+        <w:ind w:right="-285" w:firstLine="567"/>
         <w:jc w:val="both"/>
         <w:rPr>
           <w:i/>
           <w:sz w:val="28"/>
           <w:szCs w:val="28"/>
-          <w:lang w:val="nl-NL"/>
-        </w:rPr>
-      </w:pPr>
-      <w:r>
-        <w:rPr>
-          <w:i/>
-          <w:sz w:val="28"/>
-          <w:szCs w:val="28"/>
-          <w:lang w:val="nl-NL"/>
-        </w:rPr>
-        <w:t xml:space="preserve">Căn cứ Quyết định số 1614/QĐ-TCT ngày 13/10/2020 của Tổng cục Thuế về việc ban hành quy chế giám sát hoạt động của </w:t>
-      </w:r>
-      <w:r>
-        <w:rPr>
-          <w:i/>
-          <w:sz w:val="28"/>
-          <w:szCs w:val="28"/>
-          <w:lang w:val="nl-NL"/>
-        </w:rPr>
-        <w:t>Đ</w:t>
-      </w:r>
-      <w:r>
-        <w:rPr>
-          <w:i/>
-          <w:sz w:val="28"/>
-          <w:szCs w:val="28"/>
-          <w:lang w:val="nl-NL"/>
-        </w:rPr>
-        <w:t>oàn thanh tra, kiểm tra thuế</w:t>
-      </w:r>
-      <w:r>
-        <w:rPr>
-          <w:i/>
-          <w:sz w:val="28"/>
-          <w:szCs w:val="28"/>
-          <w:lang w:val="nl-NL"/>
+        </w:rPr>
+      </w:pPr>
+      <w:r>
+        <w:rPr>
+          <w:i/>
+          <w:sz w:val="28"/>
+          <w:szCs w:val="28"/>
+        </w:rPr>
+        <w:t>Căn cứ Quyết định số 1614/QĐ-TCT ngày 13/10/2020 của Tổng cục Thuế về việc ban hành quy chế giám sát hoạt động của Đoàn thanh tra, kiểm tra thuế;</w:t>
+      </w:r>
+    </w:p>
+    <w:p>
+      <w:pPr>
+        <w:ind w:right="-285" w:firstLine="567"/>
+        <w:jc w:val="both"/>
+        <w:rPr>
+          <w:i/>
+          <w:sz w:val="28"/>
+          <w:szCs w:val="28"/>
+        </w:rPr>
+      </w:pPr>
+      <w:r>
+        <w:rPr>
+          <w:i/>
+          <w:sz w:val="28"/>
+          <w:szCs w:val="28"/>
+        </w:rPr>
+        <w:t>Căn cứ Quyết định số 1376/QĐ-CT ngày 30/6/2025 của Cục trưởng Cục Thuế về việc ban hành quy định chức năng, nhiệm vụ, quyền hạn và cơ cấu tổ chức của Thuế tỉnh, thành phố thuộc Cục Thuế;</w:t>
+      </w:r>
+    </w:p>
+    <w:p>
+      <w:pPr>
+        <w:ind w:right="-285" w:firstLine="567"/>
+        <w:jc w:val="both"/>
+        <w:rPr>
+          <w:i/>
+          <w:sz w:val="28"/>
+          <w:szCs w:val="28"/>
+        </w:rPr>
+      </w:pPr>
+      <w:r>
+        <w:rPr>
+          <w:i/>
+          <w:sz w:val="28"/>
+          <w:szCs w:val="28"/>
+        </w:rPr>
+        <w:t>Căn cứ Quyết định số 1383/QĐ-CT ngày 30/06/2025 của Cục trưởng Cục Thuế về việc ban hành quy định chức năng, nhiệm vụ, quyền hạn của Văn phòng, các Phòng thuộc Thuế tỉnh, thành phố</w:t>
+      </w:r>
+      <w:r>
+        <w:rPr>
+          <w:i/>
+          <w:sz w:val="28"/>
+          <w:szCs w:val="28"/>
         </w:rPr>
         <w:t>;</w:t>
       </w:r>
     </w:p>
     <w:p>
       <w:pPr>
-        <w:ind w:right="-285" w:firstLine="426"/>
+        <w:ind w:right="-285" w:firstLine="567"/>
         <w:jc w:val="both"/>
         <w:rPr>
           <w:i/>
@@ -827,7 +833,15 @@
           <w:sz w:val="28"/>
           <w:szCs w:val="28"/>
         </w:rPr>
-        <w:t>Căn cứ Quyết định số 904/QĐ-BTC ngày 03/03/2025 của Bộ Tài chính quy định chức năng, nhiệm vụ, quyền hạn và cơ cấu tổ chức của Chi cục Thuế khu vực thuộc Cục Thuế</w:t>
+        <w:t xml:space="preserve">Căn cứ &lt;tham_quyen_ky&gt; </w:t>
+      </w:r>
+      <w:r>
+        <w:rPr>
+          <w:i/>
+          <w:sz w:val="28"/>
+          <w:szCs w:val="28"/>
+        </w:rPr>
+        <w:t>của Thuế tỉnh Quảng Trị về việc phân công lĩnh vực phụ trách và ủy quyền ký văn bản của các đồng chí Lãnh đạo Thuế tỉnh</w:t>
       </w:r>
       <w:r>
         <w:rPr>
@@ -840,7 +854,7 @@
     </w:p>
     <w:p>
       <w:pPr>
-        <w:ind w:right="-285" w:firstLine="426"/>
+        <w:ind w:right="-285" w:firstLine="567"/>
         <w:jc w:val="both"/>
         <w:rPr>
           <w:i/>
@@ -854,12 +868,52 @@
           <w:sz w:val="28"/>
           <w:szCs w:val="28"/>
         </w:rPr>
-        <w:t>Căn cứ Quyết định số 02/QĐ-CT ngày 03/3/2025 của Cục trưởng Cục Thuế về việc ban hành quy định chức năng, nhiệm vụ, quyền hạn của Văn phòng, các Phòng thuộc Chi cục Thuế khu vực;</w:t>
-      </w:r>
-    </w:p>
-    <w:p>
-      <w:pPr>
-        <w:ind w:right="-285" w:firstLine="426"/>
+        <w:t>Căn cứ Quyết định số         /QĐ-</w:t>
+      </w:r>
+      <w:r>
+        <w:rPr>
+          <w:i/>
+          <w:sz w:val="28"/>
+          <w:szCs w:val="28"/>
+        </w:rPr>
+        <w:t>QTR</w:t>
+      </w:r>
+      <w:r>
+        <w:rPr>
+          <w:i/>
+          <w:sz w:val="28"/>
+          <w:szCs w:val="28"/>
+        </w:rPr>
+        <w:t xml:space="preserve"> </w:t>
+      </w:r>
+      <w:r>
+        <w:rPr>
+          <w:i/>
+          <w:sz w:val="28"/>
+          <w:szCs w:val="28"/>
+        </w:rPr>
+        <w:t xml:space="preserve">&lt;ngay_thang&gt; của </w:t>
+      </w:r>
+      <w:r>
+        <w:rPr>
+          <w:i/>
+          <w:sz w:val="28"/>
+          <w:szCs w:val="28"/>
+        </w:rPr>
+        <w:t>Thuế tỉnh Quảng Trị</w:t>
+      </w:r>
+      <w:r>
+        <w:rPr>
+          <w:i/>
+          <w:sz w:val="28"/>
+          <w:szCs w:val="28"/>
+        </w:rPr>
+        <w:t xml:space="preserve"> về việc kiểm tra thuế tại &lt;ten_dv&gt;;</w:t>
+      </w:r>
+    </w:p>
+    <w:p>
+      <w:pPr>
+        <w:ind w:right="-285" w:firstLine="567"/>
         <w:jc w:val="both"/>
         <w:rPr>
           <w:i/>
@@ -873,69 +927,159 @@
           <w:sz w:val="28"/>
           <w:szCs w:val="28"/>
         </w:rPr>
-        <w:t>Căn cứ &lt;qd_tkt_tct&gt; của Tổng cục Thuế về việc giao chỉ tiêu nhiệm vụ thanh tra thuế và kiểm tra thuế tại trụ sở người nộp thuế năm &lt;nam_kh_tkt&gt;;</w:t>
-      </w:r>
-    </w:p>
-    <w:p>
-      <w:pPr>
-        <w:ind w:right="-285" w:firstLine="426"/>
+        <w:t>Theo</w:t>
+      </w:r>
+      <w:r>
+        <w:rPr>
+          <w:i/>
+          <w:sz w:val="28"/>
+          <w:szCs w:val="28"/>
+        </w:rPr>
+        <w:t xml:space="preserve"> đề nghị của </w:t>
+      </w:r>
+      <w:r>
+        <w:rPr>
+          <w:i/>
+          <w:sz w:val="28"/>
+          <w:szCs w:val="28"/>
+        </w:rPr>
+        <w:t xml:space="preserve">&lt;ld_phong&gt; </w:t>
+      </w:r>
+      <w:r>
+        <w:rPr>
+          <w:i/>
+          <w:sz w:val="28"/>
+          <w:szCs w:val="28"/>
+        </w:rPr>
+        <w:t>Phòng Kiểm tra số 2</w:t>
+      </w:r>
+      <w:r>
+        <w:rPr>
+          <w:i/>
+          <w:sz w:val="28"/>
+          <w:szCs w:val="28"/>
+        </w:rPr>
+        <w:t>.</w:t>
+      </w:r>
+    </w:p>
+    <w:p>
+      <w:pPr>
+        <w:spacing w:before="120" w:after="120"/>
+        <w:jc w:val="center"/>
+        <w:rPr>
+          <w:b/>
+          <w:sz w:val="28"/>
+          <w:szCs w:val="28"/>
+          <w:lang w:val="nl-NL"/>
+        </w:rPr>
+      </w:pPr>
+      <w:r>
+        <w:rPr>
+          <w:b/>
+          <w:sz w:val="28"/>
+          <w:szCs w:val="28"/>
+          <w:lang w:val="nl-NL"/>
+        </w:rPr>
+        <w:t>QUYẾT ĐỊNH:</w:t>
+      </w:r>
+    </w:p>
+    <w:p>
+      <w:pPr>
+        <w:ind w:firstLine="567"/>
         <w:jc w:val="both"/>
         <w:rPr>
-          <w:i/>
-          <w:sz w:val="28"/>
-          <w:szCs w:val="28"/>
-        </w:rPr>
-      </w:pPr>
-      <w:r>
-        <w:rPr>
-          <w:i/>
-          <w:sz w:val="28"/>
-          <w:szCs w:val="28"/>
-        </w:rPr>
-        <w:t>Căn cứ &lt;qd_tkt_cct&gt; của Cục Thuế tỉnh Quảng Trị về việc giao chỉ tiêu nhiệm vụ thanh tra thuế và kiểm tra thuế tại trụ sở người nộp thuế năm &lt;nam_kh_tkt&gt;;</w:t>
-      </w:r>
-    </w:p>
-    <w:p>
-      <w:pPr>
-        <w:ind w:right="-285" w:firstLine="426"/>
-        <w:jc w:val="both"/>
-        <w:rPr>
-          <w:i/>
-          <w:sz w:val="28"/>
-          <w:szCs w:val="28"/>
-        </w:rPr>
-      </w:pPr>
-      <w:r>
-        <w:rPr>
-          <w:i/>
-          <w:sz w:val="28"/>
-          <w:szCs w:val="28"/>
-        </w:rPr>
-        <w:t>Căn cứ &lt;tham_quyen_ky&gt; của Chi cục Thuế khu vực XI về việc giao cho Phó Chi cục trưởng Chi cục Thuế được ký thay một số văn bản thuộc thẩm quyền của Chi cục trưởng Chi cục Thuế;</w:t>
-      </w:r>
-    </w:p>
-    <w:p>
-      <w:pPr>
-        <w:ind w:right="-285" w:firstLine="426"/>
-        <w:jc w:val="both"/>
-        <w:rPr>
-          <w:i/>
-          <w:sz w:val="28"/>
-          <w:szCs w:val="28"/>
-          <w:lang w:val="nl-NL"/>
-        </w:rPr>
-      </w:pPr>
-      <w:r>
-        <w:rPr>
-          <w:i/>
-          <w:sz w:val="28"/>
-          <w:szCs w:val="28"/>
-        </w:rPr>
-        <w:t xml:space="preserve">Căn cứ Quyết định số         /QĐ-CCTKV.XI </w:t>
-      </w:r>
-      <w:r>
-        <w:rPr>
-          <w:i/>
+          <w:sz w:val="28"/>
+          <w:szCs w:val="28"/>
+          <w:lang w:val="nl-NL"/>
+        </w:rPr>
+      </w:pPr>
+      <w:r>
+        <w:rPr>
+          <w:b/>
+          <w:sz w:val="28"/>
+          <w:szCs w:val="28"/>
+          <w:lang w:val="nl-NL"/>
+        </w:rPr>
+        <w:t>Điều 1</w:t>
+      </w:r>
+      <w:r>
+        <w:rPr>
+          <w:b/>
+          <w:sz w:val="28"/>
+          <w:szCs w:val="28"/>
+          <w:lang w:val="nl-NL"/>
+        </w:rPr>
+        <w:t>.</w:t>
+      </w:r>
+      <w:r>
+        <w:rPr>
+          <w:sz w:val="28"/>
+          <w:szCs w:val="28"/>
+          <w:lang w:val="nl-NL"/>
+        </w:rPr>
+        <w:t xml:space="preserve"> </w:t>
+      </w:r>
+      <w:r>
+        <w:rPr>
+          <w:sz w:val="28"/>
+          <w:szCs w:val="28"/>
+        </w:rPr>
+        <w:t xml:space="preserve">Thực hiện giám sát đối với hoạt động kiểm tra của Đoàn kiểm tra thuế được thành lập theo Quyết định </w:t>
+      </w:r>
+      <w:r>
+        <w:rPr>
+          <w:bCs/>
+          <w:iCs/>
+          <w:sz w:val="28"/>
+          <w:szCs w:val="28"/>
+          <w:lang w:val="nl-NL"/>
+        </w:rPr>
+        <w:t xml:space="preserve">số </w:t>
+      </w:r>
+      <w:r>
+        <w:rPr>
+          <w:bCs/>
+          <w:iCs/>
+          <w:sz w:val="28"/>
+          <w:szCs w:val="28"/>
+          <w:lang w:val="nl-NL"/>
+        </w:rPr>
+        <w:t xml:space="preserve">         </w:t>
+      </w:r>
+      <w:r>
+        <w:rPr>
+          <w:sz w:val="28"/>
+          <w:szCs w:val="28"/>
+          <w:lang w:val="nl-NL"/>
+        </w:rPr>
+        <w:t>/</w:t>
+      </w:r>
+      <w:r>
+        <w:rPr>
+          <w:sz w:val="28"/>
+          <w:szCs w:val="28"/>
+          <w:lang w:val="nl-NL"/>
+        </w:rPr>
+        <w:t>QĐ-</w:t>
+      </w:r>
+      <w:r>
+        <w:rPr>
+          <w:sz w:val="28"/>
+          <w:szCs w:val="28"/>
+          <w:lang w:val="nl-NL"/>
+        </w:rPr>
+        <w:t>QTR</w:t>
+      </w:r>
+      <w:r>
+        <w:rPr>
+          <w:sz w:val="28"/>
+          <w:szCs w:val="28"/>
+          <w:lang w:val="nl-NL"/>
+        </w:rPr>
+        <w:t xml:space="preserve"> </w:t>
+      </w:r>
+      <w:r>
+        <w:rPr>
           <w:sz w:val="28"/>
           <w:szCs w:val="28"/>
           <w:lang w:val="nl-NL"/>
@@ -944,30 +1088,35 @@
       </w:r>
       <w:r>
         <w:rPr>
-          <w:i/>
-          <w:sz w:val="28"/>
-          <w:szCs w:val="28"/>
-          <w:lang w:val="nl-NL"/>
-        </w:rPr>
-        <w:t xml:space="preserve"> của Chi cục Thuế khu vực XI về việc kiểm tra thuế tại </w:t>
-      </w:r>
-      <w:r>
-        <w:rPr>
-          <w:i/>
-          <w:sz w:val="28"/>
-          <w:szCs w:val="28"/>
-          <w:lang w:val="nl-NL"/>
-        </w:rPr>
-        <w:t>&lt;ten_dv&gt;</w:t>
-      </w:r>
-      <w:r>
-        <w:rPr>
-          <w:i/>
-          <w:sz w:val="28"/>
-          <w:szCs w:val="28"/>
-          <w:lang w:val="nl-NL"/>
-        </w:rPr>
-        <w:t>;</w:t>
+          <w:sz w:val="28"/>
+          <w:szCs w:val="28"/>
+          <w:lang w:val="nl-NL"/>
+        </w:rPr>
+        <w:t xml:space="preserve"> </w:t>
+      </w:r>
+      <w:r>
+        <w:rPr>
+          <w:sz w:val="28"/>
+          <w:szCs w:val="28"/>
+          <w:lang w:val="nl-NL"/>
+        </w:rPr>
+        <w:t xml:space="preserve">của </w:t>
+      </w:r>
+      <w:r>
+        <w:rPr>
+          <w:sz w:val="28"/>
+          <w:szCs w:val="28"/>
+          <w:lang w:val="nl-NL"/>
+        </w:rPr>
+        <w:t>Thuế tỉnh Quảng Trị</w:t>
+      </w:r>
+      <w:r>
+        <w:rPr>
+          <w:sz w:val="28"/>
+          <w:szCs w:val="28"/>
+          <w:lang w:val="nl-NL"/>
+        </w:rPr>
+        <w:t>.</w:t>
       </w:r>
     </w:p>
     <w:p>
@@ -975,113 +1124,82 @@
         <w:ind w:firstLine="709"/>
         <w:jc w:val="both"/>
         <w:rPr>
-          <w:i/>
-          <w:sz w:val="28"/>
-          <w:szCs w:val="28"/>
-          <w:lang w:val="nl-NL"/>
-        </w:rPr>
-      </w:pPr>
-      <w:r>
-        <w:rPr>
-          <w:i/>
-          <w:sz w:val="28"/>
-          <w:szCs w:val="28"/>
-          <w:lang w:val="nl-NL"/>
-        </w:rPr>
-        <w:t>Theo</w:t>
-      </w:r>
-      <w:r>
-        <w:rPr>
-          <w:i/>
-          <w:sz w:val="28"/>
-          <w:szCs w:val="28"/>
-          <w:lang w:val="nl-NL"/>
-        </w:rPr>
-        <w:t xml:space="preserve"> đề nghị của </w:t>
-      </w:r>
-      <w:r>
-        <w:rPr>
-          <w:i/>
-          <w:sz w:val="28"/>
-          <w:szCs w:val="28"/>
-          <w:lang w:val="nl-NL"/>
-        </w:rPr>
-        <w:t xml:space="preserve">&lt;ld_phong&gt; </w:t>
-      </w:r>
-      <w:r>
-        <w:rPr>
-          <w:i/>
-          <w:sz w:val="28"/>
-          <w:szCs w:val="28"/>
-          <w:lang w:val="nl-NL"/>
-        </w:rPr>
-        <w:t>Tha</w:t>
-      </w:r>
-      <w:r>
-        <w:rPr>
-          <w:i/>
-          <w:sz w:val="28"/>
-          <w:szCs w:val="28"/>
-          <w:lang w:val="nl-NL"/>
-        </w:rPr>
-        <w:t>nh tra</w:t>
-      </w:r>
-      <w:r>
-        <w:rPr>
-          <w:i/>
-          <w:sz w:val="28"/>
-          <w:szCs w:val="28"/>
-          <w:lang w:val="nl-NL"/>
-        </w:rPr>
-        <w:t xml:space="preserve"> – </w:t>
-      </w:r>
-      <w:r>
-        <w:rPr>
-          <w:i/>
-          <w:sz w:val="28"/>
-          <w:szCs w:val="28"/>
-          <w:lang w:val="nl-NL"/>
-        </w:rPr>
-        <w:t>Kiểm tra</w:t>
-      </w:r>
-      <w:r>
-        <w:rPr>
-          <w:i/>
-          <w:sz w:val="28"/>
-          <w:szCs w:val="28"/>
-          <w:lang w:val="nl-NL"/>
-        </w:rPr>
-        <w:t xml:space="preserve"> số 4</w:t>
-      </w:r>
-      <w:r>
-        <w:rPr>
-          <w:i/>
-          <w:sz w:val="28"/>
-          <w:szCs w:val="28"/>
-          <w:lang w:val="nl-NL"/>
-        </w:rPr>
-        <w:t>.</w:t>
-      </w:r>
-    </w:p>
-    <w:p>
-      <w:pPr>
-        <w:spacing w:before="120"/>
-        <w:jc w:val="center"/>
-        <w:rPr>
-          <w:b/>
-          <w:sz w:val="28"/>
-          <w:szCs w:val="28"/>
-          <w:lang w:val="nl-NL"/>
-        </w:rPr>
-      </w:pPr>
-      <w:r>
-        <w:rPr>
-          <w:b/>
-          <w:sz w:val="28"/>
-          <w:szCs w:val="28"/>
-          <w:lang w:val="nl-NL"/>
-        </w:rPr>
-        <w:t>QUYẾT ĐỊNH:</w:t>
+          <w:sz w:val="28"/>
+          <w:szCs w:val="28"/>
+          <w:lang w:val="nl-NL"/>
+        </w:rPr>
+      </w:pPr>
+      <w:r>
+        <w:rPr>
+          <w:sz w:val="28"/>
+          <w:szCs w:val="28"/>
+          <w:lang w:val="nl-NL"/>
+        </w:rPr>
+        <w:t xml:space="preserve">Thời hạn giám sát được tính </w:t>
+      </w:r>
+      <w:r>
+        <w:rPr>
+          <w:sz w:val="28"/>
+          <w:szCs w:val="28"/>
+          <w:lang w:val="nl-NL"/>
+        </w:rPr>
+        <w:t xml:space="preserve">kể </w:t>
+      </w:r>
+      <w:r>
+        <w:rPr>
+          <w:sz w:val="28"/>
+          <w:szCs w:val="28"/>
+          <w:lang w:val="nl-NL"/>
+        </w:rPr>
+        <w:t xml:space="preserve">từ ngày công bố quyết định </w:t>
+      </w:r>
+      <w:r>
+        <w:rPr>
+          <w:sz w:val="28"/>
+          <w:szCs w:val="28"/>
+          <w:lang w:val="nl-NL"/>
+        </w:rPr>
+        <w:t xml:space="preserve">kiểm </w:t>
+      </w:r>
+      <w:r>
+        <w:rPr>
+          <w:sz w:val="28"/>
+          <w:szCs w:val="28"/>
+          <w:lang w:val="nl-NL"/>
+        </w:rPr>
+        <w:t xml:space="preserve">tra đến thời điểm kết thúc việc </w:t>
+      </w:r>
+      <w:r>
+        <w:rPr>
+          <w:sz w:val="28"/>
+          <w:szCs w:val="28"/>
+          <w:lang w:val="nl-NL"/>
+        </w:rPr>
+        <w:t xml:space="preserve">kiểm </w:t>
+      </w:r>
+      <w:r>
+        <w:rPr>
+          <w:sz w:val="28"/>
+          <w:szCs w:val="28"/>
+          <w:lang w:val="nl-NL"/>
+        </w:rPr>
+        <w:t xml:space="preserve">tra </w:t>
+      </w:r>
+      <w:r>
+        <w:rPr>
+          <w:sz w:val="28"/>
+          <w:szCs w:val="28"/>
+          <w:lang w:val="nl-NL"/>
+        </w:rPr>
+        <w:t xml:space="preserve">thuế </w:t>
+      </w:r>
+      <w:r>
+        <w:rPr>
+          <w:sz w:val="28"/>
+          <w:szCs w:val="28"/>
+          <w:lang w:val="nl-NL"/>
+        </w:rPr>
+        <w:t>tại trụ sở người nộp thuế.</w:t>
       </w:r>
     </w:p>
     <w:p>
@@ -1097,15 +1215,17 @@
       <w:r>
         <w:rPr>
           <w:b/>
-          <w:sz w:val="28"/>
-          <w:szCs w:val="28"/>
-          <w:lang w:val="nl-NL"/>
-        </w:rPr>
-        <w:t>Điều 1</w:t>
-      </w:r>
-      <w:r>
-        <w:rPr>
-          <w:b/>
+          <w:bCs/>
+          <w:sz w:val="28"/>
+          <w:szCs w:val="28"/>
+          <w:lang w:val="nl-NL"/>
+        </w:rPr>
+        <w:t>Điều 2</w:t>
+      </w:r>
+      <w:r>
+        <w:rPr>
+          <w:b/>
+          <w:bCs/>
           <w:sz w:val="28"/>
           <w:szCs w:val="28"/>
           <w:lang w:val="nl-NL"/>
@@ -1124,10 +1244,151 @@
         <w:rPr>
           <w:sz w:val="28"/>
           <w:szCs w:val="28"/>
-        </w:rPr>
-        <w:t xml:space="preserve">Thực hiện giám sát đối với hoạt động kiểm tra của Đoàn kiểm tra thuế được thành lập theo Quyết định </w:t>
-      </w:r>
-      <w:r>
+          <w:lang w:val="nl-NL"/>
+        </w:rPr>
+        <w:t xml:space="preserve">Giao cho </w:t>
+      </w:r>
+      <w:r>
+        <w:rPr>
+          <w:sz w:val="28"/>
+          <w:szCs w:val="28"/>
+          <w:lang w:val="nl-NL"/>
+        </w:rPr>
+        <w:t>&lt;ng_giam_sat&gt;</w:t>
+      </w:r>
+      <w:r>
+        <w:rPr>
+          <w:sz w:val="28"/>
+          <w:szCs w:val="28"/>
+          <w:lang w:val="nl-NL"/>
+        </w:rPr>
+        <w:t xml:space="preserve"> –</w:t>
+      </w:r>
+      <w:r>
+        <w:rPr>
+          <w:sz w:val="28"/>
+          <w:szCs w:val="28"/>
+          <w:lang w:val="nl-NL"/>
+        </w:rPr>
+        <w:t xml:space="preserve"> </w:t>
+      </w:r>
+      <w:r>
+        <w:rPr>
+          <w:sz w:val="28"/>
+          <w:szCs w:val="28"/>
+          <w:lang w:val="nl-NL"/>
+        </w:rPr>
+        <w:t>&lt;ng_giam_sat_cv&gt;</w:t>
+      </w:r>
+      <w:r>
+        <w:rPr>
+          <w:sz w:val="28"/>
+          <w:szCs w:val="28"/>
+          <w:lang w:val="nl-NL"/>
+        </w:rPr>
+        <w:t xml:space="preserve"> </w:t>
+      </w:r>
+      <w:r>
+        <w:rPr>
+          <w:sz w:val="28"/>
+          <w:szCs w:val="28"/>
+          <w:lang w:val="nl-NL"/>
+        </w:rPr>
+        <w:t>Phòng Kiểm tra số 2</w:t>
+      </w:r>
+      <w:r>
+        <w:rPr>
+          <w:sz w:val="28"/>
+          <w:szCs w:val="28"/>
+          <w:lang w:val="nl-NL"/>
+        </w:rPr>
+        <w:t>,</w:t>
+      </w:r>
+      <w:r>
+        <w:rPr>
+          <w:sz w:val="28"/>
+          <w:szCs w:val="28"/>
+          <w:lang w:val="nl-NL"/>
+        </w:rPr>
+        <w:t xml:space="preserve"> </w:t>
+      </w:r>
+      <w:r>
+        <w:rPr>
+          <w:sz w:val="28"/>
+          <w:szCs w:val="28"/>
+          <w:lang w:val="nl-NL"/>
+        </w:rPr>
+        <w:t>Thuế tỉnh Quảng Trị</w:t>
+      </w:r>
+      <w:r>
+        <w:rPr>
+          <w:sz w:val="28"/>
+          <w:szCs w:val="28"/>
+          <w:lang w:val="nl-NL"/>
+        </w:rPr>
+        <w:t xml:space="preserve"> là người giám sát hoạt động của Đoàn </w:t>
+      </w:r>
+      <w:r>
+        <w:rPr>
+          <w:sz w:val="28"/>
+          <w:szCs w:val="28"/>
+          <w:lang w:val="nl-NL"/>
+        </w:rPr>
+        <w:t xml:space="preserve">kiểm </w:t>
+      </w:r>
+      <w:r>
+        <w:rPr>
+          <w:sz w:val="28"/>
+          <w:szCs w:val="28"/>
+          <w:lang w:val="nl-NL"/>
+        </w:rPr>
+        <w:t xml:space="preserve">tra </w:t>
+      </w:r>
+      <w:r>
+        <w:rPr>
+          <w:sz w:val="28"/>
+          <w:szCs w:val="28"/>
+          <w:lang w:val="nl-NL"/>
+        </w:rPr>
+        <w:t xml:space="preserve">thuế </w:t>
+      </w:r>
+      <w:r>
+        <w:rPr>
+          <w:sz w:val="28"/>
+          <w:szCs w:val="28"/>
+          <w:lang w:val="nl-NL"/>
+        </w:rPr>
+        <w:t>tại</w:t>
+      </w:r>
+      <w:r>
+        <w:rPr>
+          <w:sz w:val="28"/>
+          <w:szCs w:val="28"/>
+          <w:lang w:val="nl-NL"/>
+        </w:rPr>
+        <w:t xml:space="preserve"> </w:t>
+      </w:r>
+      <w:r>
+        <w:rPr>
+          <w:sz w:val="28"/>
+          <w:szCs w:val="28"/>
+          <w:lang w:val="nl-NL"/>
+        </w:rPr>
+        <w:t>&lt;ten_dv&gt;</w:t>
+      </w:r>
+      <w:r>
+        <w:rPr>
+          <w:sz w:val="28"/>
+          <w:szCs w:val="28"/>
+          <w:lang w:val="nl-NL"/>
+        </w:rPr>
+        <w:t>.</w:t>
+      </w:r>
+    </w:p>
+    <w:p>
+      <w:pPr>
+        <w:ind w:firstLine="561"/>
+        <w:jc w:val="both"/>
         <w:rPr>
           <w:bCs/>
           <w:iCs/>
@@ -1135,44 +1396,33 @@
           <w:szCs w:val="28"/>
           <w:lang w:val="nl-NL"/>
         </w:rPr>
-        <w:t xml:space="preserve">số </w:t>
-      </w:r>
-      <w:r>
-        <w:rPr>
+      </w:pPr>
+      <w:r>
+        <w:rPr>
+          <w:b/>
           <w:bCs/>
           <w:iCs/>
           <w:sz w:val="28"/>
           <w:szCs w:val="28"/>
           <w:lang w:val="nl-NL"/>
         </w:rPr>
-        <w:t xml:space="preserve">         </w:t>
-      </w:r>
-      <w:r>
-        <w:rPr>
-          <w:sz w:val="28"/>
-          <w:szCs w:val="28"/>
-          <w:lang w:val="nl-NL"/>
-        </w:rPr>
-        <w:t>/</w:t>
-      </w:r>
-      <w:r>
-        <w:rPr>
-          <w:sz w:val="28"/>
-          <w:szCs w:val="28"/>
-          <w:lang w:val="nl-NL"/>
-        </w:rPr>
-        <w:t>QĐ-C</w:t>
-      </w:r>
-      <w:r>
-        <w:rPr>
-          <w:sz w:val="28"/>
-          <w:szCs w:val="28"/>
-          <w:lang w:val="nl-NL"/>
-        </w:rPr>
-        <w:t>CTKV.XI</w:t>
-      </w:r>
-      <w:r>
-        <w:rPr>
+        <w:t>Điều 3</w:t>
+      </w:r>
+      <w:r>
+        <w:rPr>
+          <w:b/>
+          <w:bCs/>
+          <w:iCs/>
+          <w:sz w:val="28"/>
+          <w:szCs w:val="28"/>
+          <w:lang w:val="nl-NL"/>
+        </w:rPr>
+        <w:t>.</w:t>
+      </w:r>
+      <w:r>
+        <w:rPr>
+          <w:bCs/>
+          <w:iCs/>
           <w:sz w:val="28"/>
           <w:szCs w:val="28"/>
           <w:lang w:val="nl-NL"/>
@@ -1185,7 +1435,7 @@
           <w:szCs w:val="28"/>
           <w:lang w:val="nl-NL"/>
         </w:rPr>
-        <w:t>&lt;ngay_thang&gt;</w:t>
+        <w:t>&lt;Ng_giam_sat&gt;</w:t>
       </w:r>
       <w:r>
         <w:rPr>
@@ -1197,102 +1447,13 @@
       </w:r>
       <w:r>
         <w:rPr>
-          <w:sz w:val="28"/>
-          <w:szCs w:val="28"/>
-          <w:lang w:val="nl-NL"/>
-        </w:rPr>
-        <w:t xml:space="preserve">của </w:t>
-      </w:r>
-      <w:r>
-        <w:rPr>
-          <w:sz w:val="28"/>
-          <w:szCs w:val="28"/>
-          <w:lang w:val="nl-NL"/>
-        </w:rPr>
-        <w:t>C</w:t>
-      </w:r>
-      <w:r>
-        <w:rPr>
-          <w:sz w:val="28"/>
-          <w:szCs w:val="28"/>
-          <w:lang w:val="nl-NL"/>
-        </w:rPr>
-        <w:t>hi c</w:t>
-      </w:r>
-      <w:r>
-        <w:rPr>
-          <w:sz w:val="28"/>
-          <w:szCs w:val="28"/>
-          <w:lang w:val="nl-NL"/>
-        </w:rPr>
-        <w:t xml:space="preserve">ục </w:t>
-      </w:r>
-      <w:r>
-        <w:rPr>
-          <w:sz w:val="28"/>
-          <w:szCs w:val="28"/>
-          <w:lang w:val="nl-NL"/>
-        </w:rPr>
-        <w:t>T</w:t>
-      </w:r>
-      <w:r>
-        <w:rPr>
-          <w:sz w:val="28"/>
-          <w:szCs w:val="28"/>
-          <w:lang w:val="nl-NL"/>
-        </w:rPr>
-        <w:t xml:space="preserve">huế </w:t>
-      </w:r>
-      <w:r>
-        <w:rPr>
-          <w:sz w:val="28"/>
-          <w:szCs w:val="28"/>
-          <w:lang w:val="sv-SE"/>
-        </w:rPr>
-        <w:t>khu vực</w:t>
-      </w:r>
-      <w:r>
-        <w:rPr>
-          <w:sz w:val="28"/>
-          <w:szCs w:val="28"/>
-          <w:lang w:val="nl-NL"/>
-        </w:rPr>
-        <w:t>.</w:t>
-      </w:r>
-    </w:p>
-    <w:p>
-      <w:pPr>
-        <w:ind w:firstLine="709"/>
-        <w:jc w:val="both"/>
-        <w:rPr>
-          <w:sz w:val="28"/>
-          <w:szCs w:val="28"/>
-          <w:lang w:val="nl-NL"/>
-        </w:rPr>
-      </w:pPr>
-      <w:r>
-        <w:rPr>
-          <w:sz w:val="28"/>
-          <w:szCs w:val="28"/>
-          <w:lang w:val="nl-NL"/>
-        </w:rPr>
-        <w:t xml:space="preserve">Thời hạn giám sát được tính </w:t>
-      </w:r>
-      <w:r>
-        <w:rPr>
-          <w:sz w:val="28"/>
-          <w:szCs w:val="28"/>
-          <w:lang w:val="nl-NL"/>
-        </w:rPr>
-        <w:t xml:space="preserve">kể </w:t>
-      </w:r>
-      <w:r>
-        <w:rPr>
-          <w:sz w:val="28"/>
-          <w:szCs w:val="28"/>
-          <w:lang w:val="nl-NL"/>
-        </w:rPr>
-        <w:t xml:space="preserve">từ ngày công bố quyết định </w:t>
+          <w:bCs/>
+          <w:iCs/>
+          <w:sz w:val="28"/>
+          <w:szCs w:val="28"/>
+          <w:lang w:val="nl-NL"/>
+        </w:rPr>
+        <w:t xml:space="preserve">có nhiệm vụ giám sát hoạt động của Đoàn </w:t>
       </w:r>
       <w:r>
         <w:rPr>
@@ -1308,7 +1469,35 @@
           <w:szCs w:val="28"/>
           <w:lang w:val="nl-NL"/>
         </w:rPr>
-        <w:t xml:space="preserve">tra đến thời điểm kết thúc việc </w:t>
+        <w:t>tra</w:t>
+      </w:r>
+      <w:r>
+        <w:rPr>
+          <w:sz w:val="28"/>
+          <w:szCs w:val="28"/>
+          <w:lang w:val="nl-NL"/>
+        </w:rPr>
+        <w:t xml:space="preserve"> </w:t>
+      </w:r>
+      <w:r>
+        <w:rPr>
+          <w:bCs/>
+          <w:iCs/>
+          <w:sz w:val="28"/>
+          <w:szCs w:val="28"/>
+          <w:lang w:val="nl-NL"/>
+        </w:rPr>
+        <w:t xml:space="preserve">thuế </w:t>
+      </w:r>
+      <w:r>
+        <w:rPr>
+          <w:bCs/>
+          <w:iCs/>
+          <w:sz w:val="28"/>
+          <w:szCs w:val="28"/>
+          <w:lang w:val="nl-NL"/>
+        </w:rPr>
+        <w:t xml:space="preserve">theo quy định tại Quy chế giám sát hoạt động của Đoàn </w:t>
       </w:r>
       <w:r>
         <w:rPr>
@@ -1324,230 +1513,25 @@
           <w:szCs w:val="28"/>
           <w:lang w:val="nl-NL"/>
         </w:rPr>
-        <w:t xml:space="preserve">tra </w:t>
-      </w:r>
-      <w:r>
-        <w:rPr>
-          <w:sz w:val="28"/>
-          <w:szCs w:val="28"/>
-          <w:lang w:val="nl-NL"/>
-        </w:rPr>
-        <w:t xml:space="preserve">thuế </w:t>
-      </w:r>
-      <w:r>
-        <w:rPr>
-          <w:sz w:val="28"/>
-          <w:szCs w:val="28"/>
-          <w:lang w:val="nl-NL"/>
-        </w:rPr>
-        <w:t>tại trụ sở người nộp thuế.</w:t>
-      </w:r>
-    </w:p>
-    <w:p>
-      <w:pPr>
-        <w:ind w:firstLine="567"/>
-        <w:jc w:val="both"/>
-        <w:rPr>
-          <w:sz w:val="28"/>
-          <w:szCs w:val="28"/>
-          <w:lang w:val="nl-NL"/>
-        </w:rPr>
-      </w:pPr>
-      <w:r>
-        <w:rPr>
-          <w:b/>
+        <w:t>tra</w:t>
+      </w:r>
+      <w:r>
+        <w:rPr>
+          <w:sz w:val="28"/>
+          <w:szCs w:val="28"/>
+          <w:lang w:val="nl-NL"/>
+        </w:rPr>
+        <w:t xml:space="preserve"> </w:t>
+      </w:r>
+      <w:r>
+        <w:rPr>
           <w:bCs/>
-          <w:sz w:val="28"/>
-          <w:szCs w:val="28"/>
-          <w:lang w:val="nl-NL"/>
-        </w:rPr>
-        <w:t>Điều 2</w:t>
-      </w:r>
-      <w:r>
-        <w:rPr>
-          <w:b/>
-          <w:bCs/>
-          <w:sz w:val="28"/>
-          <w:szCs w:val="28"/>
-          <w:lang w:val="nl-NL"/>
-        </w:rPr>
-        <w:t>.</w:t>
-      </w:r>
-      <w:r>
-        <w:rPr>
-          <w:sz w:val="28"/>
-          <w:szCs w:val="28"/>
-          <w:lang w:val="nl-NL"/>
-        </w:rPr>
-        <w:t xml:space="preserve"> </w:t>
-      </w:r>
-      <w:r>
-        <w:rPr>
-          <w:sz w:val="28"/>
-          <w:szCs w:val="28"/>
-          <w:lang w:val="nl-NL"/>
-        </w:rPr>
-        <w:t xml:space="preserve">Giao cho </w:t>
-      </w:r>
-      <w:r>
-        <w:rPr>
-          <w:sz w:val="28"/>
-          <w:szCs w:val="28"/>
-          <w:lang w:val="nl-NL"/>
-        </w:rPr>
-        <w:t>&lt;ng_giam_sat&gt;</w:t>
-      </w:r>
-      <w:r>
-        <w:rPr>
-          <w:sz w:val="28"/>
-          <w:szCs w:val="28"/>
-          <w:lang w:val="nl-NL"/>
-        </w:rPr>
-        <w:t xml:space="preserve"> –</w:t>
-      </w:r>
-      <w:r>
-        <w:rPr>
-          <w:sz w:val="28"/>
-          <w:szCs w:val="28"/>
-          <w:lang w:val="nl-NL"/>
-        </w:rPr>
-        <w:t xml:space="preserve"> </w:t>
-      </w:r>
-      <w:r>
-        <w:rPr>
-          <w:sz w:val="28"/>
-          <w:szCs w:val="28"/>
-          <w:lang w:val="nl-NL"/>
-        </w:rPr>
-        <w:t>&lt;ng_giam_sat_cv&gt;</w:t>
-      </w:r>
-      <w:r>
-        <w:rPr>
-          <w:sz w:val="28"/>
-          <w:szCs w:val="28"/>
-          <w:lang w:val="nl-NL"/>
-        </w:rPr>
-        <w:t xml:space="preserve"> </w:t>
-      </w:r>
-      <w:r>
-        <w:rPr>
-          <w:sz w:val="28"/>
-          <w:szCs w:val="28"/>
-          <w:lang w:val="nl-NL"/>
-        </w:rPr>
-        <w:t xml:space="preserve">Thanh tra – </w:t>
-      </w:r>
-      <w:r>
-        <w:rPr>
-          <w:sz w:val="28"/>
-          <w:szCs w:val="28"/>
-          <w:lang w:val="nl-NL"/>
-        </w:rPr>
-        <w:t>Kiểm tra</w:t>
-      </w:r>
-      <w:r>
-        <w:rPr>
-          <w:sz w:val="28"/>
-          <w:szCs w:val="28"/>
-          <w:lang w:val="nl-NL"/>
-        </w:rPr>
-        <w:t xml:space="preserve"> số 4,</w:t>
-      </w:r>
-      <w:r>
-        <w:rPr>
-          <w:sz w:val="28"/>
-          <w:szCs w:val="28"/>
-          <w:lang w:val="nl-NL"/>
-        </w:rPr>
-        <w:t xml:space="preserve"> C</w:t>
-      </w:r>
-      <w:r>
-        <w:rPr>
-          <w:sz w:val="28"/>
-          <w:szCs w:val="28"/>
-          <w:lang w:val="nl-NL"/>
-        </w:rPr>
-        <w:t>hi c</w:t>
-      </w:r>
-      <w:r>
-        <w:rPr>
-          <w:sz w:val="28"/>
-          <w:szCs w:val="28"/>
-          <w:lang w:val="nl-NL"/>
-        </w:rPr>
-        <w:t xml:space="preserve">ục Thuế </w:t>
-      </w:r>
-      <w:r>
-        <w:rPr>
-          <w:sz w:val="28"/>
-          <w:szCs w:val="28"/>
-          <w:lang w:val="nl-NL"/>
-        </w:rPr>
-        <w:t>khu vực XI</w:t>
-      </w:r>
-      <w:r>
-        <w:rPr>
-          <w:sz w:val="28"/>
-          <w:szCs w:val="28"/>
-          <w:lang w:val="nl-NL"/>
-        </w:rPr>
-        <w:t xml:space="preserve"> là người giám sát hoạt động của Đoàn </w:t>
-      </w:r>
-      <w:r>
-        <w:rPr>
-          <w:sz w:val="28"/>
-          <w:szCs w:val="28"/>
-          <w:lang w:val="nl-NL"/>
-        </w:rPr>
-        <w:t xml:space="preserve">kiểm </w:t>
-      </w:r>
-      <w:r>
-        <w:rPr>
-          <w:sz w:val="28"/>
-          <w:szCs w:val="28"/>
-          <w:lang w:val="nl-NL"/>
-        </w:rPr>
-        <w:t xml:space="preserve">tra </w:t>
-      </w:r>
-      <w:r>
-        <w:rPr>
-          <w:sz w:val="28"/>
-          <w:szCs w:val="28"/>
-          <w:lang w:val="nl-NL"/>
-        </w:rPr>
-        <w:t xml:space="preserve">thuế </w:t>
-      </w:r>
-      <w:r>
-        <w:rPr>
-          <w:sz w:val="28"/>
-          <w:szCs w:val="28"/>
-          <w:lang w:val="nl-NL"/>
-        </w:rPr>
-        <w:t>tại</w:t>
-      </w:r>
-      <w:r>
-        <w:rPr>
-          <w:sz w:val="28"/>
-          <w:szCs w:val="28"/>
-          <w:lang w:val="nl-NL"/>
-        </w:rPr>
-        <w:t xml:space="preserve"> </w:t>
-      </w:r>
-      <w:r>
-        <w:rPr>
-          <w:sz w:val="28"/>
-          <w:szCs w:val="28"/>
-          <w:lang w:val="nl-NL"/>
-        </w:rPr>
-        <w:t>&lt;ten_dv&gt;</w:t>
-      </w:r>
-      <w:r>
-        <w:rPr>
-          <w:sz w:val="28"/>
-          <w:szCs w:val="28"/>
-          <w:lang w:val="nl-NL"/>
-        </w:rPr>
-        <w:t>.</w:t>
+          <w:iCs/>
+          <w:sz w:val="28"/>
+          <w:szCs w:val="28"/>
+          <w:lang w:val="nl-NL"/>
+        </w:rPr>
+        <w:t>thuế.</w:t>
       </w:r>
     </w:p>
     <w:p>
@@ -1555,13 +1539,22 @@
         <w:ind w:firstLine="561"/>
         <w:jc w:val="both"/>
         <w:rPr>
+          <w:sz w:val="22"/>
+          <w:szCs w:val="22"/>
+          <w:lang w:val="nl-NL"/>
+        </w:rPr>
+      </w:pPr>
+      <w:r>
+        <w:rPr>
+          <w:b/>
           <w:bCs/>
           <w:iCs/>
           <w:sz w:val="28"/>
           <w:szCs w:val="28"/>
           <w:lang w:val="nl-NL"/>
         </w:rPr>
-      </w:pPr>
+        <w:t>Điều 4</w:t>
+      </w:r>
       <w:r>
         <w:rPr>
           <w:b/>
@@ -1571,18 +1564,25 @@
           <w:szCs w:val="28"/>
           <w:lang w:val="nl-NL"/>
         </w:rPr>
-        <w:t>Điều 3</w:t>
-      </w:r>
-      <w:r>
-        <w:rPr>
-          <w:b/>
+        <w:t>.</w:t>
+      </w:r>
+      <w:r>
+        <w:rPr>
           <w:bCs/>
           <w:iCs/>
           <w:sz w:val="28"/>
           <w:szCs w:val="28"/>
           <w:lang w:val="nl-NL"/>
         </w:rPr>
-        <w:t>.</w:t>
+        <w:t xml:space="preserve"> </w:t>
+      </w:r>
+      <w:r>
+        <w:rPr>
+          <w:sz w:val="28"/>
+          <w:szCs w:val="28"/>
+          <w:lang w:val="nl-NL"/>
+        </w:rPr>
+        <w:t>&lt;Ng_giam_sat&gt;</w:t>
       </w:r>
       <w:r>
         <w:rPr>
@@ -1592,23 +1592,7 @@
           <w:szCs w:val="28"/>
           <w:lang w:val="nl-NL"/>
         </w:rPr>
-        <w:t xml:space="preserve"> </w:t>
-      </w:r>
-      <w:r>
-        <w:rPr>
-          <w:sz w:val="28"/>
-          <w:szCs w:val="28"/>
-          <w:lang w:val="nl-NL"/>
-        </w:rPr>
-        <w:t>&lt;Ng_giam_sat&gt;</w:t>
-      </w:r>
-      <w:r>
-        <w:rPr>
-          <w:sz w:val="28"/>
-          <w:szCs w:val="28"/>
-          <w:lang w:val="nl-NL"/>
-        </w:rPr>
-        <w:t xml:space="preserve"> </w:t>
+        <w:t xml:space="preserve">, </w:t>
       </w:r>
       <w:r>
         <w:rPr>
@@ -1618,31 +1602,7 @@
           <w:szCs w:val="28"/>
           <w:lang w:val="nl-NL"/>
         </w:rPr>
-        <w:t xml:space="preserve">có nhiệm vụ giám sát hoạt động của Đoàn </w:t>
-      </w:r>
-      <w:r>
-        <w:rPr>
-          <w:sz w:val="28"/>
-          <w:szCs w:val="28"/>
-          <w:lang w:val="nl-NL"/>
-        </w:rPr>
-        <w:t xml:space="preserve">kiểm </w:t>
-      </w:r>
-      <w:r>
-        <w:rPr>
-          <w:sz w:val="28"/>
-          <w:szCs w:val="28"/>
-          <w:lang w:val="nl-NL"/>
-        </w:rPr>
-        <w:t>tra</w:t>
-      </w:r>
-      <w:r>
-        <w:rPr>
-          <w:sz w:val="28"/>
-          <w:szCs w:val="28"/>
-          <w:lang w:val="nl-NL"/>
-        </w:rPr>
-        <w:t xml:space="preserve"> </w:t>
+        <w:t>Đ</w:t>
       </w:r>
       <w:r>
         <w:rPr>
@@ -1652,17 +1612,7 @@
           <w:szCs w:val="28"/>
           <w:lang w:val="nl-NL"/>
         </w:rPr>
-        <w:t xml:space="preserve">thuế </w:t>
-      </w:r>
-      <w:r>
-        <w:rPr>
-          <w:bCs/>
-          <w:iCs/>
-          <w:sz w:val="28"/>
-          <w:szCs w:val="28"/>
-          <w:lang w:val="nl-NL"/>
-        </w:rPr>
-        <w:t xml:space="preserve">theo quy định tại Quy chế giám sát hoạt động của Đoàn </w:t>
+        <w:t xml:space="preserve">oàn </w:t>
       </w:r>
       <w:r>
         <w:rPr>
@@ -1690,188 +1640,11 @@
       </w:r>
       <w:r>
         <w:rPr>
-          <w:bCs/>
-          <w:iCs/>
-          <w:sz w:val="28"/>
-          <w:szCs w:val="28"/>
-          <w:lang w:val="nl-NL"/>
-        </w:rPr>
-        <w:t>thuế.</w:t>
-      </w:r>
-    </w:p>
-    <w:p>
-      <w:pPr>
-        <w:ind w:firstLine="561"/>
-        <w:jc w:val="both"/>
-        <w:rPr>
-          <w:sz w:val="22"/>
-          <w:szCs w:val="22"/>
-          <w:lang w:val="nl-NL"/>
-        </w:rPr>
-      </w:pPr>
-      <w:r>
-        <w:rPr>
-          <w:b/>
-          <w:bCs/>
-          <w:iCs/>
-          <w:sz w:val="28"/>
-          <w:szCs w:val="28"/>
-          <w:lang w:val="nl-NL"/>
-        </w:rPr>
-        <w:t>Điều 4</w:t>
-      </w:r>
-      <w:r>
-        <w:rPr>
-          <w:b/>
-          <w:bCs/>
-          <w:iCs/>
-          <w:sz w:val="28"/>
-          <w:szCs w:val="28"/>
-          <w:lang w:val="nl-NL"/>
-        </w:rPr>
-        <w:t>.</w:t>
-      </w:r>
-      <w:r>
-        <w:rPr>
-          <w:bCs/>
-          <w:iCs/>
-          <w:sz w:val="28"/>
-          <w:szCs w:val="28"/>
-          <w:lang w:val="nl-NL"/>
-        </w:rPr>
-        <w:t xml:space="preserve"> </w:t>
-      </w:r>
-      <w:r>
-        <w:rPr>
-          <w:sz w:val="28"/>
-          <w:szCs w:val="28"/>
-          <w:lang w:val="nl-NL"/>
-        </w:rPr>
-        <w:t>&lt;Ng_giam_sat&gt;</w:t>
-      </w:r>
-      <w:r>
-        <w:rPr>
-          <w:bCs/>
-          <w:iCs/>
-          <w:sz w:val="28"/>
-          <w:szCs w:val="28"/>
-          <w:lang w:val="nl-NL"/>
-        </w:rPr>
-        <w:t xml:space="preserve">, </w:t>
-      </w:r>
-      <w:r>
-        <w:rPr>
-          <w:bCs/>
-          <w:iCs/>
-          <w:sz w:val="28"/>
-          <w:szCs w:val="28"/>
-          <w:lang w:val="nl-NL"/>
-        </w:rPr>
-        <w:t>Đ</w:t>
-      </w:r>
-      <w:r>
-        <w:rPr>
-          <w:bCs/>
-          <w:iCs/>
-          <w:sz w:val="28"/>
-          <w:szCs w:val="28"/>
-          <w:lang w:val="nl-NL"/>
-        </w:rPr>
-        <w:t xml:space="preserve">oàn </w:t>
-      </w:r>
-      <w:r>
-        <w:rPr>
-          <w:sz w:val="28"/>
-          <w:szCs w:val="28"/>
-          <w:lang w:val="nl-NL"/>
-        </w:rPr>
-        <w:t xml:space="preserve">kiểm </w:t>
-      </w:r>
-      <w:r>
-        <w:rPr>
-          <w:sz w:val="28"/>
-          <w:szCs w:val="28"/>
-          <w:lang w:val="nl-NL"/>
-        </w:rPr>
-        <w:t>tra</w:t>
-      </w:r>
-      <w:r>
-        <w:rPr>
-          <w:sz w:val="28"/>
-          <w:szCs w:val="28"/>
-          <w:lang w:val="nl-NL"/>
-        </w:rPr>
-        <w:t xml:space="preserve"> </w:t>
-      </w:r>
-      <w:r>
-        <w:rPr>
-          <w:bCs/>
-          <w:iCs/>
-          <w:sz w:val="28"/>
-          <w:szCs w:val="28"/>
-          <w:lang w:val="nl-NL"/>
-        </w:rPr>
-        <w:t xml:space="preserve">có tên tại Quyết định số </w:t>
-      </w:r>
-      <w:r>
-        <w:rPr>
-          <w:bCs/>
-          <w:iCs/>
-          <w:sz w:val="28"/>
-          <w:szCs w:val="28"/>
-          <w:lang w:val="nl-NL"/>
-        </w:rPr>
-        <w:t xml:space="preserve">         </w:t>
-      </w:r>
-      <w:r>
-        <w:rPr>
-          <w:bCs/>
-          <w:iCs/>
-          <w:sz w:val="28"/>
-          <w:szCs w:val="28"/>
-          <w:lang w:val="nl-NL"/>
-        </w:rPr>
-        <w:t>/</w:t>
-      </w:r>
-      <w:r>
-        <w:rPr>
-          <w:bCs/>
-          <w:iCs/>
-          <w:sz w:val="28"/>
-          <w:szCs w:val="28"/>
-          <w:lang w:val="nl-NL"/>
-        </w:rPr>
-        <w:t>QĐ-CT</w:t>
-      </w:r>
-      <w:r>
-        <w:rPr>
-          <w:bCs/>
-          <w:iCs/>
-          <w:sz w:val="28"/>
-          <w:szCs w:val="28"/>
-          <w:lang w:val="nl-NL"/>
-        </w:rPr>
-        <w:t>QTR</w:t>
-      </w:r>
-      <w:r>
-        <w:rPr>
-          <w:bCs/>
-          <w:iCs/>
-          <w:sz w:val="28"/>
-          <w:szCs w:val="28"/>
-          <w:lang w:val="nl-NL"/>
-        </w:rPr>
-        <w:t xml:space="preserve"> </w:t>
-      </w:r>
-      <w:r>
-        <w:rPr>
-          <w:bCs/>
-          <w:iCs/>
-          <w:sz w:val="28"/>
-          <w:szCs w:val="28"/>
-          <w:lang w:val="nl-NL"/>
-        </w:rPr>
-        <w:t>&lt;ngay_thang&gt;</w:t>
+          <w:sz w:val="28"/>
+          <w:szCs w:val="28"/>
+          <w:lang w:val="nl-NL"/>
+        </w:rPr>
+        <w:t>thuế</w:t>
       </w:r>
       <w:r>
         <w:rPr>
@@ -2129,7 +1902,7 @@
           <w:szCs w:val="22"/>
           <w:lang w:val="nl-NL"/>
         </w:rPr>
-        <w:t>TTKT</w:t>
+        <w:t>KT</w:t>
       </w:r>
       <w:r>
         <w:rPr>
@@ -2137,7 +1910,7 @@
           <w:szCs w:val="22"/>
           <w:lang w:val="nl-NL"/>
         </w:rPr>
-        <w:t>4</w:t>
+        <w:t>2</w:t>
       </w:r>
       <w:r>
         <w:rPr>
@@ -2164,7 +1937,6 @@
           <w:sz w:val="20"/>
           <w:lang w:val="nl-NL"/>
         </w:rPr>
-        <w:lastRenderedPageBreak/>
         <w:tab/>
       </w:r>
       <w:r>

--- a/static/media/5.qd_giam_sat_ktr_dot_xuat.docx
+++ b/static/media/5.qd_giam_sat_ktr_dot_xuat.docx
@@ -86,16 +86,16 @@
         <mc:AlternateContent>
           <mc:Choice Requires="wps">
             <w:drawing>
-              <wp:anchor distT="0" distB="0" distL="114300" distR="114300" simplePos="0" relativeHeight="251653632" behindDoc="0" locked="0" layoutInCell="1" allowOverlap="1" wp14:anchorId="5E76E6D4" wp14:editId="79292601">
+              <wp:anchor distT="0" distB="0" distL="114300" distR="114300" simplePos="0" relativeHeight="251653632" behindDoc="0" locked="0" layoutInCell="1" allowOverlap="1" wp14:anchorId="5E76E6D4" wp14:editId="4C5D3E7F">
                 <wp:simplePos x="0" y="0"/>
                 <wp:positionH relativeFrom="column">
-                  <wp:posOffset>388620</wp:posOffset>
+                  <wp:posOffset>636270</wp:posOffset>
                 </wp:positionH>
                 <wp:positionV relativeFrom="paragraph">
                   <wp:posOffset>205740</wp:posOffset>
                 </wp:positionV>
                 <wp:extent cx="800100" cy="0"/>
-                <wp:effectExtent l="0" t="0" r="19050" b="19050"/>
+                <wp:effectExtent l="0" t="0" r="0" b="0"/>
                 <wp:wrapNone/>
                 <wp:docPr id="4" name="Line 12"/>
                 <wp:cNvGraphicFramePr>
@@ -147,7 +147,7 @@
           </mc:Choice>
           <mc:Fallback>
             <w:pict>
-              <v:line w14:anchorId="154D25E0" id="Line 12" o:spid="_x0000_s1026" style="position:absolute;z-index:251653632;visibility:visible;mso-wrap-style:square;mso-width-percent:0;mso-height-percent:0;mso-wrap-distance-left:9pt;mso-wrap-distance-top:0;mso-wrap-distance-right:9pt;mso-wrap-distance-bottom:0;mso-position-horizontal:absolute;mso-position-horizontal-relative:text;mso-position-vertical:absolute;mso-position-vertical-relative:text;mso-width-percent:0;mso-height-percent:0;mso-width-relative:page;mso-height-relative:page" from="30.6pt,16.2pt" to="93.6pt,16.2pt" o:gfxdata="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"/>
+              <v:line w14:anchorId="16A16236" id="Line 12" o:spid="_x0000_s1026" style="position:absolute;z-index:251653632;visibility:visible;mso-wrap-style:square;mso-width-percent:0;mso-height-percent:0;mso-wrap-distance-left:9pt;mso-wrap-distance-top:0;mso-wrap-distance-right:9pt;mso-wrap-distance-bottom:0;mso-position-horizontal:absolute;mso-position-horizontal-relative:text;mso-position-vertical:absolute;mso-position-vertical-relative:text;mso-width-percent:0;mso-height-percent:0;mso-width-relative:page;mso-height-relative:page" from="50.1pt,16.2pt" to="113.1pt,16.2pt" o:gfxdata="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"/>
             </w:pict>
           </mc:Fallback>
         </mc:AlternateContent>
@@ -282,7 +282,7 @@
           </mc:Choice>
           <mc:Fallback>
             <w:pict>
-              <v:line w14:anchorId="2C853969" id="Line 13" o:spid="_x0000_s1026" style="position:absolute;z-index:251657728;visibility:visible;mso-wrap-style:square;mso-width-percent:0;mso-height-percent:0;mso-wrap-distance-left:9pt;mso-wrap-distance-top:0;mso-wrap-distance-right:9pt;mso-wrap-distance-bottom:0;mso-position-horizontal:absolute;mso-position-horizontal-relative:text;mso-position-vertical:absolute;mso-position-vertical-relative:text;mso-width-percent:0;mso-height-percent:0;mso-width-relative:page;mso-height-relative:page" from="34.65pt,1.9pt" to="34.65pt,1.9pt" o:gfxdata="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"/>
+              <v:line w14:anchorId="2D5BDF37" id="Line 13" o:spid="_x0000_s1026" style="position:absolute;z-index:251657728;visibility:visible;mso-wrap-style:square;mso-width-percent:0;mso-height-percent:0;mso-wrap-distance-left:9pt;mso-wrap-distance-top:0;mso-wrap-distance-right:9pt;mso-wrap-distance-bottom:0;mso-position-horizontal:absolute;mso-position-horizontal-relative:text;mso-position-vertical:absolute;mso-position-vertical-relative:text;mso-width-percent:0;mso-height-percent:0;mso-width-relative:page;mso-height-relative:page" from="34.65pt,1.9pt" to="34.65pt,1.9pt" o:gfxdata="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"/>
             </w:pict>
           </mc:Fallback>
         </mc:AlternateContent>
@@ -372,7 +372,7 @@
           </mc:Choice>
           <mc:Fallback>
             <w:pict>
-              <v:line w14:anchorId="5616CDA6" id="Line 14" o:spid="_x0000_s1026" style="position:absolute;z-index:251662848;visibility:visible;mso-wrap-style:square;mso-width-percent:0;mso-height-percent:0;mso-wrap-distance-left:9pt;mso-wrap-distance-top:0;mso-wrap-distance-right:9pt;mso-wrap-distance-bottom:0;mso-position-horizontal:absolute;mso-position-horizontal-relative:text;mso-position-vertical:absolute;mso-position-vertical-relative:text;mso-width-percent:0;mso-height-percent:0;mso-width-relative:page;mso-height-relative:page" from="260.85pt,1.05pt" to="422.85pt,1.05pt" o:gfxdata="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"/>
+              <v:line w14:anchorId="67445EC3" id="Line 14" o:spid="_x0000_s1026" style="position:absolute;z-index:251662848;visibility:visible;mso-wrap-style:square;mso-width-percent:0;mso-height-percent:0;mso-wrap-distance-left:9pt;mso-wrap-distance-top:0;mso-wrap-distance-right:9pt;mso-wrap-distance-bottom:0;mso-position-horizontal:absolute;mso-position-horizontal-relative:text;mso-position-vertical:absolute;mso-position-vertical-relative:text;mso-width-percent:0;mso-height-percent:0;mso-width-relative:page;mso-height-relative:page" from="260.85pt,1.05pt" to="422.85pt,1.05pt" o:gfxdata="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"/>
             </w:pict>
           </mc:Fallback>
         </mc:AlternateContent>
@@ -637,7 +637,7 @@
           </mc:Choice>
           <mc:Fallback>
             <w:pict>
-              <v:line w14:anchorId="3E261A25" id="Line 15" o:spid="_x0000_s1026" style="position:absolute;z-index:251666944;visibility:visible;mso-wrap-style:square;mso-width-percent:0;mso-height-percent:0;mso-wrap-distance-left:9pt;mso-wrap-distance-top:0;mso-wrap-distance-right:9pt;mso-wrap-distance-bottom:0;mso-position-horizontal:absolute;mso-position-horizontal-relative:text;mso-position-vertical:absolute;mso-position-vertical-relative:text;mso-width-percent:0;mso-height-percent:0;mso-width-relative:page;mso-height-relative:page" from="169.15pt,2.8pt" to="285.25pt,2.8pt" o:gfxdata="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"/>
+              <v:line w14:anchorId="7E449554" id="Line 15" o:spid="_x0000_s1026" style="position:absolute;z-index:251666944;visibility:visible;mso-wrap-style:square;mso-width-percent:0;mso-height-percent:0;mso-wrap-distance-left:9pt;mso-wrap-distance-top:0;mso-wrap-distance-right:9pt;mso-wrap-distance-bottom:0;mso-position-horizontal:absolute;mso-position-horizontal-relative:text;mso-position-vertical:absolute;mso-position-vertical-relative:text;mso-width-percent:0;mso-height-percent:0;mso-width-relative:page;mso-height-relative:page" from="169.15pt,2.8pt" to="285.25pt,2.8pt" o:gfxdata="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"/>
             </w:pict>
           </mc:Fallback>
         </mc:AlternateContent>

--- a/static/media/5.qd_giam_sat_ktr_dot_xuat.docx
+++ b/static/media/5.qd_giam_sat_ktr_dot_xuat.docx
@@ -147,7 +147,7 @@
           </mc:Choice>
           <mc:Fallback>
             <w:pict>
-              <v:line w14:anchorId="16A16236" id="Line 12" o:spid="_x0000_s1026" style="position:absolute;z-index:251653632;visibility:visible;mso-wrap-style:square;mso-width-percent:0;mso-height-percent:0;mso-wrap-distance-left:9pt;mso-wrap-distance-top:0;mso-wrap-distance-right:9pt;mso-wrap-distance-bottom:0;mso-position-horizontal:absolute;mso-position-horizontal-relative:text;mso-position-vertical:absolute;mso-position-vertical-relative:text;mso-width-percent:0;mso-height-percent:0;mso-width-relative:page;mso-height-relative:page" from="50.1pt,16.2pt" to="113.1pt,16.2pt" o:gfxdata="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"/>
+              <v:line w14:anchorId="53F796BB" id="Line 12" o:spid="_x0000_s1026" style="position:absolute;z-index:251653632;visibility:visible;mso-wrap-style:square;mso-width-percent:0;mso-height-percent:0;mso-wrap-distance-left:9pt;mso-wrap-distance-top:0;mso-wrap-distance-right:9pt;mso-wrap-distance-bottom:0;mso-position-horizontal:absolute;mso-position-horizontal-relative:text;mso-position-vertical:absolute;mso-position-vertical-relative:text;mso-width-percent:0;mso-height-percent:0;mso-width-relative:page;mso-height-relative:page" from="50.1pt,16.2pt" to="113.1pt,16.2pt" o:gfxdata="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"/>
             </w:pict>
           </mc:Fallback>
         </mc:AlternateContent>
@@ -282,7 +282,7 @@
           </mc:Choice>
           <mc:Fallback>
             <w:pict>
-              <v:line w14:anchorId="2D5BDF37" id="Line 13" o:spid="_x0000_s1026" style="position:absolute;z-index:251657728;visibility:visible;mso-wrap-style:square;mso-width-percent:0;mso-height-percent:0;mso-wrap-distance-left:9pt;mso-wrap-distance-top:0;mso-wrap-distance-right:9pt;mso-wrap-distance-bottom:0;mso-position-horizontal:absolute;mso-position-horizontal-relative:text;mso-position-vertical:absolute;mso-position-vertical-relative:text;mso-width-percent:0;mso-height-percent:0;mso-width-relative:page;mso-height-relative:page" from="34.65pt,1.9pt" to="34.65pt,1.9pt" o:gfxdata="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"/>
+              <v:line w14:anchorId="2ED26354" id="Line 13" o:spid="_x0000_s1026" style="position:absolute;z-index:251657728;visibility:visible;mso-wrap-style:square;mso-width-percent:0;mso-height-percent:0;mso-wrap-distance-left:9pt;mso-wrap-distance-top:0;mso-wrap-distance-right:9pt;mso-wrap-distance-bottom:0;mso-position-horizontal:absolute;mso-position-horizontal-relative:text;mso-position-vertical:absolute;mso-position-vertical-relative:text;mso-width-percent:0;mso-height-percent:0;mso-width-relative:page;mso-height-relative:page" from="34.65pt,1.9pt" to="34.65pt,1.9pt" o:gfxdata="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"/>
             </w:pict>
           </mc:Fallback>
         </mc:AlternateContent>
@@ -372,7 +372,7 @@
           </mc:Choice>
           <mc:Fallback>
             <w:pict>
-              <v:line w14:anchorId="67445EC3" id="Line 14" o:spid="_x0000_s1026" style="position:absolute;z-index:251662848;visibility:visible;mso-wrap-style:square;mso-width-percent:0;mso-height-percent:0;mso-wrap-distance-left:9pt;mso-wrap-distance-top:0;mso-wrap-distance-right:9pt;mso-wrap-distance-bottom:0;mso-position-horizontal:absolute;mso-position-horizontal-relative:text;mso-position-vertical:absolute;mso-position-vertical-relative:text;mso-width-percent:0;mso-height-percent:0;mso-width-relative:page;mso-height-relative:page" from="260.85pt,1.05pt" to="422.85pt,1.05pt" o:gfxdata="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"/>
+              <v:line w14:anchorId="2EF1C3FF" id="Line 14" o:spid="_x0000_s1026" style="position:absolute;z-index:251662848;visibility:visible;mso-wrap-style:square;mso-width-percent:0;mso-height-percent:0;mso-wrap-distance-left:9pt;mso-wrap-distance-top:0;mso-wrap-distance-right:9pt;mso-wrap-distance-bottom:0;mso-position-horizontal:absolute;mso-position-horizontal-relative:text;mso-position-vertical:absolute;mso-position-vertical-relative:text;mso-width-percent:0;mso-height-percent:0;mso-width-relative:page;mso-height-relative:page" from="260.85pt,1.05pt" to="422.85pt,1.05pt" o:gfxdata="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"/>
             </w:pict>
           </mc:Fallback>
         </mc:AlternateContent>
@@ -556,7 +556,7 @@
     </w:p>
     <w:p>
       <w:pPr>
-        <w:spacing w:before="120"/>
+        <w:spacing w:before="120" w:after="240"/>
         <w:jc w:val="center"/>
         <w:rPr>
           <w:b/>
@@ -637,7 +637,7 @@
           </mc:Choice>
           <mc:Fallback>
             <w:pict>
-              <v:line w14:anchorId="7E449554" id="Line 15" o:spid="_x0000_s1026" style="position:absolute;z-index:251666944;visibility:visible;mso-wrap-style:square;mso-width-percent:0;mso-height-percent:0;mso-wrap-distance-left:9pt;mso-wrap-distance-top:0;mso-wrap-distance-right:9pt;mso-wrap-distance-bottom:0;mso-position-horizontal:absolute;mso-position-horizontal-relative:text;mso-position-vertical:absolute;mso-position-vertical-relative:text;mso-width-percent:0;mso-height-percent:0;mso-width-relative:page;mso-height-relative:page" from="169.15pt,2.8pt" to="285.25pt,2.8pt" o:gfxdata="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"/>
+              <v:line w14:anchorId="0FF90C1F" id="Line 15" o:spid="_x0000_s1026" style="position:absolute;z-index:251666944;visibility:visible;mso-wrap-style:square;mso-width-percent:0;mso-height-percent:0;mso-wrap-distance-left:9pt;mso-wrap-distance-top:0;mso-wrap-distance-right:9pt;mso-wrap-distance-bottom:0;mso-position-horizontal:absolute;mso-position-horizontal-relative:text;mso-position-vertical:absolute;mso-position-vertical-relative:text;mso-width-percent:0;mso-height-percent:0;mso-width-relative:page;mso-height-relative:page" from="169.15pt,2.8pt" to="285.25pt,2.8pt" o:gfxdata="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"/>
             </w:pict>
           </mc:Fallback>
         </mc:AlternateContent>
@@ -660,7 +660,17 @@
           <w:szCs w:val="28"/>
           <w:lang w:val="en-GB" w:eastAsia="en-GB"/>
         </w:rPr>
-        <w:t>CHI CỤC TRƯỞNG CHI CỤC THUẾ</w:t>
+        <w:t>TRƯỞNG THUẾ</w:t>
+      </w:r>
+      <w:r>
+        <w:rPr>
+          <w:b/>
+          <w:noProof/>
+          <w:sz w:val="28"/>
+          <w:szCs w:val="28"/>
+          <w:lang w:val="en-GB" w:eastAsia="en-GB"/>
+        </w:rPr>
+        <w:t xml:space="preserve"> TỈNH QUẢNG TRỊ</w:t>
       </w:r>
     </w:p>
     <w:p>

--- a/static/media/5.qd_giam_sat_ktr_dot_xuat.docx
+++ b/static/media/5.qd_giam_sat_ktr_dot_xuat.docx
@@ -147,7 +147,7 @@
           </mc:Choice>
           <mc:Fallback>
             <w:pict>
-              <v:line w14:anchorId="53F796BB" id="Line 12" o:spid="_x0000_s1026" style="position:absolute;z-index:251653632;visibility:visible;mso-wrap-style:square;mso-width-percent:0;mso-height-percent:0;mso-wrap-distance-left:9pt;mso-wrap-distance-top:0;mso-wrap-distance-right:9pt;mso-wrap-distance-bottom:0;mso-position-horizontal:absolute;mso-position-horizontal-relative:text;mso-position-vertical:absolute;mso-position-vertical-relative:text;mso-width-percent:0;mso-height-percent:0;mso-width-relative:page;mso-height-relative:page" from="50.1pt,16.2pt" to="113.1pt,16.2pt" o:gfxdata="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"/>
+              <v:line w14:anchorId="5F6EDA86" id="Line 12" o:spid="_x0000_s1026" style="position:absolute;z-index:251653632;visibility:visible;mso-wrap-style:square;mso-width-percent:0;mso-height-percent:0;mso-wrap-distance-left:9pt;mso-wrap-distance-top:0;mso-wrap-distance-right:9pt;mso-wrap-distance-bottom:0;mso-position-horizontal:absolute;mso-position-horizontal-relative:text;mso-position-vertical:absolute;mso-position-vertical-relative:text;mso-width-percent:0;mso-height-percent:0;mso-width-relative:page;mso-height-relative:page" from="50.1pt,16.2pt" to="113.1pt,16.2pt" o:gfxdata="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"/>
             </w:pict>
           </mc:Fallback>
         </mc:AlternateContent>
@@ -282,7 +282,7 @@
           </mc:Choice>
           <mc:Fallback>
             <w:pict>
-              <v:line w14:anchorId="2ED26354" id="Line 13" o:spid="_x0000_s1026" style="position:absolute;z-index:251657728;visibility:visible;mso-wrap-style:square;mso-width-percent:0;mso-height-percent:0;mso-wrap-distance-left:9pt;mso-wrap-distance-top:0;mso-wrap-distance-right:9pt;mso-wrap-distance-bottom:0;mso-position-horizontal:absolute;mso-position-horizontal-relative:text;mso-position-vertical:absolute;mso-position-vertical-relative:text;mso-width-percent:0;mso-height-percent:0;mso-width-relative:page;mso-height-relative:page" from="34.65pt,1.9pt" to="34.65pt,1.9pt" o:gfxdata="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"/>
+              <v:line w14:anchorId="3B160592" id="Line 13" o:spid="_x0000_s1026" style="position:absolute;z-index:251657728;visibility:visible;mso-wrap-style:square;mso-width-percent:0;mso-height-percent:0;mso-wrap-distance-left:9pt;mso-wrap-distance-top:0;mso-wrap-distance-right:9pt;mso-wrap-distance-bottom:0;mso-position-horizontal:absolute;mso-position-horizontal-relative:text;mso-position-vertical:absolute;mso-position-vertical-relative:text;mso-width-percent:0;mso-height-percent:0;mso-width-relative:page;mso-height-relative:page" from="34.65pt,1.9pt" to="34.65pt,1.9pt" o:gfxdata="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"/>
             </w:pict>
           </mc:Fallback>
         </mc:AlternateContent>
@@ -372,7 +372,7 @@
           </mc:Choice>
           <mc:Fallback>
             <w:pict>
-              <v:line w14:anchorId="2EF1C3FF" id="Line 14" o:spid="_x0000_s1026" style="position:absolute;z-index:251662848;visibility:visible;mso-wrap-style:square;mso-width-percent:0;mso-height-percent:0;mso-wrap-distance-left:9pt;mso-wrap-distance-top:0;mso-wrap-distance-right:9pt;mso-wrap-distance-bottom:0;mso-position-horizontal:absolute;mso-position-horizontal-relative:text;mso-position-vertical:absolute;mso-position-vertical-relative:text;mso-width-percent:0;mso-height-percent:0;mso-width-relative:page;mso-height-relative:page" from="260.85pt,1.05pt" to="422.85pt,1.05pt" o:gfxdata="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"/>
+              <v:line w14:anchorId="6EE7B925" id="Line 14" o:spid="_x0000_s1026" style="position:absolute;z-index:251662848;visibility:visible;mso-wrap-style:square;mso-width-percent:0;mso-height-percent:0;mso-wrap-distance-left:9pt;mso-wrap-distance-top:0;mso-wrap-distance-right:9pt;mso-wrap-distance-bottom:0;mso-position-horizontal:absolute;mso-position-horizontal-relative:text;mso-position-vertical:absolute;mso-position-vertical-relative:text;mso-width-percent:0;mso-height-percent:0;mso-width-relative:page;mso-height-relative:page" from="260.85pt,1.05pt" to="422.85pt,1.05pt" o:gfxdata="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"/>
             </w:pict>
           </mc:Fallback>
         </mc:AlternateContent>
@@ -442,16 +442,27 @@
           <w:sz w:val="28"/>
           <w:szCs w:val="28"/>
         </w:rPr>
-        <w:t xml:space="preserve">năm </w:t>
-      </w:r>
-      <w:r>
-        <w:rPr>
-          <w:i/>
-          <w:color w:val="FFFFFF" w:themeColor="background1"/>
-          <w:sz w:val="28"/>
-          <w:szCs w:val="28"/>
-        </w:rPr>
-        <w:t>9999</w:t>
+        <w:t>năm</w:t>
+      </w:r>
+      <w:r>
+        <w:rPr>
+          <w:i/>
+          <w:color w:val="000000" w:themeColor="text1"/>
+          <w:sz w:val="28"/>
+          <w:szCs w:val="28"/>
+        </w:rPr>
+        <w:t xml:space="preserve"> </w:t>
+      </w:r>
+      <w:r>
+        <w:rPr>
+          <w:i/>
+          <w:iCs/>
+          <w:color w:val="000000" w:themeColor="text1"/>
+          <w:sz w:val="28"/>
+          <w:szCs w:val="28"/>
+          <w:lang w:val="nl-NL"/>
+        </w:rPr>
+        <w:t>&lt;nam_kh_tkt&gt;</w:t>
       </w:r>
     </w:p>
     <w:p>
@@ -637,7 +648,7 @@
           </mc:Choice>
           <mc:Fallback>
             <w:pict>
-              <v:line w14:anchorId="0FF90C1F" id="Line 15" o:spid="_x0000_s1026" style="position:absolute;z-index:251666944;visibility:visible;mso-wrap-style:square;mso-width-percent:0;mso-height-percent:0;mso-wrap-distance-left:9pt;mso-wrap-distance-top:0;mso-wrap-distance-right:9pt;mso-wrap-distance-bottom:0;mso-position-horizontal:absolute;mso-position-horizontal-relative:text;mso-position-vertical:absolute;mso-position-vertical-relative:text;mso-width-percent:0;mso-height-percent:0;mso-width-relative:page;mso-height-relative:page" from="169.15pt,2.8pt" to="285.25pt,2.8pt" o:gfxdata="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"/>
+              <v:line w14:anchorId="1225BF33" id="Line 15" o:spid="_x0000_s1026" style="position:absolute;z-index:251666944;visibility:visible;mso-wrap-style:square;mso-width-percent:0;mso-height-percent:0;mso-wrap-distance-left:9pt;mso-wrap-distance-top:0;mso-wrap-distance-right:9pt;mso-wrap-distance-bottom:0;mso-position-horizontal:absolute;mso-position-horizontal-relative:text;mso-position-vertical:absolute;mso-position-vertical-relative:text;mso-width-percent:0;mso-height-percent:0;mso-width-relative:page;mso-height-relative:page" from="169.15pt,2.8pt" to="285.25pt,2.8pt" o:gfxdata="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"/>
             </w:pict>
           </mc:Fallback>
         </mc:AlternateContent>
@@ -2787,7 +2798,6 @@
   <w:style w:type="character" w:default="1" w:styleId="DefaultParagraphFont">
     <w:name w:val="Default Paragraph Font"/>
     <w:uiPriority w:val="1"/>
-    <w:semiHidden/>
     <w:unhideWhenUsed/>
   </w:style>
   <w:style w:type="table" w:default="1" w:styleId="TableNormal">

--- a/static/media/5.qd_giam_sat_ktr_dot_xuat.docx
+++ b/static/media/5.qd_giam_sat_ktr_dot_xuat.docx
@@ -6,9 +6,9 @@
       <w:pPr>
         <w:tabs>
           <w:tab w:val="center" w:pos="1701"/>
-          <w:tab w:val="center" w:pos="6804"/>
+          <w:tab w:val="center" w:pos="6521"/>
         </w:tabs>
-        <w:ind w:right="-568"/>
+        <w:ind w:right="-2"/>
         <w:jc w:val="both"/>
         <w:rPr>
           <w:b/>
@@ -68,7 +68,7 @@
       <w:pPr>
         <w:tabs>
           <w:tab w:val="center" w:pos="1701"/>
-          <w:tab w:val="center" w:pos="6804"/>
+          <w:tab w:val="center" w:pos="6521"/>
         </w:tabs>
         <w:jc w:val="both"/>
         <w:rPr>
@@ -77,6 +77,81 @@
           <w:lang w:val="nl-NL"/>
         </w:rPr>
       </w:pPr>
+      <w:r>
+        <w:rPr>
+          <w:noProof/>
+          <w:sz w:val="12"/>
+          <w:lang w:val="en-GB" w:eastAsia="en-GB"/>
+        </w:rPr>
+        <mc:AlternateContent>
+          <mc:Choice Requires="wps">
+            <w:drawing>
+              <wp:anchor distT="0" distB="0" distL="114300" distR="114300" simplePos="0" relativeHeight="251662848" behindDoc="0" locked="0" layoutInCell="1" allowOverlap="1" wp14:anchorId="12824D60" wp14:editId="688421C9">
+                <wp:simplePos x="0" y="0"/>
+                <wp:positionH relativeFrom="column">
+                  <wp:posOffset>3225338</wp:posOffset>
+                </wp:positionH>
+                <wp:positionV relativeFrom="paragraph">
+                  <wp:posOffset>198755</wp:posOffset>
+                </wp:positionV>
+                <wp:extent cx="1870364" cy="0"/>
+                <wp:effectExtent l="0" t="0" r="0" b="0"/>
+                <wp:wrapNone/>
+                <wp:docPr id="3" name="Line 14"/>
+                <wp:cNvGraphicFramePr>
+                  <a:graphicFrameLocks xmlns:a="http://schemas.openxmlformats.org/drawingml/2006/main"/>
+                </wp:cNvGraphicFramePr>
+                <a:graphic xmlns:a="http://schemas.openxmlformats.org/drawingml/2006/main">
+                  <a:graphicData uri="http://schemas.microsoft.com/office/word/2010/wordprocessingShape">
+                    <wps:wsp>
+                      <wps:cNvCnPr>
+                        <a:cxnSpLocks noChangeShapeType="1"/>
+                      </wps:cNvCnPr>
+                      <wps:spPr bwMode="auto">
+                        <a:xfrm>
+                          <a:off x="0" y="0"/>
+                          <a:ext cx="1870364" cy="0"/>
+                        </a:xfrm>
+                        <a:prstGeom prst="line">
+                          <a:avLst/>
+                        </a:prstGeom>
+                        <a:noFill/>
+                        <a:ln w="9525">
+                          <a:solidFill>
+                            <a:srgbClr val="000000"/>
+                          </a:solidFill>
+                          <a:round/>
+                          <a:headEnd/>
+                          <a:tailEnd/>
+                        </a:ln>
+                        <a:extLst>
+                          <a:ext uri="{909E8E84-426E-40DD-AFC4-6F175D3DCCD1}">
+                            <a14:hiddenFill xmlns:a14="http://schemas.microsoft.com/office/drawing/2010/main">
+                              <a:noFill/>
+                            </a14:hiddenFill>
+                          </a:ext>
+                        </a:extLst>
+                      </wps:spPr>
+                      <wps:bodyPr/>
+                    </wps:wsp>
+                  </a:graphicData>
+                </a:graphic>
+                <wp14:sizeRelH relativeFrom="page">
+                  <wp14:pctWidth>0</wp14:pctWidth>
+                </wp14:sizeRelH>
+                <wp14:sizeRelV relativeFrom="page">
+                  <wp14:pctHeight>0</wp14:pctHeight>
+                </wp14:sizeRelV>
+              </wp:anchor>
+            </w:drawing>
+          </mc:Choice>
+          <mc:Fallback>
+            <w:pict>
+              <v:line w14:anchorId="034EBE34" id="Line 14" o:spid="_x0000_s1026" style="position:absolute;z-index:251662848;visibility:visible;mso-wrap-style:square;mso-width-percent:0;mso-height-percent:0;mso-wrap-distance-left:9pt;mso-wrap-distance-top:0;mso-wrap-distance-right:9pt;mso-wrap-distance-bottom:0;mso-position-horizontal:absolute;mso-position-horizontal-relative:text;mso-position-vertical:absolute;mso-position-vertical-relative:text;mso-width-percent:0;mso-height-percent:0;mso-width-relative:page;mso-height-relative:page" from="253.95pt,15.65pt" to="401.2pt,15.65pt" o:gfxdata="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"/>
+            </w:pict>
+          </mc:Fallback>
+        </mc:AlternateContent>
+      </w:r>
       <w:r>
         <w:rPr>
           <w:noProof/>
@@ -147,7 +222,7 @@
           </mc:Choice>
           <mc:Fallback>
             <w:pict>
-              <v:line w14:anchorId="5F6EDA86" id="Line 12" o:spid="_x0000_s1026" style="position:absolute;z-index:251653632;visibility:visible;mso-wrap-style:square;mso-width-percent:0;mso-height-percent:0;mso-wrap-distance-left:9pt;mso-wrap-distance-top:0;mso-wrap-distance-right:9pt;mso-wrap-distance-bottom:0;mso-position-horizontal:absolute;mso-position-horizontal-relative:text;mso-position-vertical:absolute;mso-position-vertical-relative:text;mso-width-percent:0;mso-height-percent:0;mso-width-relative:page;mso-height-relative:page" from="50.1pt,16.2pt" to="113.1pt,16.2pt" o:gfxdata="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"/>
+              <v:line w14:anchorId="1D6A79F5" id="Line 12" o:spid="_x0000_s1026" style="position:absolute;z-index:251653632;visibility:visible;mso-wrap-style:square;mso-width-percent:0;mso-height-percent:0;mso-wrap-distance-left:9pt;mso-wrap-distance-top:0;mso-wrap-distance-right:9pt;mso-wrap-distance-bottom:0;mso-position-horizontal:absolute;mso-position-horizontal-relative:text;mso-position-vertical:absolute;mso-position-vertical-relative:text;mso-width-percent:0;mso-height-percent:0;mso-width-relative:page;mso-height-relative:page" from="50.1pt,16.2pt" to="113.1pt,16.2pt" o:gfxdata="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"/>
             </w:pict>
           </mc:Fallback>
         </mc:AlternateContent>
@@ -282,7 +357,7 @@
           </mc:Choice>
           <mc:Fallback>
             <w:pict>
-              <v:line w14:anchorId="3B160592" id="Line 13" o:spid="_x0000_s1026" style="position:absolute;z-index:251657728;visibility:visible;mso-wrap-style:square;mso-width-percent:0;mso-height-percent:0;mso-wrap-distance-left:9pt;mso-wrap-distance-top:0;mso-wrap-distance-right:9pt;mso-wrap-distance-bottom:0;mso-position-horizontal:absolute;mso-position-horizontal-relative:text;mso-position-vertical:absolute;mso-position-vertical-relative:text;mso-width-percent:0;mso-height-percent:0;mso-width-relative:page;mso-height-relative:page" from="34.65pt,1.9pt" to="34.65pt,1.9pt" o:gfxdata="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"/>
+              <v:line w14:anchorId="54B9BDA1" id="Line 13" o:spid="_x0000_s1026" style="position:absolute;z-index:251657728;visibility:visible;mso-wrap-style:square;mso-width-percent:0;mso-height-percent:0;mso-wrap-distance-left:9pt;mso-wrap-distance-top:0;mso-wrap-distance-right:9pt;mso-wrap-distance-bottom:0;mso-position-horizontal:absolute;mso-position-horizontal-relative:text;mso-position-vertical:absolute;mso-position-vertical-relative:text;mso-width-percent:0;mso-height-percent:0;mso-width-relative:page;mso-height-relative:page" from="34.65pt,1.9pt" to="34.65pt,1.9pt" o:gfxdata="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"/>
             </w:pict>
           </mc:Fallback>
         </mc:AlternateContent>
@@ -292,7 +367,7 @@
       <w:pPr>
         <w:tabs>
           <w:tab w:val="center" w:pos="1701"/>
-          <w:tab w:val="right" w:pos="9071"/>
+          <w:tab w:val="right" w:pos="9354"/>
         </w:tabs>
         <w:spacing w:before="60"/>
         <w:jc w:val="both"/>
@@ -304,91 +379,20 @@
       </w:pPr>
       <w:r>
         <w:rPr>
-          <w:noProof/>
-          <w:sz w:val="12"/>
-          <w:lang w:val="en-GB" w:eastAsia="en-GB"/>
-        </w:rPr>
-        <mc:AlternateContent>
-          <mc:Choice Requires="wps">
-            <w:drawing>
-              <wp:anchor distT="0" distB="0" distL="114300" distR="114300" simplePos="0" relativeHeight="251662848" behindDoc="0" locked="0" layoutInCell="1" allowOverlap="1" wp14:anchorId="12824D60" wp14:editId="3F78872C">
-                <wp:simplePos x="0" y="0"/>
-                <wp:positionH relativeFrom="column">
-                  <wp:posOffset>3312795</wp:posOffset>
-                </wp:positionH>
-                <wp:positionV relativeFrom="paragraph">
-                  <wp:posOffset>13335</wp:posOffset>
-                </wp:positionV>
-                <wp:extent cx="2057400" cy="0"/>
-                <wp:effectExtent l="0" t="0" r="19050" b="19050"/>
-                <wp:wrapNone/>
-                <wp:docPr id="3" name="Line 14"/>
-                <wp:cNvGraphicFramePr>
-                  <a:graphicFrameLocks xmlns:a="http://schemas.openxmlformats.org/drawingml/2006/main"/>
-                </wp:cNvGraphicFramePr>
-                <a:graphic xmlns:a="http://schemas.openxmlformats.org/drawingml/2006/main">
-                  <a:graphicData uri="http://schemas.microsoft.com/office/word/2010/wordprocessingShape">
-                    <wps:wsp>
-                      <wps:cNvCnPr>
-                        <a:cxnSpLocks noChangeShapeType="1"/>
-                      </wps:cNvCnPr>
-                      <wps:spPr bwMode="auto">
-                        <a:xfrm>
-                          <a:off x="0" y="0"/>
-                          <a:ext cx="2057400" cy="0"/>
-                        </a:xfrm>
-                        <a:prstGeom prst="line">
-                          <a:avLst/>
-                        </a:prstGeom>
-                        <a:noFill/>
-                        <a:ln w="9525">
-                          <a:solidFill>
-                            <a:srgbClr val="000000"/>
-                          </a:solidFill>
-                          <a:round/>
-                          <a:headEnd/>
-                          <a:tailEnd/>
-                        </a:ln>
-                        <a:extLst>
-                          <a:ext uri="{909E8E84-426E-40DD-AFC4-6F175D3DCCD1}">
-                            <a14:hiddenFill xmlns:a14="http://schemas.microsoft.com/office/drawing/2010/main">
-                              <a:noFill/>
-                            </a14:hiddenFill>
-                          </a:ext>
-                        </a:extLst>
-                      </wps:spPr>
-                      <wps:bodyPr/>
-                    </wps:wsp>
-                  </a:graphicData>
-                </a:graphic>
-                <wp14:sizeRelH relativeFrom="page">
-                  <wp14:pctWidth>0</wp14:pctWidth>
-                </wp14:sizeRelH>
-                <wp14:sizeRelV relativeFrom="page">
-                  <wp14:pctHeight>0</wp14:pctHeight>
-                </wp14:sizeRelV>
-              </wp:anchor>
-            </w:drawing>
-          </mc:Choice>
-          <mc:Fallback>
-            <w:pict>
-              <v:line w14:anchorId="6EE7B925" id="Line 14" o:spid="_x0000_s1026" style="position:absolute;z-index:251662848;visibility:visible;mso-wrap-style:square;mso-width-percent:0;mso-height-percent:0;mso-wrap-distance-left:9pt;mso-wrap-distance-top:0;mso-wrap-distance-right:9pt;mso-wrap-distance-bottom:0;mso-position-horizontal:absolute;mso-position-horizontal-relative:text;mso-position-vertical:absolute;mso-position-vertical-relative:text;mso-width-percent:0;mso-height-percent:0;mso-width-relative:page;mso-height-relative:page" from="260.85pt,1.05pt" to="422.85pt,1.05pt" o:gfxdata="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"/>
-            </w:pict>
-          </mc:Fallback>
-        </mc:AlternateContent>
-      </w:r>
-      <w:r>
-        <w:rPr>
           <w:color w:val="000000" w:themeColor="text1"/>
           <w:sz w:val="28"/>
         </w:rPr>
         <w:tab/>
+      </w:r>
+      <w:r>
+        <w:rPr>
+          <w:color w:val="000000" w:themeColor="text1"/>
+        </w:rPr>
         <w:t>Số:           /QĐ-</w:t>
       </w:r>
       <w:r>
         <w:rPr>
           <w:color w:val="000000" w:themeColor="text1"/>
-          <w:sz w:val="28"/>
         </w:rPr>
         <w:t>QTR</w:t>
       </w:r>
@@ -464,6 +468,18 @@
         </w:rPr>
         <w:t>&lt;nam_kh_tkt&gt;</w:t>
       </w:r>
+    </w:p>
+    <w:p>
+      <w:pPr>
+        <w:spacing w:before="120" w:after="120"/>
+        <w:jc w:val="center"/>
+        <w:rPr>
+          <w:b/>
+          <w:sz w:val="28"/>
+          <w:szCs w:val="28"/>
+          <w:lang w:val="nl-NL"/>
+        </w:rPr>
+      </w:pPr>
     </w:p>
     <w:p>
       <w:pPr>
@@ -648,7 +664,7 @@
           </mc:Choice>
           <mc:Fallback>
             <w:pict>
-              <v:line w14:anchorId="1225BF33" id="Line 15" o:spid="_x0000_s1026" style="position:absolute;z-index:251666944;visibility:visible;mso-wrap-style:square;mso-width-percent:0;mso-height-percent:0;mso-wrap-distance-left:9pt;mso-wrap-distance-top:0;mso-wrap-distance-right:9pt;mso-wrap-distance-bottom:0;mso-position-horizontal:absolute;mso-position-horizontal-relative:text;mso-position-vertical:absolute;mso-position-vertical-relative:text;mso-width-percent:0;mso-height-percent:0;mso-width-relative:page;mso-height-relative:page" from="169.15pt,2.8pt" to="285.25pt,2.8pt" o:gfxdata="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"/>
+              <v:line w14:anchorId="6F5D8671" id="Line 15" o:spid="_x0000_s1026" style="position:absolute;z-index:251666944;visibility:visible;mso-wrap-style:square;mso-width-percent:0;mso-height-percent:0;mso-wrap-distance-left:9pt;mso-wrap-distance-top:0;mso-wrap-distance-right:9pt;mso-wrap-distance-bottom:0;mso-position-horizontal:absolute;mso-position-horizontal-relative:text;mso-position-vertical:absolute;mso-position-vertical-relative:text;mso-width-percent:0;mso-height-percent:0;mso-width-relative:page;mso-height-relative:page" from="169.15pt,2.8pt" to="285.25pt,2.8pt" o:gfxdata="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"/>
             </w:pict>
           </mc:Fallback>
         </mc:AlternateContent>
@@ -686,7 +702,8 @@
     </w:p>
     <w:p>
       <w:pPr>
-        <w:ind w:right="-285" w:firstLine="567"/>
+        <w:spacing w:before="60"/>
+        <w:ind w:firstLine="567"/>
         <w:jc w:val="both"/>
         <w:rPr>
           <w:i/>
@@ -756,26 +773,31 @@
     </w:p>
     <w:p>
       <w:pPr>
-        <w:ind w:right="-285" w:firstLine="567"/>
+        <w:spacing w:before="60"/>
+        <w:ind w:firstLine="567"/>
         <w:jc w:val="both"/>
         <w:rPr>
           <w:i/>
           <w:sz w:val="28"/>
           <w:szCs w:val="28"/>
-        </w:rPr>
-      </w:pPr>
-      <w:r>
-        <w:rPr>
-          <w:i/>
-          <w:sz w:val="28"/>
-          <w:szCs w:val="28"/>
-        </w:rPr>
-        <w:t>Căn cứ &lt;quy_trinh_ktra&gt; của Tổng cục Thuế về việc ban hành quy trình kiểm tra thuế;</w:t>
-      </w:r>
-    </w:p>
-    <w:p>
-      <w:pPr>
-        <w:ind w:right="-285" w:firstLine="567"/>
+          <w:lang w:val="nl-NL"/>
+        </w:rPr>
+      </w:pPr>
+      <w:r>
+        <w:rPr>
+          <w:i/>
+          <w:color w:val="000000" w:themeColor="text1"/>
+          <w:sz w:val="28"/>
+          <w:szCs w:val="28"/>
+          <w:lang w:val="nl-NL"/>
+        </w:rPr>
+        <w:t>Căn cứ các Luật Thuế, phí, lệ phí và các văn bản hướng dẫn thi hành;</w:t>
+      </w:r>
+    </w:p>
+    <w:p>
+      <w:pPr>
+        <w:spacing w:before="60"/>
+        <w:ind w:firstLine="567"/>
         <w:jc w:val="both"/>
         <w:rPr>
           <w:i/>
@@ -789,31 +811,94 @@
           <w:sz w:val="28"/>
           <w:szCs w:val="28"/>
         </w:rPr>
-        <w:t>Căn cứ Quyết định số 1614/QĐ-TCT ngày 13/10/2020 của Tổng cục Thuế về việc ban hành quy chế giám sát hoạt động của Đoàn thanh tra, kiểm tra thuế;</w:t>
-      </w:r>
-    </w:p>
-    <w:p>
-      <w:pPr>
-        <w:ind w:right="-285" w:firstLine="567"/>
+        <w:t>Căn cứ Quyết định số 1376/QĐ-CT ngày 30/6/2025 của Cục trưởng Cục Thuế về việc ban hành quy định chức năng, nhiệm vụ, quyền hạn và cơ cấu tổ chức của Thuế tỉnh, thành phố thuộc Cục Thuế</w:t>
+      </w:r>
+      <w:r>
+        <w:rPr>
+          <w:i/>
+          <w:sz w:val="28"/>
+          <w:szCs w:val="28"/>
+        </w:rPr>
+        <w:t>;</w:t>
+      </w:r>
+    </w:p>
+    <w:p>
+      <w:pPr>
+        <w:spacing w:before="60"/>
+        <w:ind w:firstLine="567"/>
         <w:jc w:val="both"/>
         <w:rPr>
           <w:i/>
           <w:sz w:val="28"/>
           <w:szCs w:val="28"/>
-        </w:rPr>
-      </w:pPr>
-      <w:r>
-        <w:rPr>
-          <w:i/>
-          <w:sz w:val="28"/>
-          <w:szCs w:val="28"/>
-        </w:rPr>
-        <w:t>Căn cứ Quyết định số 1376/QĐ-CT ngày 30/6/2025 của Cục trưởng Cục Thuế về việc ban hành quy định chức năng, nhiệm vụ, quyền hạn và cơ cấu tổ chức của Thuế tỉnh, thành phố thuộc Cục Thuế;</w:t>
-      </w:r>
-    </w:p>
-    <w:p>
-      <w:pPr>
-        <w:ind w:right="-285" w:firstLine="567"/>
+          <w:lang w:val="nl-NL"/>
+        </w:rPr>
+      </w:pPr>
+      <w:r>
+        <w:rPr>
+          <w:i/>
+          <w:sz w:val="28"/>
+          <w:szCs w:val="28"/>
+          <w:lang w:val="nl-NL"/>
+        </w:rPr>
+        <w:t xml:space="preserve">Căn cứ Quyết định số 1614/QĐ-TCT ngày 13/10/2020 của </w:t>
+      </w:r>
+      <w:r>
+        <w:rPr>
+          <w:i/>
+        </w:rPr>
+        <w:t>Tổng cục trưởng</w:t>
+      </w:r>
+      <w:r>
+        <w:rPr>
+          <w:i/>
+          <w:sz w:val="28"/>
+          <w:szCs w:val="28"/>
+          <w:lang w:val="nl-NL"/>
+        </w:rPr>
+        <w:t xml:space="preserve"> </w:t>
+      </w:r>
+      <w:r>
+        <w:rPr>
+          <w:i/>
+          <w:sz w:val="28"/>
+          <w:szCs w:val="28"/>
+          <w:lang w:val="nl-NL"/>
+        </w:rPr>
+        <w:t xml:space="preserve">Tổng cục Thuế về việc ban hành quy chế giám sát hoạt động của </w:t>
+      </w:r>
+      <w:r>
+        <w:rPr>
+          <w:i/>
+          <w:sz w:val="28"/>
+          <w:szCs w:val="28"/>
+          <w:lang w:val="nl-NL"/>
+        </w:rPr>
+        <w:t>Đ</w:t>
+      </w:r>
+      <w:r>
+        <w:rPr>
+          <w:i/>
+          <w:sz w:val="28"/>
+          <w:szCs w:val="28"/>
+          <w:lang w:val="nl-NL"/>
+        </w:rPr>
+        <w:t>oàn thanh tra, kiểm tra thuế</w:t>
+      </w:r>
+      <w:r>
+        <w:rPr>
+          <w:i/>
+          <w:sz w:val="28"/>
+          <w:szCs w:val="28"/>
+          <w:lang w:val="nl-NL"/>
+        </w:rPr>
+        <w:t>;</w:t>
+      </w:r>
+    </w:p>
+    <w:p>
+      <w:pPr>
+        <w:spacing w:before="60"/>
+        <w:ind w:firstLine="567"/>
         <w:jc w:val="both"/>
         <w:rPr>
           <w:i/>
@@ -827,7 +912,41 @@
           <w:sz w:val="28"/>
           <w:szCs w:val="28"/>
         </w:rPr>
-        <w:t>Căn cứ Quyết định số 1383/QĐ-CT ngày 30/06/2025 của Cục trưởng Cục Thuế về việc ban hành quy định chức năng, nhiệm vụ, quyền hạn của Văn phòng, các Phòng thuộc Thuế tỉnh, thành phố</w:t>
+        <w:t xml:space="preserve">Căn cứ &lt;tham_quyen_ky&gt; </w:t>
+      </w:r>
+      <w:r>
+        <w:rPr>
+          <w:i/>
+          <w:sz w:val="28"/>
+          <w:szCs w:val="28"/>
+        </w:rPr>
+        <w:t xml:space="preserve">của </w:t>
+      </w:r>
+      <w:r>
+        <w:rPr>
+          <w:bCs/>
+          <w:i/>
+          <w:sz w:val="28"/>
+          <w:szCs w:val="28"/>
+        </w:rPr>
+        <w:t xml:space="preserve">Trưởng </w:t>
+      </w:r>
+      <w:r>
+        <w:rPr>
+          <w:bCs/>
+          <w:i/>
+          <w:sz w:val="28"/>
+          <w:szCs w:val="28"/>
+        </w:rPr>
+        <w:t xml:space="preserve"> </w:t>
+      </w:r>
+      <w:r>
+        <w:rPr>
+          <w:i/>
+          <w:sz w:val="28"/>
+          <w:szCs w:val="28"/>
+        </w:rPr>
+        <w:t>Thuế tỉnh Quảng Trị về việc phân công lĩnh vực phụ trách và ủy quyền ký văn bản của các đồng chí Lãnh đạo Thuế tỉnh</w:t>
       </w:r>
       <w:r>
         <w:rPr>
@@ -840,7 +959,8 @@
     </w:p>
     <w:p>
       <w:pPr>
-        <w:ind w:right="-285" w:firstLine="567"/>
+        <w:spacing w:before="60"/>
+        <w:ind w:firstLine="567"/>
         <w:jc w:val="both"/>
         <w:rPr>
           <w:i/>
@@ -854,28 +974,78 @@
           <w:sz w:val="28"/>
           <w:szCs w:val="28"/>
         </w:rPr>
-        <w:t xml:space="preserve">Căn cứ &lt;tham_quyen_ky&gt; </w:t>
-      </w:r>
-      <w:r>
-        <w:rPr>
-          <w:i/>
-          <w:sz w:val="28"/>
-          <w:szCs w:val="28"/>
-        </w:rPr>
-        <w:t>của Thuế tỉnh Quảng Trị về việc phân công lĩnh vực phụ trách và ủy quyền ký văn bản của các đồng chí Lãnh đạo Thuế tỉnh</w:t>
-      </w:r>
-      <w:r>
-        <w:rPr>
-          <w:i/>
-          <w:sz w:val="28"/>
-          <w:szCs w:val="28"/>
-        </w:rPr>
-        <w:t>;</w:t>
-      </w:r>
-    </w:p>
-    <w:p>
-      <w:pPr>
-        <w:ind w:right="-285" w:firstLine="567"/>
+        <w:t>Căn cứ Quyết định số         /QĐ-</w:t>
+      </w:r>
+      <w:r>
+        <w:rPr>
+          <w:i/>
+          <w:sz w:val="28"/>
+          <w:szCs w:val="28"/>
+        </w:rPr>
+        <w:t>QTR</w:t>
+      </w:r>
+      <w:r>
+        <w:rPr>
+          <w:i/>
+          <w:sz w:val="28"/>
+          <w:szCs w:val="28"/>
+        </w:rPr>
+        <w:t xml:space="preserve"> </w:t>
+      </w:r>
+      <w:r>
+        <w:rPr>
+          <w:i/>
+          <w:sz w:val="28"/>
+          <w:szCs w:val="28"/>
+        </w:rPr>
+        <w:t>&lt;ngay_thang&gt; của</w:t>
+      </w:r>
+      <w:r>
+        <w:rPr>
+          <w:i/>
+          <w:sz w:val="28"/>
+          <w:szCs w:val="28"/>
+        </w:rPr>
+        <w:t xml:space="preserve"> </w:t>
+      </w:r>
+      <w:r>
+        <w:rPr>
+          <w:bCs/>
+          <w:i/>
+          <w:sz w:val="28"/>
+          <w:szCs w:val="28"/>
+        </w:rPr>
+        <w:t>Trưởng</w:t>
+      </w:r>
+      <w:r>
+        <w:rPr>
+          <w:i/>
+          <w:sz w:val="28"/>
+          <w:szCs w:val="28"/>
+        </w:rPr>
+        <w:t xml:space="preserve"> </w:t>
+      </w:r>
+      <w:r>
+        <w:rPr>
+          <w:i/>
+          <w:sz w:val="28"/>
+          <w:szCs w:val="28"/>
+        </w:rPr>
+        <w:t>Thuế tỉnh Quảng Trị</w:t>
+      </w:r>
+      <w:r>
+        <w:rPr>
+          <w:i/>
+          <w:sz w:val="28"/>
+          <w:szCs w:val="28"/>
+        </w:rPr>
+        <w:t xml:space="preserve"> về việc kiểm tra thuế tại &lt;ten_dv&gt;;</w:t>
+      </w:r>
+    </w:p>
+    <w:p>
+      <w:pPr>
+        <w:spacing w:before="60"/>
+        <w:ind w:firstLine="567"/>
         <w:jc w:val="both"/>
         <w:rPr>
           <w:i/>
@@ -889,52 +1059,44 @@
           <w:sz w:val="28"/>
           <w:szCs w:val="28"/>
         </w:rPr>
-        <w:t>Căn cứ Quyết định số         /QĐ-</w:t>
-      </w:r>
-      <w:r>
-        <w:rPr>
-          <w:i/>
-          <w:sz w:val="28"/>
-          <w:szCs w:val="28"/>
-        </w:rPr>
-        <w:t>QTR</w:t>
-      </w:r>
-      <w:r>
-        <w:rPr>
-          <w:i/>
-          <w:sz w:val="28"/>
-          <w:szCs w:val="28"/>
-        </w:rPr>
-        <w:t xml:space="preserve"> </w:t>
-      </w:r>
-      <w:r>
-        <w:rPr>
-          <w:i/>
-          <w:sz w:val="28"/>
-          <w:szCs w:val="28"/>
-        </w:rPr>
-        <w:t xml:space="preserve">&lt;ngay_thang&gt; của </w:t>
-      </w:r>
-      <w:r>
-        <w:rPr>
-          <w:i/>
-          <w:sz w:val="28"/>
-          <w:szCs w:val="28"/>
-        </w:rPr>
-        <w:t>Thuế tỉnh Quảng Trị</w:t>
-      </w:r>
-      <w:r>
-        <w:rPr>
-          <w:i/>
-          <w:sz w:val="28"/>
-          <w:szCs w:val="28"/>
-        </w:rPr>
-        <w:t xml:space="preserve"> về việc kiểm tra thuế tại &lt;ten_dv&gt;;</w:t>
-      </w:r>
-    </w:p>
-    <w:p>
-      <w:pPr>
-        <w:ind w:right="-285" w:firstLine="567"/>
+        <w:t>Theo</w:t>
+      </w:r>
+      <w:r>
+        <w:rPr>
+          <w:i/>
+          <w:sz w:val="28"/>
+          <w:szCs w:val="28"/>
+        </w:rPr>
+        <w:t xml:space="preserve"> đề nghị của </w:t>
+      </w:r>
+      <w:r>
+        <w:rPr>
+          <w:i/>
+          <w:sz w:val="28"/>
+          <w:szCs w:val="28"/>
+        </w:rPr>
+        <w:t xml:space="preserve">&lt;ld_phong&gt; </w:t>
+      </w:r>
+      <w:r>
+        <w:rPr>
+          <w:i/>
+          <w:sz w:val="28"/>
+          <w:szCs w:val="28"/>
+        </w:rPr>
+        <w:t>Phòng Kiểm tra số 2</w:t>
+      </w:r>
+      <w:r>
+        <w:rPr>
+          <w:i/>
+          <w:sz w:val="28"/>
+          <w:szCs w:val="28"/>
+        </w:rPr>
+        <w:t>.</w:t>
+      </w:r>
+    </w:p>
+    <w:p>
+      <w:pPr>
+        <w:ind w:right="-2" w:firstLine="567"/>
         <w:jc w:val="both"/>
         <w:rPr>
           <w:i/>
@@ -942,46 +1104,6 @@
           <w:szCs w:val="28"/>
         </w:rPr>
       </w:pPr>
-      <w:r>
-        <w:rPr>
-          <w:i/>
-          <w:sz w:val="28"/>
-          <w:szCs w:val="28"/>
-        </w:rPr>
-        <w:t>Theo</w:t>
-      </w:r>
-      <w:r>
-        <w:rPr>
-          <w:i/>
-          <w:sz w:val="28"/>
-          <w:szCs w:val="28"/>
-        </w:rPr>
-        <w:t xml:space="preserve"> đề nghị của </w:t>
-      </w:r>
-      <w:r>
-        <w:rPr>
-          <w:i/>
-          <w:sz w:val="28"/>
-          <w:szCs w:val="28"/>
-        </w:rPr>
-        <w:t xml:space="preserve">&lt;ld_phong&gt; </w:t>
-      </w:r>
-      <w:r>
-        <w:rPr>
-          <w:i/>
-          <w:sz w:val="28"/>
-          <w:szCs w:val="28"/>
-        </w:rPr>
-        <w:t>Phòng Kiểm tra số 2</w:t>
-      </w:r>
-      <w:r>
-        <w:rPr>
-          <w:i/>
-          <w:sz w:val="28"/>
-          <w:szCs w:val="28"/>
-        </w:rPr>
-        <w:t>.</w:t>
-      </w:r>
     </w:p>
     <w:p>
       <w:pPr>
@@ -1006,6 +1128,7 @@
     </w:p>
     <w:p>
       <w:pPr>
+        <w:spacing w:beforeLines="60" w:before="144"/>
         <w:ind w:firstLine="567"/>
         <w:jc w:val="both"/>
         <w:rPr>
@@ -1121,7 +1244,31 @@
           <w:szCs w:val="28"/>
           <w:lang w:val="nl-NL"/>
         </w:rPr>
-        <w:t xml:space="preserve">của </w:t>
+        <w:t>của</w:t>
+      </w:r>
+      <w:r>
+        <w:rPr>
+          <w:sz w:val="28"/>
+          <w:szCs w:val="28"/>
+          <w:lang w:val="nl-NL"/>
+        </w:rPr>
+        <w:t xml:space="preserve"> </w:t>
+      </w:r>
+      <w:r>
+        <w:rPr>
+          <w:sz w:val="28"/>
+          <w:szCs w:val="28"/>
+          <w:lang w:val="nl-NL"/>
+        </w:rPr>
+        <w:t>Trưởng</w:t>
+      </w:r>
+      <w:r>
+        <w:rPr>
+          <w:sz w:val="28"/>
+          <w:szCs w:val="28"/>
+          <w:lang w:val="nl-NL"/>
+        </w:rPr>
+        <w:t xml:space="preserve"> </w:t>
       </w:r>
       <w:r>
         <w:rPr>
@@ -1142,89 +1289,7 @@
     </w:p>
     <w:p>
       <w:pPr>
-        <w:ind w:firstLine="709"/>
-        <w:jc w:val="both"/>
-        <w:rPr>
-          <w:sz w:val="28"/>
-          <w:szCs w:val="28"/>
-          <w:lang w:val="nl-NL"/>
-        </w:rPr>
-      </w:pPr>
-      <w:r>
-        <w:rPr>
-          <w:sz w:val="28"/>
-          <w:szCs w:val="28"/>
-          <w:lang w:val="nl-NL"/>
-        </w:rPr>
-        <w:t xml:space="preserve">Thời hạn giám sát được tính </w:t>
-      </w:r>
-      <w:r>
-        <w:rPr>
-          <w:sz w:val="28"/>
-          <w:szCs w:val="28"/>
-          <w:lang w:val="nl-NL"/>
-        </w:rPr>
-        <w:t xml:space="preserve">kể </w:t>
-      </w:r>
-      <w:r>
-        <w:rPr>
-          <w:sz w:val="28"/>
-          <w:szCs w:val="28"/>
-          <w:lang w:val="nl-NL"/>
-        </w:rPr>
-        <w:t xml:space="preserve">từ ngày công bố quyết định </w:t>
-      </w:r>
-      <w:r>
-        <w:rPr>
-          <w:sz w:val="28"/>
-          <w:szCs w:val="28"/>
-          <w:lang w:val="nl-NL"/>
-        </w:rPr>
-        <w:t xml:space="preserve">kiểm </w:t>
-      </w:r>
-      <w:r>
-        <w:rPr>
-          <w:sz w:val="28"/>
-          <w:szCs w:val="28"/>
-          <w:lang w:val="nl-NL"/>
-        </w:rPr>
-        <w:t xml:space="preserve">tra đến thời điểm kết thúc việc </w:t>
-      </w:r>
-      <w:r>
-        <w:rPr>
-          <w:sz w:val="28"/>
-          <w:szCs w:val="28"/>
-          <w:lang w:val="nl-NL"/>
-        </w:rPr>
-        <w:t xml:space="preserve">kiểm </w:t>
-      </w:r>
-      <w:r>
-        <w:rPr>
-          <w:sz w:val="28"/>
-          <w:szCs w:val="28"/>
-          <w:lang w:val="nl-NL"/>
-        </w:rPr>
-        <w:t xml:space="preserve">tra </w:t>
-      </w:r>
-      <w:r>
-        <w:rPr>
-          <w:sz w:val="28"/>
-          <w:szCs w:val="28"/>
-          <w:lang w:val="nl-NL"/>
-        </w:rPr>
-        <w:t xml:space="preserve">thuế </w:t>
-      </w:r>
-      <w:r>
-        <w:rPr>
-          <w:sz w:val="28"/>
-          <w:szCs w:val="28"/>
-          <w:lang w:val="nl-NL"/>
-        </w:rPr>
-        <w:t>tại trụ sở người nộp thuế.</w:t>
-      </w:r>
-    </w:p>
-    <w:p>
-      <w:pPr>
+        <w:spacing w:beforeLines="60" w:before="144"/>
         <w:ind w:firstLine="567"/>
         <w:jc w:val="both"/>
         <w:rPr>
@@ -1235,6 +1300,90 @@
       </w:pPr>
       <w:r>
         <w:rPr>
+          <w:sz w:val="28"/>
+          <w:szCs w:val="28"/>
+          <w:lang w:val="nl-NL"/>
+        </w:rPr>
+        <w:t xml:space="preserve">Thời hạn giám sát được tính </w:t>
+      </w:r>
+      <w:r>
+        <w:rPr>
+          <w:sz w:val="28"/>
+          <w:szCs w:val="28"/>
+          <w:lang w:val="nl-NL"/>
+        </w:rPr>
+        <w:t xml:space="preserve">kể </w:t>
+      </w:r>
+      <w:r>
+        <w:rPr>
+          <w:sz w:val="28"/>
+          <w:szCs w:val="28"/>
+          <w:lang w:val="nl-NL"/>
+        </w:rPr>
+        <w:t xml:space="preserve">từ ngày công bố quyết định </w:t>
+      </w:r>
+      <w:r>
+        <w:rPr>
+          <w:sz w:val="28"/>
+          <w:szCs w:val="28"/>
+          <w:lang w:val="nl-NL"/>
+        </w:rPr>
+        <w:t xml:space="preserve">kiểm </w:t>
+      </w:r>
+      <w:r>
+        <w:rPr>
+          <w:sz w:val="28"/>
+          <w:szCs w:val="28"/>
+          <w:lang w:val="nl-NL"/>
+        </w:rPr>
+        <w:t xml:space="preserve">tra đến thời điểm kết thúc việc </w:t>
+      </w:r>
+      <w:r>
+        <w:rPr>
+          <w:sz w:val="28"/>
+          <w:szCs w:val="28"/>
+          <w:lang w:val="nl-NL"/>
+        </w:rPr>
+        <w:t xml:space="preserve">kiểm </w:t>
+      </w:r>
+      <w:r>
+        <w:rPr>
+          <w:sz w:val="28"/>
+          <w:szCs w:val="28"/>
+          <w:lang w:val="nl-NL"/>
+        </w:rPr>
+        <w:t xml:space="preserve">tra </w:t>
+      </w:r>
+      <w:r>
+        <w:rPr>
+          <w:sz w:val="28"/>
+          <w:szCs w:val="28"/>
+          <w:lang w:val="nl-NL"/>
+        </w:rPr>
+        <w:t xml:space="preserve">thuế </w:t>
+      </w:r>
+      <w:r>
+        <w:rPr>
+          <w:sz w:val="28"/>
+          <w:szCs w:val="28"/>
+          <w:lang w:val="nl-NL"/>
+        </w:rPr>
+        <w:t>tại trụ sở người nộp thuế.</w:t>
+      </w:r>
+    </w:p>
+    <w:p>
+      <w:pPr>
+        <w:spacing w:beforeLines="60" w:before="144"/>
+        <w:ind w:firstLine="567"/>
+        <w:jc w:val="both"/>
+        <w:rPr>
+          <w:sz w:val="28"/>
+          <w:szCs w:val="28"/>
+          <w:lang w:val="nl-NL"/>
+        </w:rPr>
+      </w:pPr>
+      <w:r>
+        <w:rPr>
           <w:b/>
           <w:bCs/>
           <w:sz w:val="28"/>
@@ -1347,7 +1496,104 @@
           <w:szCs w:val="28"/>
           <w:lang w:val="nl-NL"/>
         </w:rPr>
-        <w:t xml:space="preserve"> là người giám sát hoạt động của Đoàn </w:t>
+        <w:t xml:space="preserve"> </w:t>
+      </w:r>
+      <w:r>
+        <w:rPr>
+          <w:i/>
+          <w:sz w:val="28"/>
+          <w:szCs w:val="28"/>
+          <w:lang w:val="nl-NL"/>
+        </w:rPr>
+        <w:t>(Số điện thoại: 0948.392.777)</w:t>
+      </w:r>
+      <w:r>
+        <w:rPr>
+          <w:sz w:val="28"/>
+          <w:szCs w:val="28"/>
+          <w:lang w:val="nl-NL"/>
+        </w:rPr>
+        <w:t xml:space="preserve"> để thực hiện nhiệm vụ ghi tại Điều 1</w:t>
+      </w:r>
+      <w:r>
+        <w:rPr>
+          <w:sz w:val="28"/>
+          <w:szCs w:val="28"/>
+          <w:lang w:val="nl-NL"/>
+        </w:rPr>
+        <w:t>.</w:t>
+      </w:r>
+    </w:p>
+    <w:p>
+      <w:pPr>
+        <w:spacing w:beforeLines="60" w:before="144"/>
+        <w:ind w:firstLine="567"/>
+        <w:jc w:val="both"/>
+        <w:rPr>
+          <w:bCs/>
+          <w:iCs/>
+          <w:sz w:val="28"/>
+          <w:szCs w:val="28"/>
+          <w:lang w:val="nl-NL"/>
+        </w:rPr>
+      </w:pPr>
+      <w:r>
+        <w:rPr>
+          <w:b/>
+          <w:bCs/>
+          <w:iCs/>
+          <w:sz w:val="28"/>
+          <w:szCs w:val="28"/>
+          <w:lang w:val="nl-NL"/>
+        </w:rPr>
+        <w:t>Điều 3</w:t>
+      </w:r>
+      <w:r>
+        <w:rPr>
+          <w:b/>
+          <w:bCs/>
+          <w:iCs/>
+          <w:sz w:val="28"/>
+          <w:szCs w:val="28"/>
+          <w:lang w:val="nl-NL"/>
+        </w:rPr>
+        <w:t>.</w:t>
+      </w:r>
+      <w:r>
+        <w:rPr>
+          <w:bCs/>
+          <w:iCs/>
+          <w:sz w:val="28"/>
+          <w:szCs w:val="28"/>
+          <w:lang w:val="nl-NL"/>
+        </w:rPr>
+        <w:t xml:space="preserve"> </w:t>
+      </w:r>
+      <w:r>
+        <w:rPr>
+          <w:sz w:val="28"/>
+          <w:szCs w:val="28"/>
+          <w:lang w:val="nl-NL"/>
+        </w:rPr>
+        <w:t>&lt;Ng_giam_sat&gt;</w:t>
+      </w:r>
+      <w:r>
+        <w:rPr>
+          <w:sz w:val="28"/>
+          <w:szCs w:val="28"/>
+          <w:lang w:val="nl-NL"/>
+        </w:rPr>
+        <w:t xml:space="preserve"> </w:t>
+      </w:r>
+      <w:r>
+        <w:rPr>
+          <w:bCs/>
+          <w:iCs/>
+          <w:sz w:val="28"/>
+          <w:szCs w:val="28"/>
+          <w:lang w:val="nl-NL"/>
+        </w:rPr>
+        <w:t xml:space="preserve">có nhiệm vụ giám sát hoạt động của Đoàn </w:t>
       </w:r>
       <w:r>
         <w:rPr>
@@ -1363,10 +1609,20 @@
           <w:szCs w:val="28"/>
           <w:lang w:val="nl-NL"/>
         </w:rPr>
-        <w:t xml:space="preserve">tra </w:t>
-      </w:r>
-      <w:r>
-        <w:rPr>
+        <w:t>tra</w:t>
+      </w:r>
+      <w:r>
+        <w:rPr>
+          <w:sz w:val="28"/>
+          <w:szCs w:val="28"/>
+          <w:lang w:val="nl-NL"/>
+        </w:rPr>
+        <w:t xml:space="preserve"> </w:t>
+      </w:r>
+      <w:r>
+        <w:rPr>
+          <w:bCs/>
+          <w:iCs/>
           <w:sz w:val="28"/>
           <w:szCs w:val="28"/>
           <w:lang w:val="nl-NL"/>
@@ -1375,22 +1631,187 @@
       </w:r>
       <w:r>
         <w:rPr>
-          <w:sz w:val="28"/>
-          <w:szCs w:val="28"/>
-          <w:lang w:val="nl-NL"/>
-        </w:rPr>
-        <w:t>tại</w:t>
-      </w:r>
-      <w:r>
-        <w:rPr>
-          <w:sz w:val="28"/>
-          <w:szCs w:val="28"/>
-          <w:lang w:val="nl-NL"/>
-        </w:rPr>
-        <w:t xml:space="preserve"> </w:t>
-      </w:r>
-      <w:r>
-        <w:rPr>
+          <w:bCs/>
+          <w:iCs/>
+          <w:sz w:val="28"/>
+          <w:szCs w:val="28"/>
+          <w:lang w:val="nl-NL"/>
+        </w:rPr>
+        <w:t xml:space="preserve">theo quy định tại Quy chế giám sát hoạt động của Đoàn </w:t>
+      </w:r>
+      <w:r>
+        <w:rPr>
+          <w:sz w:val="28"/>
+          <w:szCs w:val="28"/>
+          <w:lang w:val="nl-NL"/>
+        </w:rPr>
+        <w:t xml:space="preserve">kiểm </w:t>
+      </w:r>
+      <w:r>
+        <w:rPr>
+          <w:sz w:val="28"/>
+          <w:szCs w:val="28"/>
+          <w:lang w:val="nl-NL"/>
+        </w:rPr>
+        <w:t>tra</w:t>
+      </w:r>
+      <w:r>
+        <w:rPr>
+          <w:sz w:val="28"/>
+          <w:szCs w:val="28"/>
+          <w:lang w:val="nl-NL"/>
+        </w:rPr>
+        <w:t xml:space="preserve"> </w:t>
+      </w:r>
+      <w:r>
+        <w:rPr>
+          <w:bCs/>
+          <w:iCs/>
+          <w:sz w:val="28"/>
+          <w:szCs w:val="28"/>
+          <w:lang w:val="nl-NL"/>
+        </w:rPr>
+        <w:t>thuế.</w:t>
+      </w:r>
+    </w:p>
+    <w:p>
+      <w:pPr>
+        <w:spacing w:beforeLines="60" w:before="144"/>
+        <w:ind w:firstLine="567"/>
+        <w:jc w:val="both"/>
+        <w:rPr>
+          <w:bCs/>
+          <w:iCs/>
+          <w:sz w:val="28"/>
+          <w:szCs w:val="28"/>
+          <w:lang w:val="nl-NL"/>
+        </w:rPr>
+      </w:pPr>
+      <w:r>
+        <w:rPr>
+          <w:b/>
+          <w:bCs/>
+          <w:iCs/>
+          <w:sz w:val="28"/>
+          <w:szCs w:val="28"/>
+          <w:lang w:val="nl-NL"/>
+        </w:rPr>
+        <w:t>Điều 4</w:t>
+      </w:r>
+      <w:r>
+        <w:rPr>
+          <w:b/>
+          <w:bCs/>
+          <w:iCs/>
+          <w:sz w:val="28"/>
+          <w:szCs w:val="28"/>
+          <w:lang w:val="nl-NL"/>
+        </w:rPr>
+        <w:t>.</w:t>
+      </w:r>
+      <w:r>
+        <w:rPr>
+          <w:bCs/>
+          <w:iCs/>
+          <w:sz w:val="28"/>
+          <w:szCs w:val="28"/>
+          <w:lang w:val="nl-NL"/>
+        </w:rPr>
+        <w:t xml:space="preserve"> </w:t>
+      </w:r>
+      <w:r>
+        <w:rPr>
+          <w:sz w:val="28"/>
+          <w:szCs w:val="28"/>
+          <w:lang w:val="nl-NL"/>
+        </w:rPr>
+        <w:t>&lt;Ng_giam_sat&gt;</w:t>
+      </w:r>
+      <w:r>
+        <w:rPr>
+          <w:bCs/>
+          <w:iCs/>
+          <w:sz w:val="28"/>
+          <w:szCs w:val="28"/>
+          <w:lang w:val="nl-NL"/>
+        </w:rPr>
+        <w:t xml:space="preserve">, </w:t>
+      </w:r>
+      <w:r>
+        <w:rPr>
+          <w:bCs/>
+          <w:iCs/>
+          <w:sz w:val="28"/>
+          <w:szCs w:val="28"/>
+          <w:lang w:val="nl-NL"/>
+        </w:rPr>
+        <w:t>Đ</w:t>
+      </w:r>
+      <w:r>
+        <w:rPr>
+          <w:bCs/>
+          <w:iCs/>
+          <w:sz w:val="28"/>
+          <w:szCs w:val="28"/>
+          <w:lang w:val="nl-NL"/>
+        </w:rPr>
+        <w:t xml:space="preserve">oàn </w:t>
+      </w:r>
+      <w:r>
+        <w:rPr>
+          <w:sz w:val="28"/>
+          <w:szCs w:val="28"/>
+          <w:lang w:val="nl-NL"/>
+        </w:rPr>
+        <w:t xml:space="preserve">kiểm </w:t>
+      </w:r>
+      <w:r>
+        <w:rPr>
+          <w:sz w:val="28"/>
+          <w:szCs w:val="28"/>
+          <w:lang w:val="nl-NL"/>
+        </w:rPr>
+        <w:t>tra</w:t>
+      </w:r>
+      <w:r>
+        <w:rPr>
+          <w:sz w:val="28"/>
+          <w:szCs w:val="28"/>
+          <w:lang w:val="nl-NL"/>
+        </w:rPr>
+        <w:t xml:space="preserve"> </w:t>
+      </w:r>
+      <w:r>
+        <w:rPr>
+          <w:sz w:val="28"/>
+          <w:szCs w:val="28"/>
+          <w:lang w:val="nl-NL"/>
+        </w:rPr>
+        <w:t>thuế</w:t>
+      </w:r>
+      <w:r>
+        <w:rPr>
+          <w:bCs/>
+          <w:iCs/>
+          <w:sz w:val="28"/>
+          <w:szCs w:val="28"/>
+          <w:lang w:val="nl-NL"/>
+        </w:rPr>
+        <w:t>,</w:t>
+      </w:r>
+      <w:r>
+        <w:rPr>
+          <w:bCs/>
+          <w:iCs/>
+          <w:sz w:val="28"/>
+          <w:szCs w:val="28"/>
+          <w:lang w:val="nl-NL"/>
+        </w:rPr>
+        <w:t xml:space="preserve"> </w:t>
+      </w:r>
+      <w:r>
+        <w:rPr>
+          <w:color w:val="000000" w:themeColor="text1"/>
           <w:sz w:val="28"/>
           <w:szCs w:val="28"/>
           <w:lang w:val="nl-NL"/>
@@ -1399,167 +1820,58 @@
       </w:r>
       <w:r>
         <w:rPr>
-          <w:sz w:val="28"/>
-          <w:szCs w:val="28"/>
-          <w:lang w:val="nl-NL"/>
-        </w:rPr>
-        <w:t>.</w:t>
-      </w:r>
-    </w:p>
-    <w:p>
-      <w:pPr>
+          <w:color w:val="FF0000"/>
+          <w:sz w:val="28"/>
+          <w:szCs w:val="28"/>
+          <w:lang w:val="nl-NL"/>
+        </w:rPr>
+        <w:t xml:space="preserve"> </w:t>
+      </w:r>
+      <w:r>
+        <w:rPr>
+          <w:color w:val="000000" w:themeColor="text1"/>
+          <w:sz w:val="28"/>
+          <w:szCs w:val="28"/>
+          <w:lang w:val="nl-NL"/>
+        </w:rPr>
+        <w:t>và các tổ chức, cá nhân có liên quan</w:t>
+      </w:r>
+      <w:r>
+        <w:rPr>
+          <w:color w:val="FF0000"/>
+          <w:sz w:val="28"/>
+          <w:szCs w:val="28"/>
+          <w:lang w:val="nl-NL"/>
+        </w:rPr>
+        <w:t xml:space="preserve"> </w:t>
+      </w:r>
+      <w:r>
+        <w:rPr>
+          <w:bCs/>
+          <w:iCs/>
+          <w:sz w:val="28"/>
+          <w:szCs w:val="28"/>
+          <w:lang w:val="nl-NL"/>
+        </w:rPr>
+        <w:t>chịu trách nhiệm thi hành Quyết định này</w:t>
+      </w:r>
+      <w:r>
+        <w:rPr>
+          <w:bCs/>
+          <w:iCs/>
+          <w:sz w:val="28"/>
+          <w:szCs w:val="28"/>
+          <w:lang w:val="nl-NL"/>
+        </w:rPr>
+        <w:t>./.</w:t>
+      </w:r>
+    </w:p>
+    <w:p>
+      <w:pPr>
+        <w:spacing w:beforeLines="60" w:before="144"/>
         <w:ind w:firstLine="561"/>
         <w:jc w:val="both"/>
         <w:rPr>
-          <w:bCs/>
-          <w:iCs/>
-          <w:sz w:val="28"/>
-          <w:szCs w:val="28"/>
-          <w:lang w:val="nl-NL"/>
-        </w:rPr>
-      </w:pPr>
-      <w:r>
-        <w:rPr>
-          <w:b/>
-          <w:bCs/>
-          <w:iCs/>
-          <w:sz w:val="28"/>
-          <w:szCs w:val="28"/>
-          <w:lang w:val="nl-NL"/>
-        </w:rPr>
-        <w:t>Điều 3</w:t>
-      </w:r>
-      <w:r>
-        <w:rPr>
-          <w:b/>
-          <w:bCs/>
-          <w:iCs/>
-          <w:sz w:val="28"/>
-          <w:szCs w:val="28"/>
-          <w:lang w:val="nl-NL"/>
-        </w:rPr>
-        <w:t>.</w:t>
-      </w:r>
-      <w:r>
-        <w:rPr>
-          <w:bCs/>
-          <w:iCs/>
-          <w:sz w:val="28"/>
-          <w:szCs w:val="28"/>
-          <w:lang w:val="nl-NL"/>
-        </w:rPr>
-        <w:t xml:space="preserve"> </w:t>
-      </w:r>
-      <w:r>
-        <w:rPr>
-          <w:sz w:val="28"/>
-          <w:szCs w:val="28"/>
-          <w:lang w:val="nl-NL"/>
-        </w:rPr>
-        <w:t>&lt;Ng_giam_sat&gt;</w:t>
-      </w:r>
-      <w:r>
-        <w:rPr>
-          <w:sz w:val="28"/>
-          <w:szCs w:val="28"/>
-          <w:lang w:val="nl-NL"/>
-        </w:rPr>
-        <w:t xml:space="preserve"> </w:t>
-      </w:r>
-      <w:r>
-        <w:rPr>
-          <w:bCs/>
-          <w:iCs/>
-          <w:sz w:val="28"/>
-          <w:szCs w:val="28"/>
-          <w:lang w:val="nl-NL"/>
-        </w:rPr>
-        <w:t xml:space="preserve">có nhiệm vụ giám sát hoạt động của Đoàn </w:t>
-      </w:r>
-      <w:r>
-        <w:rPr>
-          <w:sz w:val="28"/>
-          <w:szCs w:val="28"/>
-          <w:lang w:val="nl-NL"/>
-        </w:rPr>
-        <w:t xml:space="preserve">kiểm </w:t>
-      </w:r>
-      <w:r>
-        <w:rPr>
-          <w:sz w:val="28"/>
-          <w:szCs w:val="28"/>
-          <w:lang w:val="nl-NL"/>
-        </w:rPr>
-        <w:t>tra</w:t>
-      </w:r>
-      <w:r>
-        <w:rPr>
-          <w:sz w:val="28"/>
-          <w:szCs w:val="28"/>
-          <w:lang w:val="nl-NL"/>
-        </w:rPr>
-        <w:t xml:space="preserve"> </w:t>
-      </w:r>
-      <w:r>
-        <w:rPr>
-          <w:bCs/>
-          <w:iCs/>
-          <w:sz w:val="28"/>
-          <w:szCs w:val="28"/>
-          <w:lang w:val="nl-NL"/>
-        </w:rPr>
-        <w:t xml:space="preserve">thuế </w:t>
-      </w:r>
-      <w:r>
-        <w:rPr>
-          <w:bCs/>
-          <w:iCs/>
-          <w:sz w:val="28"/>
-          <w:szCs w:val="28"/>
-          <w:lang w:val="nl-NL"/>
-        </w:rPr>
-        <w:t xml:space="preserve">theo quy định tại Quy chế giám sát hoạt động của Đoàn </w:t>
-      </w:r>
-      <w:r>
-        <w:rPr>
-          <w:sz w:val="28"/>
-          <w:szCs w:val="28"/>
-          <w:lang w:val="nl-NL"/>
-        </w:rPr>
-        <w:t xml:space="preserve">kiểm </w:t>
-      </w:r>
-      <w:r>
-        <w:rPr>
-          <w:sz w:val="28"/>
-          <w:szCs w:val="28"/>
-          <w:lang w:val="nl-NL"/>
-        </w:rPr>
-        <w:t>tra</w:t>
-      </w:r>
-      <w:r>
-        <w:rPr>
-          <w:sz w:val="28"/>
-          <w:szCs w:val="28"/>
-          <w:lang w:val="nl-NL"/>
-        </w:rPr>
-        <w:t xml:space="preserve"> </w:t>
-      </w:r>
-      <w:r>
-        <w:rPr>
-          <w:bCs/>
-          <w:iCs/>
-          <w:sz w:val="28"/>
-          <w:szCs w:val="28"/>
-          <w:lang w:val="nl-NL"/>
-        </w:rPr>
-        <w:t>thuế.</w:t>
-      </w:r>
-    </w:p>
-    <w:p>
-      <w:pPr>
-        <w:ind w:firstLine="561"/>
-        <w:jc w:val="both"/>
-        <w:rPr>
           <w:sz w:val="22"/>
           <w:szCs w:val="22"/>
           <w:lang w:val="nl-NL"/>
@@ -1567,184 +1879,6 @@
       </w:pPr>
       <w:r>
         <w:rPr>
-          <w:b/>
-          <w:bCs/>
-          <w:iCs/>
-          <w:sz w:val="28"/>
-          <w:szCs w:val="28"/>
-          <w:lang w:val="nl-NL"/>
-        </w:rPr>
-        <w:t>Điều 4</w:t>
-      </w:r>
-      <w:r>
-        <w:rPr>
-          <w:b/>
-          <w:bCs/>
-          <w:iCs/>
-          <w:sz w:val="28"/>
-          <w:szCs w:val="28"/>
-          <w:lang w:val="nl-NL"/>
-        </w:rPr>
-        <w:t>.</w:t>
-      </w:r>
-      <w:r>
-        <w:rPr>
-          <w:bCs/>
-          <w:iCs/>
-          <w:sz w:val="28"/>
-          <w:szCs w:val="28"/>
-          <w:lang w:val="nl-NL"/>
-        </w:rPr>
-        <w:t xml:space="preserve"> </w:t>
-      </w:r>
-      <w:r>
-        <w:rPr>
-          <w:sz w:val="28"/>
-          <w:szCs w:val="28"/>
-          <w:lang w:val="nl-NL"/>
-        </w:rPr>
-        <w:t>&lt;Ng_giam_sat&gt;</w:t>
-      </w:r>
-      <w:r>
-        <w:rPr>
-          <w:bCs/>
-          <w:iCs/>
-          <w:sz w:val="28"/>
-          <w:szCs w:val="28"/>
-          <w:lang w:val="nl-NL"/>
-        </w:rPr>
-        <w:t xml:space="preserve">, </w:t>
-      </w:r>
-      <w:r>
-        <w:rPr>
-          <w:bCs/>
-          <w:iCs/>
-          <w:sz w:val="28"/>
-          <w:szCs w:val="28"/>
-          <w:lang w:val="nl-NL"/>
-        </w:rPr>
-        <w:t>Đ</w:t>
-      </w:r>
-      <w:r>
-        <w:rPr>
-          <w:bCs/>
-          <w:iCs/>
-          <w:sz w:val="28"/>
-          <w:szCs w:val="28"/>
-          <w:lang w:val="nl-NL"/>
-        </w:rPr>
-        <w:t xml:space="preserve">oàn </w:t>
-      </w:r>
-      <w:r>
-        <w:rPr>
-          <w:sz w:val="28"/>
-          <w:szCs w:val="28"/>
-          <w:lang w:val="nl-NL"/>
-        </w:rPr>
-        <w:t xml:space="preserve">kiểm </w:t>
-      </w:r>
-      <w:r>
-        <w:rPr>
-          <w:sz w:val="28"/>
-          <w:szCs w:val="28"/>
-          <w:lang w:val="nl-NL"/>
-        </w:rPr>
-        <w:t>tra</w:t>
-      </w:r>
-      <w:r>
-        <w:rPr>
-          <w:sz w:val="28"/>
-          <w:szCs w:val="28"/>
-          <w:lang w:val="nl-NL"/>
-        </w:rPr>
-        <w:t xml:space="preserve"> </w:t>
-      </w:r>
-      <w:r>
-        <w:rPr>
-          <w:sz w:val="28"/>
-          <w:szCs w:val="28"/>
-          <w:lang w:val="nl-NL"/>
-        </w:rPr>
-        <w:t>thuế</w:t>
-      </w:r>
-      <w:r>
-        <w:rPr>
-          <w:bCs/>
-          <w:iCs/>
-          <w:sz w:val="28"/>
-          <w:szCs w:val="28"/>
-          <w:lang w:val="nl-NL"/>
-        </w:rPr>
-        <w:t>,</w:t>
-      </w:r>
-      <w:r>
-        <w:rPr>
-          <w:bCs/>
-          <w:iCs/>
-          <w:sz w:val="28"/>
-          <w:szCs w:val="28"/>
-          <w:lang w:val="nl-NL"/>
-        </w:rPr>
-        <w:t xml:space="preserve"> </w:t>
-      </w:r>
-      <w:r>
-        <w:rPr>
-          <w:color w:val="000000" w:themeColor="text1"/>
-          <w:sz w:val="28"/>
-          <w:szCs w:val="28"/>
-          <w:lang w:val="nl-NL"/>
-        </w:rPr>
-        <w:t>&lt;ten_dv&gt;</w:t>
-      </w:r>
-      <w:r>
-        <w:rPr>
-          <w:color w:val="FF0000"/>
-          <w:sz w:val="28"/>
-          <w:szCs w:val="28"/>
-          <w:lang w:val="nl-NL"/>
-        </w:rPr>
-        <w:t xml:space="preserve"> </w:t>
-      </w:r>
-      <w:r>
-        <w:rPr>
-          <w:color w:val="000000" w:themeColor="text1"/>
-          <w:sz w:val="28"/>
-          <w:szCs w:val="28"/>
-          <w:lang w:val="nl-NL"/>
-        </w:rPr>
-        <w:t>và các tổ chức, cá nhân có liên quan</w:t>
-      </w:r>
-      <w:r>
-        <w:rPr>
-          <w:color w:val="FF0000"/>
-          <w:sz w:val="28"/>
-          <w:szCs w:val="28"/>
-          <w:lang w:val="nl-NL"/>
-        </w:rPr>
-        <w:t xml:space="preserve"> </w:t>
-      </w:r>
-      <w:r>
-        <w:rPr>
-          <w:bCs/>
-          <w:iCs/>
-          <w:sz w:val="28"/>
-          <w:szCs w:val="28"/>
-          <w:lang w:val="nl-NL"/>
-        </w:rPr>
-        <w:t>chịu trách nhiệm thi hành Quyết định này</w:t>
-      </w:r>
-      <w:r>
-        <w:rPr>
-          <w:bCs/>
-          <w:iCs/>
-          <w:sz w:val="28"/>
-          <w:szCs w:val="28"/>
-          <w:lang w:val="nl-NL"/>
-        </w:rPr>
-        <w:t>./.</w:t>
-      </w:r>
-      <w:r>
-        <w:rPr>
           <w:sz w:val="28"/>
           <w:szCs w:val="28"/>
           <w:lang w:val="nl-NL"/>
@@ -1766,70 +1900,6 @@
           <w:lang w:val="nl-NL"/>
         </w:rPr>
         <w:tab/>
-      </w:r>
-    </w:p>
-    <w:p>
-      <w:pPr>
-        <w:tabs>
-          <w:tab w:val="center" w:pos="6804"/>
-        </w:tabs>
-        <w:ind w:right="119"/>
-        <w:jc w:val="both"/>
-        <w:rPr>
-          <w:sz w:val="28"/>
-          <w:szCs w:val="28"/>
-          <w:lang w:val="nl-NL"/>
-        </w:rPr>
-      </w:pPr>
-      <w:r>
-        <w:rPr>
-          <w:b/>
-          <w:i/>
-          <w:sz w:val="24"/>
-          <w:szCs w:val="24"/>
-          <w:lang w:val="nl-NL"/>
-        </w:rPr>
-        <w:t>Nơi nhận</w:t>
-      </w:r>
-      <w:r>
-        <w:rPr>
-          <w:b/>
-          <w:i/>
-          <w:sz w:val="24"/>
-          <w:szCs w:val="28"/>
-          <w:lang w:val="nl-NL"/>
-        </w:rPr>
-        <w:t>:</w:t>
-      </w:r>
-      <w:r>
-        <w:rPr>
-          <w:b/>
-          <w:i/>
-          <w:sz w:val="28"/>
-          <w:szCs w:val="28"/>
-          <w:lang w:val="nl-NL"/>
-        </w:rPr>
-        <w:t xml:space="preserve"> </w:t>
-      </w:r>
-      <w:r>
-        <w:rPr>
-          <w:b/>
-          <w:i/>
-          <w:sz w:val="28"/>
-          <w:szCs w:val="28"/>
-          <w:lang w:val="nl-NL"/>
-        </w:rPr>
-        <w:tab/>
-      </w:r>
-      <w:r>
-        <w:rPr>
-          <w:b/>
-          <w:iCs/>
-          <w:sz w:val="28"/>
-          <w:szCs w:val="28"/>
-          <w:lang w:val="nl-NL"/>
-        </w:rPr>
-        <w:t>&lt;hinh_thuc_ky&gt;</w:t>
       </w:r>
     </w:p>
     <w:p>
@@ -1839,33 +1909,48 @@
         </w:tabs>
         <w:jc w:val="both"/>
         <w:rPr>
-          <w:b/>
-          <w:sz w:val="22"/>
-          <w:szCs w:val="22"/>
-          <w:lang w:val="nl-NL"/>
-        </w:rPr>
-      </w:pPr>
-      <w:r>
-        <w:rPr>
-          <w:sz w:val="22"/>
-          <w:szCs w:val="22"/>
-          <w:lang w:val="nl-NL"/>
-        </w:rPr>
-        <w:t>- Như Điều 4</w:t>
-      </w:r>
-      <w:r>
-        <w:rPr>
-          <w:sz w:val="22"/>
-          <w:szCs w:val="22"/>
-          <w:lang w:val="nl-NL"/>
-        </w:rPr>
-        <w:t>;</w:t>
-      </w:r>
-      <w:r>
-        <w:rPr>
-          <w:b/>
-          <w:sz w:val="22"/>
-          <w:szCs w:val="22"/>
+          <w:sz w:val="28"/>
+          <w:szCs w:val="28"/>
+          <w:lang w:val="nl-NL"/>
+        </w:rPr>
+      </w:pPr>
+      <w:r>
+        <w:rPr>
+          <w:b/>
+          <w:i/>
+          <w:sz w:val="24"/>
+          <w:szCs w:val="24"/>
+          <w:lang w:val="nl-NL"/>
+        </w:rPr>
+        <w:lastRenderedPageBreak/>
+        <w:t>Nơi nhận</w:t>
+      </w:r>
+      <w:r>
+        <w:rPr>
+          <w:b/>
+          <w:i/>
+          <w:sz w:val="24"/>
+          <w:szCs w:val="28"/>
+          <w:lang w:val="nl-NL"/>
+        </w:rPr>
+        <w:t>:</w:t>
+      </w:r>
+      <w:r>
+        <w:rPr>
+          <w:b/>
+          <w:i/>
+          <w:sz w:val="28"/>
+          <w:szCs w:val="28"/>
+          <w:lang w:val="nl-NL"/>
+        </w:rPr>
+        <w:t xml:space="preserve"> </w:t>
+      </w:r>
+      <w:r>
+        <w:rPr>
+          <w:b/>
+          <w:i/>
+          <w:sz w:val="28"/>
+          <w:szCs w:val="28"/>
           <w:lang w:val="nl-NL"/>
         </w:rPr>
         <w:tab/>
@@ -1873,20 +1958,12 @@
       <w:r>
         <w:rPr>
           <w:b/>
-          <w:sz w:val="28"/>
-          <w:szCs w:val="28"/>
-          <w:lang w:val="nl-NL"/>
-        </w:rPr>
-        <w:t>&lt;LD_CUC&gt;</w:t>
-      </w:r>
-      <w:r>
-        <w:rPr>
-          <w:b/>
-          <w:sz w:val="22"/>
-          <w:szCs w:val="22"/>
-          <w:lang w:val="nl-NL"/>
-        </w:rPr>
-        <w:t xml:space="preserve"> </w:t>
+          <w:iCs/>
+          <w:sz w:val="28"/>
+          <w:szCs w:val="28"/>
+          <w:lang w:val="nl-NL"/>
+        </w:rPr>
+        <w:t>&lt;hinh_thuc_ky&gt;</w:t>
       </w:r>
     </w:p>
     <w:p>
@@ -1896,6 +1973,7 @@
         </w:tabs>
         <w:jc w:val="both"/>
         <w:rPr>
+          <w:b/>
           <w:sz w:val="22"/>
           <w:szCs w:val="22"/>
           <w:lang w:val="nl-NL"/>
@@ -1907,7 +1985,7 @@
           <w:szCs w:val="22"/>
           <w:lang w:val="nl-NL"/>
         </w:rPr>
-        <w:t>- Lưu:</w:t>
+        <w:t>- Như Điều 4</w:t>
       </w:r>
       <w:r>
         <w:rPr>
@@ -1915,31 +1993,95 @@
           <w:szCs w:val="22"/>
           <w:lang w:val="nl-NL"/>
         </w:rPr>
-        <w:t xml:space="preserve"> VT, </w:t>
-      </w:r>
-      <w:r>
-        <w:rPr>
+        <w:t>;</w:t>
+      </w:r>
+      <w:r>
+        <w:rPr>
+          <w:b/>
           <w:sz w:val="22"/>
           <w:szCs w:val="22"/>
           <w:lang w:val="nl-NL"/>
         </w:rPr>
-        <w:t>KT</w:t>
-      </w:r>
-      <w:r>
-        <w:rPr>
+        <w:tab/>
+      </w:r>
+      <w:r>
+        <w:rPr>
+          <w:b/>
+          <w:sz w:val="28"/>
+          <w:szCs w:val="28"/>
+          <w:lang w:val="nl-NL"/>
+        </w:rPr>
+        <w:t>&lt;LD_CUC&gt;</w:t>
+      </w:r>
+      <w:r>
+        <w:rPr>
+          <w:b/>
           <w:sz w:val="22"/>
           <w:szCs w:val="22"/>
           <w:lang w:val="nl-NL"/>
         </w:rPr>
-        <w:t>2</w:t>
-      </w:r>
-      <w:r>
+        <w:t xml:space="preserve"> </w:t>
+      </w:r>
+    </w:p>
+    <w:p>
+      <w:pPr>
+        <w:tabs>
+          <w:tab w:val="center" w:pos="6804"/>
+        </w:tabs>
+        <w:jc w:val="both"/>
         <w:rPr>
           <w:sz w:val="22"/>
           <w:szCs w:val="22"/>
           <w:lang w:val="nl-NL"/>
         </w:rPr>
-        <w:t xml:space="preserve"> (03b).</w:t>
+      </w:pPr>
+      <w:r>
+        <w:rPr>
+          <w:sz w:val="22"/>
+          <w:szCs w:val="22"/>
+          <w:lang w:val="nl-NL"/>
+        </w:rPr>
+        <w:t>- Lưu:</w:t>
+      </w:r>
+      <w:r>
+        <w:rPr>
+          <w:sz w:val="22"/>
+          <w:szCs w:val="22"/>
+          <w:lang w:val="nl-NL"/>
+        </w:rPr>
+        <w:t xml:space="preserve"> VT, </w:t>
+      </w:r>
+      <w:r>
+        <w:rPr>
+          <w:sz w:val="22"/>
+          <w:szCs w:val="22"/>
+          <w:lang w:val="nl-NL"/>
+        </w:rPr>
+        <w:t>KT</w:t>
+      </w:r>
+      <w:r>
+        <w:rPr>
+          <w:sz w:val="22"/>
+          <w:szCs w:val="22"/>
+          <w:lang w:val="nl-NL"/>
+        </w:rPr>
+        <w:t>r2</w:t>
+      </w:r>
+      <w:r>
+        <w:rPr>
+          <w:sz w:val="22"/>
+          <w:szCs w:val="22"/>
+          <w:lang w:val="nl-NL"/>
+        </w:rPr>
+        <w:t xml:space="preserve"> </w:t>
+      </w:r>
+      <w:r>
+        <w:rPr>
+          <w:sz w:val="22"/>
+          <w:szCs w:val="22"/>
+          <w:lang w:val="nl-NL"/>
+        </w:rPr>
+        <w:t>(03b).</w:t>
       </w:r>
     </w:p>
     <w:p>
@@ -2081,7 +2223,7 @@
     <w:sectPr>
       <w:footerReference w:type="default" r:id="rId7"/>
       <w:pgSz w:w="11906" w:h="16838" w:code="9"/>
-      <w:pgMar w:top="851" w:right="1021" w:bottom="851" w:left="1531" w:header="284" w:footer="227" w:gutter="0"/>
+      <w:pgMar w:top="1134" w:right="1134" w:bottom="1134" w:left="1701" w:header="284" w:footer="227" w:gutter="0"/>
       <w:cols w:space="720"/>
       <w:docGrid w:linePitch="360"/>
     </w:sectPr>
@@ -2798,6 +2940,7 @@
   <w:style w:type="character" w:default="1" w:styleId="DefaultParagraphFont">
     <w:name w:val="Default Paragraph Font"/>
     <w:uiPriority w:val="1"/>
+    <w:semiHidden/>
     <w:unhideWhenUsed/>
   </w:style>
   <w:style w:type="table" w:default="1" w:styleId="TableNormal">

--- a/static/media/5.qd_giam_sat_ktr_dot_xuat.docx
+++ b/static/media/5.qd_giam_sat_ktr_dot_xuat.docx
@@ -147,7 +147,7 @@
           </mc:Choice>
           <mc:Fallback>
             <w:pict>
-              <v:line w14:anchorId="034EBE34" id="Line 14" o:spid="_x0000_s1026" style="position:absolute;z-index:251662848;visibility:visible;mso-wrap-style:square;mso-width-percent:0;mso-height-percent:0;mso-wrap-distance-left:9pt;mso-wrap-distance-top:0;mso-wrap-distance-right:9pt;mso-wrap-distance-bottom:0;mso-position-horizontal:absolute;mso-position-horizontal-relative:text;mso-position-vertical:absolute;mso-position-vertical-relative:text;mso-width-percent:0;mso-height-percent:0;mso-width-relative:page;mso-height-relative:page" from="253.95pt,15.65pt" to="401.2pt,15.65pt" o:gfxdata="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"/>
+              <v:line w14:anchorId="4745EE75" id="Line 14" o:spid="_x0000_s1026" style="position:absolute;z-index:251662848;visibility:visible;mso-wrap-style:square;mso-width-percent:0;mso-height-percent:0;mso-wrap-distance-left:9pt;mso-wrap-distance-top:0;mso-wrap-distance-right:9pt;mso-wrap-distance-bottom:0;mso-position-horizontal:absolute;mso-position-horizontal-relative:text;mso-position-vertical:absolute;mso-position-vertical-relative:text;mso-width-percent:0;mso-height-percent:0;mso-width-relative:page;mso-height-relative:page" from="253.95pt,15.65pt" to="401.2pt,15.65pt" o:gfxdata="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"/>
             </w:pict>
           </mc:Fallback>
         </mc:AlternateContent>
@@ -222,7 +222,7 @@
           </mc:Choice>
           <mc:Fallback>
             <w:pict>
-              <v:line w14:anchorId="1D6A79F5" id="Line 12" o:spid="_x0000_s1026" style="position:absolute;z-index:251653632;visibility:visible;mso-wrap-style:square;mso-width-percent:0;mso-height-percent:0;mso-wrap-distance-left:9pt;mso-wrap-distance-top:0;mso-wrap-distance-right:9pt;mso-wrap-distance-bottom:0;mso-position-horizontal:absolute;mso-position-horizontal-relative:text;mso-position-vertical:absolute;mso-position-vertical-relative:text;mso-width-percent:0;mso-height-percent:0;mso-width-relative:page;mso-height-relative:page" from="50.1pt,16.2pt" to="113.1pt,16.2pt" o:gfxdata="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"/>
+              <v:line w14:anchorId="23421848" id="Line 12" o:spid="_x0000_s1026" style="position:absolute;z-index:251653632;visibility:visible;mso-wrap-style:square;mso-width-percent:0;mso-height-percent:0;mso-wrap-distance-left:9pt;mso-wrap-distance-top:0;mso-wrap-distance-right:9pt;mso-wrap-distance-bottom:0;mso-position-horizontal:absolute;mso-position-horizontal-relative:text;mso-position-vertical:absolute;mso-position-vertical-relative:text;mso-width-percent:0;mso-height-percent:0;mso-width-relative:page;mso-height-relative:page" from="50.1pt,16.2pt" to="113.1pt,16.2pt" o:gfxdata="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"/>
             </w:pict>
           </mc:Fallback>
         </mc:AlternateContent>
@@ -357,7 +357,7 @@
           </mc:Choice>
           <mc:Fallback>
             <w:pict>
-              <v:line w14:anchorId="54B9BDA1" id="Line 13" o:spid="_x0000_s1026" style="position:absolute;z-index:251657728;visibility:visible;mso-wrap-style:square;mso-width-percent:0;mso-height-percent:0;mso-wrap-distance-left:9pt;mso-wrap-distance-top:0;mso-wrap-distance-right:9pt;mso-wrap-distance-bottom:0;mso-position-horizontal:absolute;mso-position-horizontal-relative:text;mso-position-vertical:absolute;mso-position-vertical-relative:text;mso-width-percent:0;mso-height-percent:0;mso-width-relative:page;mso-height-relative:page" from="34.65pt,1.9pt" to="34.65pt,1.9pt" o:gfxdata="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"/>
+              <v:line w14:anchorId="48106230" id="Line 13" o:spid="_x0000_s1026" style="position:absolute;z-index:251657728;visibility:visible;mso-wrap-style:square;mso-width-percent:0;mso-height-percent:0;mso-wrap-distance-left:9pt;mso-wrap-distance-top:0;mso-wrap-distance-right:9pt;mso-wrap-distance-bottom:0;mso-position-horizontal:absolute;mso-position-horizontal-relative:text;mso-position-vertical:absolute;mso-position-vertical-relative:text;mso-width-percent:0;mso-height-percent:0;mso-width-relative:page;mso-height-relative:page" from="34.65pt,1.9pt" to="34.65pt,1.9pt" o:gfxdata="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"/>
             </w:pict>
           </mc:Fallback>
         </mc:AlternateContent>
@@ -664,7 +664,7 @@
           </mc:Choice>
           <mc:Fallback>
             <w:pict>
-              <v:line w14:anchorId="6F5D8671" id="Line 15" o:spid="_x0000_s1026" style="position:absolute;z-index:251666944;visibility:visible;mso-wrap-style:square;mso-width-percent:0;mso-height-percent:0;mso-wrap-distance-left:9pt;mso-wrap-distance-top:0;mso-wrap-distance-right:9pt;mso-wrap-distance-bottom:0;mso-position-horizontal:absolute;mso-position-horizontal-relative:text;mso-position-vertical:absolute;mso-position-vertical-relative:text;mso-width-percent:0;mso-height-percent:0;mso-width-relative:page;mso-height-relative:page" from="169.15pt,2.8pt" to="285.25pt,2.8pt" o:gfxdata="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"/>
+              <v:line w14:anchorId="02363E83" id="Line 15" o:spid="_x0000_s1026" style="position:absolute;z-index:251666944;visibility:visible;mso-wrap-style:square;mso-width-percent:0;mso-height-percent:0;mso-wrap-distance-left:9pt;mso-wrap-distance-top:0;mso-wrap-distance-right:9pt;mso-wrap-distance-bottom:0;mso-position-horizontal:absolute;mso-position-horizontal-relative:text;mso-position-vertical:absolute;mso-position-vertical-relative:text;mso-width-percent:0;mso-height-percent:0;mso-width-relative:page;mso-height-relative:page" from="169.15pt,2.8pt" to="285.25pt,2.8pt" o:gfxdata="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"/>
             </w:pict>
           </mc:Fallback>
         </mc:AlternateContent>
@@ -1083,7 +1083,7 @@
           <w:sz w:val="28"/>
           <w:szCs w:val="28"/>
         </w:rPr>
-        <w:t>Phòng Kiểm tra số 2</w:t>
+        <w:t>Kiểm tra số 2</w:t>
       </w:r>
       <w:r>
         <w:rPr>
@@ -1464,7 +1464,7 @@
           <w:szCs w:val="28"/>
           <w:lang w:val="nl-NL"/>
         </w:rPr>
-        <w:t>Phòng Kiểm tra số 2</w:t>
+        <w:t>Kiểm tra số 2</w:t>
       </w:r>
       <w:r>
         <w:rPr>

--- a/static/media/5.qd_giam_sat_ktr_dot_xuat.docx
+++ b/static/media/5.qd_giam_sat_ktr_dot_xuat.docx
@@ -147,7 +147,7 @@
           </mc:Choice>
           <mc:Fallback>
             <w:pict>
-              <v:line w14:anchorId="4745EE75" id="Line 14" o:spid="_x0000_s1026" style="position:absolute;z-index:251662848;visibility:visible;mso-wrap-style:square;mso-width-percent:0;mso-height-percent:0;mso-wrap-distance-left:9pt;mso-wrap-distance-top:0;mso-wrap-distance-right:9pt;mso-wrap-distance-bottom:0;mso-position-horizontal:absolute;mso-position-horizontal-relative:text;mso-position-vertical:absolute;mso-position-vertical-relative:text;mso-width-percent:0;mso-height-percent:0;mso-width-relative:page;mso-height-relative:page" from="253.95pt,15.65pt" to="401.2pt,15.65pt" o:gfxdata="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"/>
+              <v:line w14:anchorId="48EC0E51" id="Line 14" o:spid="_x0000_s1026" style="position:absolute;z-index:251662848;visibility:visible;mso-wrap-style:square;mso-width-percent:0;mso-height-percent:0;mso-wrap-distance-left:9pt;mso-wrap-distance-top:0;mso-wrap-distance-right:9pt;mso-wrap-distance-bottom:0;mso-position-horizontal:absolute;mso-position-horizontal-relative:text;mso-position-vertical:absolute;mso-position-vertical-relative:text;mso-width-percent:0;mso-height-percent:0;mso-width-relative:page;mso-height-relative:page" from="253.95pt,15.65pt" to="401.2pt,15.65pt" o:gfxdata="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"/>
             </w:pict>
           </mc:Fallback>
         </mc:AlternateContent>
@@ -222,7 +222,7 @@
           </mc:Choice>
           <mc:Fallback>
             <w:pict>
-              <v:line w14:anchorId="23421848" id="Line 12" o:spid="_x0000_s1026" style="position:absolute;z-index:251653632;visibility:visible;mso-wrap-style:square;mso-width-percent:0;mso-height-percent:0;mso-wrap-distance-left:9pt;mso-wrap-distance-top:0;mso-wrap-distance-right:9pt;mso-wrap-distance-bottom:0;mso-position-horizontal:absolute;mso-position-horizontal-relative:text;mso-position-vertical:absolute;mso-position-vertical-relative:text;mso-width-percent:0;mso-height-percent:0;mso-width-relative:page;mso-height-relative:page" from="50.1pt,16.2pt" to="113.1pt,16.2pt" o:gfxdata="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"/>
+              <v:line w14:anchorId="7C23664D" id="Line 12" o:spid="_x0000_s1026" style="position:absolute;z-index:251653632;visibility:visible;mso-wrap-style:square;mso-width-percent:0;mso-height-percent:0;mso-wrap-distance-left:9pt;mso-wrap-distance-top:0;mso-wrap-distance-right:9pt;mso-wrap-distance-bottom:0;mso-position-horizontal:absolute;mso-position-horizontal-relative:text;mso-position-vertical:absolute;mso-position-vertical-relative:text;mso-width-percent:0;mso-height-percent:0;mso-width-relative:page;mso-height-relative:page" from="50.1pt,16.2pt" to="113.1pt,16.2pt" o:gfxdata="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"/>
             </w:pict>
           </mc:Fallback>
         </mc:AlternateContent>
@@ -357,7 +357,7 @@
           </mc:Choice>
           <mc:Fallback>
             <w:pict>
-              <v:line w14:anchorId="48106230" id="Line 13" o:spid="_x0000_s1026" style="position:absolute;z-index:251657728;visibility:visible;mso-wrap-style:square;mso-width-percent:0;mso-height-percent:0;mso-wrap-distance-left:9pt;mso-wrap-distance-top:0;mso-wrap-distance-right:9pt;mso-wrap-distance-bottom:0;mso-position-horizontal:absolute;mso-position-horizontal-relative:text;mso-position-vertical:absolute;mso-position-vertical-relative:text;mso-width-percent:0;mso-height-percent:0;mso-width-relative:page;mso-height-relative:page" from="34.65pt,1.9pt" to="34.65pt,1.9pt" o:gfxdata="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"/>
+              <v:line w14:anchorId="41833B8B" id="Line 13" o:spid="_x0000_s1026" style="position:absolute;z-index:251657728;visibility:visible;mso-wrap-style:square;mso-width-percent:0;mso-height-percent:0;mso-wrap-distance-left:9pt;mso-wrap-distance-top:0;mso-wrap-distance-right:9pt;mso-wrap-distance-bottom:0;mso-position-horizontal:absolute;mso-position-horizontal-relative:text;mso-position-vertical:absolute;mso-position-vertical-relative:text;mso-width-percent:0;mso-height-percent:0;mso-width-relative:page;mso-height-relative:page" from="34.65pt,1.9pt" to="34.65pt,1.9pt" o:gfxdata="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"/>
             </w:pict>
           </mc:Fallback>
         </mc:AlternateContent>
@@ -664,7 +664,7 @@
           </mc:Choice>
           <mc:Fallback>
             <w:pict>
-              <v:line w14:anchorId="02363E83" id="Line 15" o:spid="_x0000_s1026" style="position:absolute;z-index:251666944;visibility:visible;mso-wrap-style:square;mso-width-percent:0;mso-height-percent:0;mso-wrap-distance-left:9pt;mso-wrap-distance-top:0;mso-wrap-distance-right:9pt;mso-wrap-distance-bottom:0;mso-position-horizontal:absolute;mso-position-horizontal-relative:text;mso-position-vertical:absolute;mso-position-vertical-relative:text;mso-width-percent:0;mso-height-percent:0;mso-width-relative:page;mso-height-relative:page" from="169.15pt,2.8pt" to="285.25pt,2.8pt" o:gfxdata="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"/>
+              <v:line w14:anchorId="4221D2EE" id="Line 15" o:spid="_x0000_s1026" style="position:absolute;z-index:251666944;visibility:visible;mso-wrap-style:square;mso-width-percent:0;mso-height-percent:0;mso-wrap-distance-left:9pt;mso-wrap-distance-top:0;mso-wrap-distance-right:9pt;mso-wrap-distance-bottom:0;mso-position-horizontal:absolute;mso-position-horizontal-relative:text;mso-position-vertical:absolute;mso-position-vertical-relative:text;mso-width-percent:0;mso-height-percent:0;mso-width-relative:page;mso-height-relative:page" from="169.15pt,2.8pt" to="285.25pt,2.8pt" o:gfxdata="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"/>
             </w:pict>
           </mc:Fallback>
         </mc:AlternateContent>
@@ -786,12 +786,32 @@
       <w:r>
         <w:rPr>
           <w:i/>
+          <w:color w:val="000000"/>
+          <w:sz w:val="28"/>
+          <w:szCs w:val="28"/>
+          <w:lang w:val="nl-NL"/>
+        </w:rPr>
+        <w:t>Căn cứ các Luật Thuế, Luật P</w:t>
+      </w:r>
+      <w:r>
+        <w:rPr>
+          <w:i/>
+          <w:color w:val="000000"/>
+          <w:sz w:val="28"/>
+          <w:szCs w:val="28"/>
+          <w:lang w:val="nl-NL"/>
+        </w:rPr>
+        <w:t>hí, lệ phí và các văn bản hướng dẫn thi hành</w:t>
+      </w:r>
+      <w:r>
+        <w:rPr>
+          <w:i/>
           <w:color w:val="000000" w:themeColor="text1"/>
           <w:sz w:val="28"/>
           <w:szCs w:val="28"/>
           <w:lang w:val="nl-NL"/>
         </w:rPr>
-        <w:t>Căn cứ các Luật Thuế, phí, lệ phí và các văn bản hướng dẫn thi hành;</w:t>
+        <w:t>;</w:t>
       </w:r>
     </w:p>
     <w:p>
@@ -1252,15 +1272,7 @@
           <w:szCs w:val="28"/>
           <w:lang w:val="nl-NL"/>
         </w:rPr>
-        <w:t xml:space="preserve"> </w:t>
-      </w:r>
-      <w:r>
-        <w:rPr>
-          <w:sz w:val="28"/>
-          <w:szCs w:val="28"/>
-          <w:lang w:val="nl-NL"/>
-        </w:rPr>
-        <w:t>Trưởng</w:t>
+        <w:t xml:space="preserve"> Trưởng</w:t>
       </w:r>
       <w:r>
         <w:rPr>
@@ -1432,7 +1444,7 @@
           <w:szCs w:val="28"/>
           <w:lang w:val="nl-NL"/>
         </w:rPr>
-        <w:t xml:space="preserve"> –</w:t>
+        <w:t>,</w:t>
       </w:r>
       <w:r>
         <w:rPr>
@@ -1797,7 +1809,7 @@
           <w:szCs w:val="28"/>
           <w:lang w:val="nl-NL"/>
         </w:rPr>
-        <w:t>,</w:t>
+        <w:t xml:space="preserve"> và</w:t>
       </w:r>
       <w:r>
         <w:rPr>
@@ -1817,24 +1829,6 @@
           <w:lang w:val="nl-NL"/>
         </w:rPr>
         <w:t>&lt;ten_dv&gt;</w:t>
-      </w:r>
-      <w:r>
-        <w:rPr>
-          <w:color w:val="FF0000"/>
-          <w:sz w:val="28"/>
-          <w:szCs w:val="28"/>
-          <w:lang w:val="nl-NL"/>
-        </w:rPr>
-        <w:t xml:space="preserve"> </w:t>
-      </w:r>
-      <w:r>
-        <w:rPr>
-          <w:color w:val="000000" w:themeColor="text1"/>
-          <w:sz w:val="28"/>
-          <w:szCs w:val="28"/>
-          <w:lang w:val="nl-NL"/>
-        </w:rPr>
-        <w:t>và các tổ chức, cá nhân có liên quan</w:t>
       </w:r>
       <w:r>
         <w:rPr>

--- a/static/media/5.qd_giam_sat_ktr_dot_xuat.docx
+++ b/static/media/5.qd_giam_sat_ktr_dot_xuat.docx
@@ -147,7 +147,7 @@
           </mc:Choice>
           <mc:Fallback>
             <w:pict>
-              <v:line w14:anchorId="48EC0E51" id="Line 14" o:spid="_x0000_s1026" style="position:absolute;z-index:251662848;visibility:visible;mso-wrap-style:square;mso-width-percent:0;mso-height-percent:0;mso-wrap-distance-left:9pt;mso-wrap-distance-top:0;mso-wrap-distance-right:9pt;mso-wrap-distance-bottom:0;mso-position-horizontal:absolute;mso-position-horizontal-relative:text;mso-position-vertical:absolute;mso-position-vertical-relative:text;mso-width-percent:0;mso-height-percent:0;mso-width-relative:page;mso-height-relative:page" from="253.95pt,15.65pt" to="401.2pt,15.65pt" o:gfxdata="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"/>
+              <v:line w14:anchorId="2CD83A5D" id="Line 14" o:spid="_x0000_s1026" style="position:absolute;z-index:251662848;visibility:visible;mso-wrap-style:square;mso-width-percent:0;mso-height-percent:0;mso-wrap-distance-left:9pt;mso-wrap-distance-top:0;mso-wrap-distance-right:9pt;mso-wrap-distance-bottom:0;mso-position-horizontal:absolute;mso-position-horizontal-relative:text;mso-position-vertical:absolute;mso-position-vertical-relative:text;mso-width-percent:0;mso-height-percent:0;mso-width-relative:page;mso-height-relative:page" from="253.95pt,15.65pt" to="401.2pt,15.65pt" o:gfxdata="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"/>
             </w:pict>
           </mc:Fallback>
         </mc:AlternateContent>
@@ -222,7 +222,7 @@
           </mc:Choice>
           <mc:Fallback>
             <w:pict>
-              <v:line w14:anchorId="7C23664D" id="Line 12" o:spid="_x0000_s1026" style="position:absolute;z-index:251653632;visibility:visible;mso-wrap-style:square;mso-width-percent:0;mso-height-percent:0;mso-wrap-distance-left:9pt;mso-wrap-distance-top:0;mso-wrap-distance-right:9pt;mso-wrap-distance-bottom:0;mso-position-horizontal:absolute;mso-position-horizontal-relative:text;mso-position-vertical:absolute;mso-position-vertical-relative:text;mso-width-percent:0;mso-height-percent:0;mso-width-relative:page;mso-height-relative:page" from="50.1pt,16.2pt" to="113.1pt,16.2pt" o:gfxdata="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"/>
+              <v:line w14:anchorId="4B436FFA" id="Line 12" o:spid="_x0000_s1026" style="position:absolute;z-index:251653632;visibility:visible;mso-wrap-style:square;mso-width-percent:0;mso-height-percent:0;mso-wrap-distance-left:9pt;mso-wrap-distance-top:0;mso-wrap-distance-right:9pt;mso-wrap-distance-bottom:0;mso-position-horizontal:absolute;mso-position-horizontal-relative:text;mso-position-vertical:absolute;mso-position-vertical-relative:text;mso-width-percent:0;mso-height-percent:0;mso-width-relative:page;mso-height-relative:page" from="50.1pt,16.2pt" to="113.1pt,16.2pt" o:gfxdata="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"/>
             </w:pict>
           </mc:Fallback>
         </mc:AlternateContent>
@@ -357,7 +357,7 @@
           </mc:Choice>
           <mc:Fallback>
             <w:pict>
-              <v:line w14:anchorId="41833B8B" id="Line 13" o:spid="_x0000_s1026" style="position:absolute;z-index:251657728;visibility:visible;mso-wrap-style:square;mso-width-percent:0;mso-height-percent:0;mso-wrap-distance-left:9pt;mso-wrap-distance-top:0;mso-wrap-distance-right:9pt;mso-wrap-distance-bottom:0;mso-position-horizontal:absolute;mso-position-horizontal-relative:text;mso-position-vertical:absolute;mso-position-vertical-relative:text;mso-width-percent:0;mso-height-percent:0;mso-width-relative:page;mso-height-relative:page" from="34.65pt,1.9pt" to="34.65pt,1.9pt" o:gfxdata="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"/>
+              <v:line w14:anchorId="1877820E" id="Line 13" o:spid="_x0000_s1026" style="position:absolute;z-index:251657728;visibility:visible;mso-wrap-style:square;mso-width-percent:0;mso-height-percent:0;mso-wrap-distance-left:9pt;mso-wrap-distance-top:0;mso-wrap-distance-right:9pt;mso-wrap-distance-bottom:0;mso-position-horizontal:absolute;mso-position-horizontal-relative:text;mso-position-vertical:absolute;mso-position-vertical-relative:text;mso-width-percent:0;mso-height-percent:0;mso-width-relative:page;mso-height-relative:page" from="34.65pt,1.9pt" to="34.65pt,1.9pt" o:gfxdata="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"/>
             </w:pict>
           </mc:Fallback>
         </mc:AlternateContent>
@@ -367,7 +367,7 @@
       <w:pPr>
         <w:tabs>
           <w:tab w:val="center" w:pos="1701"/>
-          <w:tab w:val="right" w:pos="9354"/>
+          <w:tab w:val="right" w:pos="8505"/>
         </w:tabs>
         <w:spacing w:before="60"/>
         <w:jc w:val="both"/>
@@ -664,7 +664,7 @@
           </mc:Choice>
           <mc:Fallback>
             <w:pict>
-              <v:line w14:anchorId="4221D2EE" id="Line 15" o:spid="_x0000_s1026" style="position:absolute;z-index:251666944;visibility:visible;mso-wrap-style:square;mso-width-percent:0;mso-height-percent:0;mso-wrap-distance-left:9pt;mso-wrap-distance-top:0;mso-wrap-distance-right:9pt;mso-wrap-distance-bottom:0;mso-position-horizontal:absolute;mso-position-horizontal-relative:text;mso-position-vertical:absolute;mso-position-vertical-relative:text;mso-width-percent:0;mso-height-percent:0;mso-width-relative:page;mso-height-relative:page" from="169.15pt,2.8pt" to="285.25pt,2.8pt" o:gfxdata="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"/>
+              <v:line w14:anchorId="732998E5" id="Line 15" o:spid="_x0000_s1026" style="position:absolute;z-index:251666944;visibility:visible;mso-wrap-style:square;mso-width-percent:0;mso-height-percent:0;mso-wrap-distance-left:9pt;mso-wrap-distance-top:0;mso-wrap-distance-right:9pt;mso-wrap-distance-bottom:0;mso-position-horizontal:absolute;mso-position-horizontal-relative:text;mso-position-vertical:absolute;mso-position-vertical-relative:text;mso-width-percent:0;mso-height-percent:0;mso-width-relative:page;mso-height-relative:page" from="169.15pt,2.8pt" to="285.25pt,2.8pt" o:gfxdata="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"/>
             </w:pict>
           </mc:Fallback>
         </mc:AlternateContent>
@@ -831,7 +831,7 @@
           <w:sz w:val="28"/>
           <w:szCs w:val="28"/>
         </w:rPr>
-        <w:t>Căn cứ Quyết định số 1376/QĐ-CT ngày 30/6/2025 của Cục trưởng Cục Thuế về việc ban hành quy định chức năng, nhiệm vụ, quyền hạn và cơ cấu tổ chức của Thuế tỉnh, thành phố thuộc Cục Thuế</w:t>
+        <w:t>Căn cứ Quyết định số 1376/QĐ-CT ngày 30/6/2025 của Cục trưởng Cục Thuế ban hành quy định chức năng, nhiệm vụ, quyền hạn và cơ cấu tổ chức của Thuế tỉnh, thành phố thuộc Cục Thuế</w:t>
       </w:r>
       <w:r>
         <w:rPr>
